--- a/text/Лит_обзор/Основные методы  аугментации.docx
+++ b/text/Лит_обзор/Основные методы  аугментации.docx
@@ -1,6 +1,6 @@
 
 <file path=word/document.xml><?xml version="1.0" encoding="utf-8"?>
-<w:document xmlns:wpc="http://schemas.microsoft.com/office/word/2010/wordprocessingCanvas" xmlns:cx="http://schemas.microsoft.com/office/drawing/2014/chartex" xmlns:cx1="http://schemas.microsoft.com/office/drawing/2015/9/8/chartex" xmlns:cx2="http://schemas.microsoft.com/office/drawing/2015/10/21/chartex" xmlns:cx3="http://schemas.microsoft.com/office/drawing/2016/5/9/chartex" xmlns:cx4="http://schemas.microsoft.com/office/drawing/2016/5/10/chartex" xmlns:cx5="http://schemas.microsoft.com/office/drawing/2016/5/11/chartex" xmlns:cx6="http://schemas.microsoft.com/office/drawing/2016/5/12/chartex" xmlns:cx7="http://schemas.microsoft.com/office/drawing/2016/5/13/chartex" xmlns:cx8="http://schemas.microsoft.com/office/drawing/2016/5/14/chartex" xmlns:mc="http://schemas.openxmlformats.org/markup-compatibility/2006" xmlns:aink="http://schemas.microsoft.com/office/drawing/2016/ink" xmlns:am3d="http://schemas.microsoft.com/office/drawing/2017/model3d" xmlns:o="urn:schemas-microsoft-com:office:office" xmlns:oel="http://schemas.microsoft.com/office/2019/extlst" xmlns:r="http://schemas.openxmlformats.org/officeDocument/2006/relationships" xmlns:m="http://schemas.openxmlformats.org/officeDocument/2006/math" xmlns:v="urn:schemas-microsoft-com:vml" xmlns:wp14="http://schemas.microsoft.com/office/word/2010/wordprocessingDrawing" xmlns:wp="http://schemas.openxmlformats.org/drawingml/2006/wordprocessingDrawing" xmlns:w10="urn:schemas-microsoft-com:office:word" xmlns:w="http://schemas.openxmlformats.org/wordprocessingml/2006/main" xmlns:w14="http://schemas.microsoft.com/office/word/2010/wordml" xmlns:w15="http://schemas.microsoft.com/office/word/2012/wordml" xmlns:w16cex="http://schemas.microsoft.com/office/word/2018/wordml/cex" xmlns:w16cid="http://schemas.microsoft.com/office/word/2016/wordml/cid" xmlns:w16="http://schemas.microsoft.com/office/word/2018/wordml" xmlns:w16du="http://schemas.microsoft.com/office/word/2023/wordml/word16du" xmlns:w16sdtdh="http://schemas.microsoft.com/office/word/2020/wordml/sdtdatahash" xmlns:w16sdtfl="http://schemas.microsoft.com/office/word/2024/wordml/sdtformatlock" xmlns:w16se="http://schemas.microsoft.com/office/word/2015/wordml/symex" xmlns:wpg="http://schemas.microsoft.com/office/word/2010/wordprocessingGroup" xmlns:wpi="http://schemas.microsoft.com/office/word/2010/wordprocessingInk" xmlns:wne="http://schemas.microsoft.com/office/word/2006/wordml" xmlns:wps="http://schemas.microsoft.com/office/word/2010/wordprocessingShape" mc:Ignorable="w14 w15 w16se w16cid w16 w16cex w16sdtdh w16sdtfl w16du wp14">
+<w:document xmlns:wpc="http://schemas.microsoft.com/office/word/2010/wordprocessingCanvas" xmlns:cx="http://schemas.microsoft.com/office/drawing/2014/chartex" xmlns:cx1="http://schemas.microsoft.com/office/drawing/2015/9/8/chartex" xmlns:cx2="http://schemas.microsoft.com/office/drawing/2015/10/21/chartex" xmlns:cx3="http://schemas.microsoft.com/office/drawing/2016/5/9/chartex" xmlns:cx4="http://schemas.microsoft.com/office/drawing/2016/5/10/chartex" xmlns:cx5="http://schemas.microsoft.com/office/drawing/2016/5/11/chartex" xmlns:cx6="http://schemas.microsoft.com/office/drawing/2016/5/12/chartex" xmlns:cx7="http://schemas.microsoft.com/office/drawing/2016/5/13/chartex" xmlns:cx8="http://schemas.microsoft.com/office/drawing/2016/5/14/chartex" xmlns:mc="http://schemas.openxmlformats.org/markup-compatibility/2006" xmlns:aink="http://schemas.microsoft.com/office/drawing/2016/ink" xmlns:am3d="http://schemas.microsoft.com/office/drawing/2017/model3d" xmlns:o="urn:schemas-microsoft-com:office:office" xmlns:r="http://schemas.openxmlformats.org/officeDocument/2006/relationships" xmlns:m="http://schemas.openxmlformats.org/officeDocument/2006/math" xmlns:v="urn:schemas-microsoft-com:vml" xmlns:wp14="http://schemas.microsoft.com/office/word/2010/wordprocessingDrawing" xmlns:wp="http://schemas.openxmlformats.org/drawingml/2006/wordprocessingDrawing" xmlns:w10="urn:schemas-microsoft-com:office:word" xmlns:w="http://schemas.openxmlformats.org/wordprocessingml/2006/main" xmlns:w14="http://schemas.microsoft.com/office/word/2010/wordml" xmlns:w15="http://schemas.microsoft.com/office/word/2012/wordml" xmlns:w16cex="http://schemas.microsoft.com/office/word/2018/wordml/cex" xmlns:w16cid="http://schemas.microsoft.com/office/word/2016/wordml/cid" xmlns:w16="http://schemas.microsoft.com/office/word/2018/wordml" xmlns:w16sdtdh="http://schemas.microsoft.com/office/word/2020/wordml/sdtdatahash" xmlns:w16se="http://schemas.microsoft.com/office/word/2015/wordml/symex" xmlns:wpg="http://schemas.microsoft.com/office/word/2010/wordprocessingGroup" xmlns:wpi="http://schemas.microsoft.com/office/word/2010/wordprocessingInk" xmlns:wne="http://schemas.microsoft.com/office/word/2006/wordml" xmlns:wps="http://schemas.microsoft.com/office/word/2010/wordprocessingShape" mc:Ignorable="w14 w15 w16se w16cid w16 w16cex w16sdtdh wp14">
   <w:body>
     <w:p>
       <w:pPr>
@@ -451,6 +451,84 @@
                 <w:lang w:val="en-US" w:eastAsia="ru-RU"/>
               </w:rPr>
             </w:pPr>
+            <w:r>
+              <w:rPr>
+                <w:lang w:val="en-US" w:eastAsia="ru-RU"/>
+              </w:rPr>
+              <w:t>API</w:t>
+            </w:r>
+          </w:p>
+        </w:tc>
+        <w:tc>
+          <w:tcPr>
+            <w:tcW w:w="983" w:type="dxa"/>
+          </w:tcPr>
+          <w:p>
+            <w:pPr>
+              <w:ind w:firstLine="0"/>
+              <w:rPr>
+                <w:lang w:eastAsia="ru-RU"/>
+              </w:rPr>
+            </w:pPr>
+            <w:r>
+              <w:rPr>
+                <w:lang w:eastAsia="ru-RU"/>
+              </w:rPr>
+              <w:sym w:font="Symbol" w:char="F02D"/>
+            </w:r>
+            <w:r>
+              <w:rPr>
+                <w:lang w:eastAsia="ru-RU"/>
+              </w:rPr>
+              <w:sym w:font="Symbol" w:char="F0BE"/>
+            </w:r>
+          </w:p>
+        </w:tc>
+        <w:tc>
+          <w:tcPr>
+            <w:tcW w:w="7222" w:type="dxa"/>
+          </w:tcPr>
+          <w:p>
+            <w:pPr>
+              <w:ind w:firstLine="0"/>
+              <w:rPr>
+                <w:lang w:eastAsia="ru-RU"/>
+              </w:rPr>
+            </w:pPr>
+          </w:p>
+        </w:tc>
+      </w:tr>
+      <w:tr>
+        <w:tc>
+          <w:tcPr>
+            <w:tcW w:w="1150" w:type="dxa"/>
+          </w:tcPr>
+          <w:p>
+            <w:pPr>
+              <w:ind w:firstLine="0"/>
+              <w:rPr>
+                <w:lang w:val="en-US" w:eastAsia="ru-RU"/>
+              </w:rPr>
+            </w:pPr>
+            <w:proofErr w:type="spellStart"/>
+            <w:r>
+              <w:t>F</w:t>
+            </w:r>
+            <w:r>
+              <w:t>ew</w:t>
+            </w:r>
+            <w:proofErr w:type="spellEnd"/>
+            <w:r>
+              <w:rPr>
+                <w:lang w:val="en-US"/>
+              </w:rPr>
+              <w:t>-</w:t>
+            </w:r>
+            <w:proofErr w:type="spellStart"/>
+            <w:r>
+              <w:t>shot</w:t>
+            </w:r>
+            <w:proofErr w:type="spellEnd"/>
           </w:p>
         </w:tc>
         <w:tc>
@@ -480,6 +558,47 @@
           </w:p>
         </w:tc>
       </w:tr>
+      <w:tr>
+        <w:tc>
+          <w:tcPr>
+            <w:tcW w:w="1150" w:type="dxa"/>
+          </w:tcPr>
+          <w:p>
+            <w:pPr>
+              <w:ind w:firstLine="0"/>
+              <w:rPr>
+                <w:lang w:val="en-US" w:eastAsia="ru-RU"/>
+              </w:rPr>
+            </w:pPr>
+          </w:p>
+        </w:tc>
+        <w:tc>
+          <w:tcPr>
+            <w:tcW w:w="983" w:type="dxa"/>
+          </w:tcPr>
+          <w:p>
+            <w:pPr>
+              <w:ind w:firstLine="0"/>
+              <w:rPr>
+                <w:lang w:eastAsia="ru-RU"/>
+              </w:rPr>
+            </w:pPr>
+          </w:p>
+        </w:tc>
+        <w:tc>
+          <w:tcPr>
+            <w:tcW w:w="7222" w:type="dxa"/>
+          </w:tcPr>
+          <w:p>
+            <w:pPr>
+              <w:ind w:firstLine="0"/>
+              <w:rPr>
+                <w:lang w:eastAsia="ru-RU"/>
+              </w:rPr>
+            </w:pPr>
+          </w:p>
+        </w:tc>
+      </w:tr>
     </w:tbl>
     <w:p>
       <w:pPr>
@@ -529,7 +648,6 @@
       <w:pPr>
         <w:rPr>
           <w:b/>
-          <w:lang w:val="en-US"/>
         </w:rPr>
       </w:pPr>
       <w:r>
@@ -543,7 +661,33 @@
           <w:b/>
           <w:lang w:val="en-US"/>
         </w:rPr>
-        <w:t>Easy Data Augmentation</w:t>
+        <w:t>Easy</w:t>
+      </w:r>
+      <w:r>
+        <w:rPr>
+          <w:b/>
+        </w:rPr>
+        <w:t xml:space="preserve"> </w:t>
+      </w:r>
+      <w:r>
+        <w:rPr>
+          <w:b/>
+          <w:lang w:val="en-US"/>
+        </w:rPr>
+        <w:t>Data</w:t>
+      </w:r>
+      <w:r>
+        <w:rPr>
+          <w:b/>
+        </w:rPr>
+        <w:t xml:space="preserve"> </w:t>
+      </w:r>
+      <w:r>
+        <w:rPr>
+          <w:b/>
+          <w:lang w:val="en-US"/>
+        </w:rPr>
+        <w:t>Augmentation</w:t>
       </w:r>
     </w:p>
     <w:p>
@@ -556,7 +700,6 @@
       <w:r>
         <w:rPr>
           <w:b/>
-          <w:lang w:val="en-US"/>
         </w:rPr>
         <w:tab/>
       </w:r>
@@ -686,10 +829,7 @@
         <w:t xml:space="preserve"> </w:t>
       </w:r>
       <w:r>
-        <w:t xml:space="preserve">за исключением стоп </w:t>
-      </w:r>
-      <w:r>
-        <w:t>слов, вставляется на произвольную позицию</w:t>
+        <w:t>за исключением стоп слов, вставляется на произвольную позицию</w:t>
       </w:r>
       <w:r>
         <w:t xml:space="preserve"> </w:t>
@@ -757,14 +897,7 @@
           <w:i/>
           <w:iCs/>
         </w:rPr>
-        <w:t>)</w:t>
-      </w:r>
-      <w:r>
-        <w:rPr>
-          <w:i/>
-          <w:iCs/>
-        </w:rPr>
-        <w:t>,</w:t>
+        <w:t>),</w:t>
       </w:r>
     </w:p>
     <w:p>
@@ -939,15 +1072,7 @@
     </w:p>
     <w:p>
       <w:r>
-        <w:t xml:space="preserve">Поскольку длинные предложения могут поглотить больше </w:t>
-      </w:r>
-      <w:proofErr w:type="gramStart"/>
-      <w:r>
-        <w:t>изменений</w:t>
-      </w:r>
-      <w:proofErr w:type="gramEnd"/>
-      <w:r>
-        <w:t xml:space="preserve"> не меняя при этом метку классификации, то для доли меняемых слов предложена следующая формула:</w:t>
+        <w:t>Поскольку длинные предложения могут поглотить больше изменений не меняя при этом метку классификации, то для доли меняемых слов предложена следующая формула:</w:t>
       </w:r>
     </w:p>
     <w:tbl>
@@ -1004,23 +1129,7 @@
                   <w:sz w:val="32"/>
                   <w:szCs w:val="32"/>
                 </w:rPr>
-                <m:t>n</m:t>
-              </m:r>
-              <m:r>
-                <w:rPr>
-                  <w:rFonts w:ascii="Cambria Math" w:eastAsiaTheme="minorEastAsia" w:hAnsi="Cambria Math" w:cs="Times New Roman"/>
-                  <w:sz w:val="32"/>
-                  <w:szCs w:val="32"/>
-                </w:rPr>
-                <m:t>=</m:t>
-              </m:r>
-              <m:r>
-                <w:rPr>
-                  <w:rFonts w:ascii="Cambria Math" w:eastAsiaTheme="minorEastAsia" w:hAnsi="Cambria Math" w:cs="Times New Roman"/>
-                  <w:sz w:val="32"/>
-                  <w:szCs w:val="32"/>
-                </w:rPr>
-                <m:t>a</m:t>
+                <m:t>n=a</m:t>
               </m:r>
               <m:r>
                 <w:rPr>
@@ -1243,19 +1352,7 @@
         <w:rPr>
           <w:lang w:eastAsia="ru-RU"/>
         </w:rPr>
-        <w:t>CNN</w:t>
-      </w:r>
-      <w:r>
-        <w:rPr>
-          <w:lang w:eastAsia="ru-RU"/>
-        </w:rPr>
-        <w:t xml:space="preserve">, </w:t>
-      </w:r>
-      <w:r>
-        <w:rPr>
-          <w:lang w:eastAsia="ru-RU"/>
-        </w:rPr>
-        <w:t>RNN (LSTM</w:t>
+        <w:t>CNN, RNN (LSTM</w:t>
       </w:r>
       <w:r>
         <w:rPr>
@@ -1388,11 +1485,35 @@
     </w:p>
     <w:p>
       <w:pPr>
-        <w:ind w:firstLine="0"/>
-        <w:rPr>
-          <w:bCs/>
-        </w:rPr>
-      </w:pPr>
+        <w:rPr>
+          <w:b/>
+        </w:rPr>
+      </w:pPr>
+      <w:r>
+        <w:rPr>
+          <w:b/>
+        </w:rPr>
+        <w:t>1.2.</w:t>
+      </w:r>
+      <w:r>
+        <w:rPr>
+          <w:b/>
+        </w:rPr>
+        <w:t>2</w:t>
+      </w:r>
+      <w:r>
+        <w:rPr>
+          <w:b/>
+        </w:rPr>
+        <w:t xml:space="preserve"> </w:t>
+      </w:r>
+      <w:r>
+        <w:rPr>
+          <w:b/>
+          <w:lang w:val="en-US"/>
+        </w:rPr>
+        <w:t>Back-Translation</w:t>
+      </w:r>
     </w:p>
     <w:p>
       <w:pPr>
@@ -1400,6 +1521,862 @@
         <w:rPr>
           <w:bCs/>
         </w:rPr>
+      </w:pPr>
+      <w:r>
+        <w:rPr>
+          <w:bCs/>
+          <w:lang w:val="en-US"/>
+        </w:rPr>
+        <w:tab/>
+      </w:r>
+      <w:r>
+        <w:rPr>
+          <w:bCs/>
+        </w:rPr>
+        <w:t xml:space="preserve">Метод обратного перевода предложен в статье(ссылка). Суть метода заключается в последовательном двойном переводе текста сначала на иностранный язык и обратно на исходный. </w:t>
+      </w:r>
+      <w:r>
+        <w:rPr>
+          <w:bCs/>
+        </w:rPr>
+        <w:t xml:space="preserve">Используя такой подход в </w:t>
+      </w:r>
+      <w:r>
+        <w:rPr>
+          <w:bCs/>
+        </w:rPr>
+        <w:lastRenderedPageBreak/>
+        <w:t>следствие неточности моделей перевода из одного предложения можно получить 3-5 различных парафразов.</w:t>
+      </w:r>
+    </w:p>
+    <w:p>
+      <w:pPr>
+        <w:rPr>
+          <w:rFonts w:cs="Times New Roman"/>
+          <w:lang w:val="en-US"/>
+        </w:rPr>
+      </w:pPr>
+      <w:r>
+        <w:rPr>
+          <w:rFonts w:cs="Times New Roman"/>
+        </w:rPr>
+        <w:t xml:space="preserve">Технически подход реализуем двумя способами: через </w:t>
+      </w:r>
+      <w:r>
+        <w:rPr>
+          <w:rFonts w:cs="Times New Roman"/>
+          <w:lang w:val="en-US"/>
+        </w:rPr>
+        <w:t>API</w:t>
+      </w:r>
+      <w:r>
+        <w:rPr>
+          <w:rFonts w:cs="Times New Roman"/>
+        </w:rPr>
+        <w:t xml:space="preserve"> </w:t>
+      </w:r>
+      <w:r>
+        <w:rPr>
+          <w:rFonts w:cs="Times New Roman"/>
+        </w:rPr>
+        <w:t>популярных сервисов перевода или же через локальные модели. Во избежание утечки данных, в рамках данной работы</w:t>
+      </w:r>
+      <w:r>
+        <w:rPr>
+          <w:rFonts w:cs="Times New Roman"/>
+        </w:rPr>
+        <w:t>,</w:t>
+      </w:r>
+      <w:r>
+        <w:rPr>
+          <w:rFonts w:cs="Times New Roman"/>
+        </w:rPr>
+        <w:t xml:space="preserve"> предпочтительней</w:t>
+      </w:r>
+      <w:r>
+        <w:rPr>
+          <w:rFonts w:cs="Times New Roman"/>
+        </w:rPr>
+        <w:t xml:space="preserve"> использовать переобученные локальные модели. </w:t>
+      </w:r>
+    </w:p>
+    <w:p>
+      <w:pPr>
+        <w:rPr>
+          <w:rFonts w:cs="Times New Roman"/>
+        </w:rPr>
+      </w:pPr>
+      <w:r>
+        <w:rPr>
+          <w:rFonts w:cs="Times New Roman"/>
+        </w:rPr>
+        <w:t>Достоинства</w:t>
+      </w:r>
+      <w:r>
+        <w:rPr>
+          <w:rFonts w:cs="Times New Roman"/>
+        </w:rPr>
+        <w:t xml:space="preserve"> </w:t>
+      </w:r>
+      <w:r>
+        <w:rPr>
+          <w:rFonts w:cs="Times New Roman"/>
+        </w:rPr>
+        <w:t xml:space="preserve">данного подхода заключаются в простоте реализации, а также в сохранении семантики, в отличие от предыдущего метода. </w:t>
+      </w:r>
+      <w:r>
+        <w:rPr>
+          <w:rFonts w:cs="Times New Roman"/>
+        </w:rPr>
+        <w:t>П</w:t>
+      </w:r>
+      <w:r>
+        <w:rPr>
+          <w:rFonts w:cs="Times New Roman"/>
+        </w:rPr>
+        <w:t>ри этом если переписка ведется с использованием сложной терминологии, может быть потеряна структура письма.</w:t>
+      </w:r>
+      <w:r>
+        <w:rPr>
+          <w:rFonts w:cs="Times New Roman"/>
+        </w:rPr>
+        <w:t xml:space="preserve"> К недостаткам можно отнести так же</w:t>
+      </w:r>
+      <w:r>
+        <w:rPr>
+          <w:rFonts w:cs="Times New Roman"/>
+        </w:rPr>
+        <w:t xml:space="preserve"> </w:t>
+      </w:r>
+      <w:r>
+        <w:rPr>
+          <w:rFonts w:cs="Times New Roman"/>
+        </w:rPr>
+        <w:t>з</w:t>
+      </w:r>
+      <w:r>
+        <w:rPr>
+          <w:rFonts w:cs="Times New Roman"/>
+        </w:rPr>
+        <w:t xml:space="preserve">ависимость </w:t>
+      </w:r>
+      <w:r>
+        <w:rPr>
+          <w:rFonts w:cs="Times New Roman"/>
+        </w:rPr>
+        <w:t xml:space="preserve">качества парафраза </w:t>
+      </w:r>
+      <w:r>
+        <w:rPr>
+          <w:rFonts w:cs="Times New Roman"/>
+        </w:rPr>
+        <w:t xml:space="preserve">от длины предложения, </w:t>
+      </w:r>
+      <w:r>
+        <w:rPr>
+          <w:rFonts w:cs="Times New Roman"/>
+        </w:rPr>
+        <w:t>некоторые пары языков работают недостаточно точно.</w:t>
+      </w:r>
+    </w:p>
+    <w:p>
+      <w:pPr>
+        <w:rPr>
+          <w:rFonts w:cs="Times New Roman"/>
+        </w:rPr>
+      </w:pPr>
+      <w:r>
+        <w:rPr>
+          <w:rFonts w:cs="Times New Roman"/>
+        </w:rPr>
+        <w:t xml:space="preserve">В рамках текущей задачи </w:t>
+      </w:r>
+      <w:r>
+        <w:rPr>
+          <w:rFonts w:cs="Times New Roman"/>
+        </w:rPr>
+        <w:t>метод обратного перевода применим ограниченно, поскольку не генерирует новые примеры, а создает близкие по смыслу к тексту парафразы.</w:t>
+      </w:r>
+    </w:p>
+    <w:p>
+      <w:pPr>
+        <w:rPr>
+          <w:b/>
+          <w:lang w:val="en-US"/>
+        </w:rPr>
+      </w:pPr>
+      <w:r>
+        <w:rPr>
+          <w:b/>
+          <w:lang w:val="en-US"/>
+        </w:rPr>
+        <w:t>1.2.</w:t>
+      </w:r>
+      <w:r>
+        <w:rPr>
+          <w:b/>
+        </w:rPr>
+        <w:t>3</w:t>
+      </w:r>
+      <w:r>
+        <w:rPr>
+          <w:b/>
+          <w:lang w:val="en-US"/>
+        </w:rPr>
+        <w:t xml:space="preserve"> Contextual Augmentation</w:t>
+      </w:r>
+    </w:p>
+    <w:p>
+      <w:pPr>
+        <w:ind w:firstLine="0"/>
+      </w:pPr>
+      <w:r>
+        <w:rPr>
+          <w:bCs/>
+          <w:lang w:val="en-US"/>
+        </w:rPr>
+        <w:tab/>
+      </w:r>
+      <w:r>
+        <w:rPr>
+          <w:bCs/>
+        </w:rPr>
+        <w:t>Метод</w:t>
+      </w:r>
+      <w:r>
+        <w:rPr>
+          <w:bCs/>
+          <w:lang w:val="en-US"/>
+        </w:rPr>
+        <w:t xml:space="preserve"> </w:t>
+      </w:r>
+      <w:r>
+        <w:rPr>
+          <w:bCs/>
+        </w:rPr>
+        <w:t>контекстной</w:t>
+      </w:r>
+      <w:r>
+        <w:rPr>
+          <w:bCs/>
+          <w:lang w:val="en-US"/>
+        </w:rPr>
+        <w:t xml:space="preserve"> </w:t>
+      </w:r>
+      <w:r>
+        <w:rPr>
+          <w:bCs/>
+        </w:rPr>
+        <w:t>аугментации</w:t>
+      </w:r>
+      <w:r>
+        <w:rPr>
+          <w:bCs/>
+          <w:lang w:val="en-US"/>
+        </w:rPr>
+        <w:t xml:space="preserve"> </w:t>
+      </w:r>
+      <w:r>
+        <w:rPr>
+          <w:bCs/>
+        </w:rPr>
+        <w:t>предложен</w:t>
+      </w:r>
+      <w:r>
+        <w:rPr>
+          <w:bCs/>
+          <w:lang w:val="en-US"/>
+        </w:rPr>
+        <w:t xml:space="preserve"> </w:t>
+      </w:r>
+      <w:r>
+        <w:rPr>
+          <w:bCs/>
+        </w:rPr>
+        <w:t>в</w:t>
+      </w:r>
+      <w:r>
+        <w:rPr>
+          <w:bCs/>
+          <w:lang w:val="en-US"/>
+        </w:rPr>
+        <w:t xml:space="preserve"> </w:t>
+      </w:r>
+      <w:r>
+        <w:rPr>
+          <w:bCs/>
+        </w:rPr>
+        <w:t>работе</w:t>
+      </w:r>
+      <w:r>
+        <w:rPr>
+          <w:bCs/>
+          <w:lang w:val="en-US"/>
+        </w:rPr>
+        <w:t xml:space="preserve"> (</w:t>
+      </w:r>
+      <w:r>
+        <w:rPr>
+          <w:lang w:val="en-US"/>
+        </w:rPr>
+        <w:t>Kobayashi S. «Contextual Augmentation: Data Augmentation by Words with Paradigmatic Relations</w:t>
+      </w:r>
+      <w:r>
+        <w:rPr>
+          <w:lang w:val="en-US"/>
+        </w:rPr>
+        <w:t>)</w:t>
+      </w:r>
+      <w:r>
+        <w:rPr>
+          <w:lang w:val="en-US"/>
+        </w:rPr>
+        <w:t xml:space="preserve"> </w:t>
+      </w:r>
+      <w:r>
+        <w:t>и</w:t>
+      </w:r>
+      <w:r>
+        <w:rPr>
+          <w:lang w:val="en-US"/>
+        </w:rPr>
+        <w:t xml:space="preserve"> </w:t>
+      </w:r>
+      <w:r>
+        <w:t>приобрел</w:t>
+      </w:r>
+      <w:r>
+        <w:rPr>
+          <w:lang w:val="en-US"/>
+        </w:rPr>
+        <w:t xml:space="preserve"> </w:t>
+      </w:r>
+      <w:r>
+        <w:t>развитие</w:t>
+      </w:r>
+      <w:r>
+        <w:rPr>
+          <w:lang w:val="en-US"/>
+        </w:rPr>
+        <w:t xml:space="preserve"> </w:t>
+      </w:r>
+      <w:r>
+        <w:t>в</w:t>
+      </w:r>
+      <w:r>
+        <w:rPr>
+          <w:lang w:val="en-US"/>
+        </w:rPr>
+        <w:t xml:space="preserve"> (</w:t>
+      </w:r>
+      <w:r>
+        <w:rPr>
+          <w:lang w:val="en-US"/>
+        </w:rPr>
+        <w:t>Conditional BERT Contextual Augmentation</w:t>
+      </w:r>
+      <w:r>
+        <w:rPr>
+          <w:lang w:val="en-US"/>
+        </w:rPr>
+        <w:t xml:space="preserve">.  </w:t>
+      </w:r>
+      <w:r>
+        <w:t>Здесь</w:t>
+      </w:r>
+      <w:r>
+        <w:t xml:space="preserve">, </w:t>
+      </w:r>
+      <w:r>
+        <w:t>в</w:t>
+      </w:r>
+      <w:r>
+        <w:t xml:space="preserve"> </w:t>
+      </w:r>
+      <w:r>
+        <w:t>отличие</w:t>
+      </w:r>
+      <w:r>
+        <w:t xml:space="preserve"> </w:t>
+      </w:r>
+      <w:r>
+        <w:t>от</w:t>
+      </w:r>
+      <w:r>
+        <w:t xml:space="preserve"> </w:t>
+      </w:r>
+      <w:r>
+        <w:rPr>
+          <w:lang w:val="en-US"/>
+        </w:rPr>
+        <w:t>EDA</w:t>
+      </w:r>
+      <w:r>
+        <w:t xml:space="preserve"> </w:t>
+      </w:r>
+      <w:r>
+        <w:t>использующего статический словарь для синонимов, замена слов предсказывается моделью на основе контекста предложения.</w:t>
+      </w:r>
+    </w:p>
+    <w:p>
+      <w:pPr>
+        <w:ind w:firstLine="708"/>
+      </w:pPr>
+      <w:r>
+        <w:t>Процедура аугментации состоит из следующих шагов: в предложении случайным образом выбирается слово,</w:t>
+      </w:r>
+      <w:r>
+        <w:t xml:space="preserve"> </w:t>
+      </w:r>
+      <w:r>
+        <w:t xml:space="preserve">выбранное слово заменяется токеном [MASK], языковая модель предсказывает </w:t>
+      </w:r>
+      <w:r>
+        <w:t>несколько замен</w:t>
+      </w:r>
+      <w:r>
+        <w:t xml:space="preserve"> для данной позиции с учётом окружающего контекста, одна из предсказанных замен подставляется на место оригинального слова.</w:t>
+      </w:r>
+    </w:p>
+    <w:p>
+      <w:pPr>
+        <w:ind w:firstLine="708"/>
+      </w:pPr>
+      <w:r>
+        <w:t>Метод учитывает контекст, что обеспечивает грамматическую корректность и сохранение семантики текста. Но при этом работает исключительно на уровне замены слов, что не позволяет сгенерировать принципиально иной текст при малом количестве примеров.</w:t>
+      </w:r>
+    </w:p>
+    <w:p>
+      <w:pPr>
+        <w:ind w:firstLine="708"/>
+      </w:pPr>
+    </w:p>
+    <w:p>
+      <w:pPr>
+        <w:ind w:firstLine="708"/>
+      </w:pPr>
+      <w:r>
+        <w:t>Данный метод самостоятельно не решает проблему</w:t>
+      </w:r>
+      <w:r>
+        <w:t xml:space="preserve"> малого числа примеров, но применим как дополнительный этап обработки полноценно сгенерированных примеров.</w:t>
+      </w:r>
+    </w:p>
+    <w:p>
+      <w:pPr>
+        <w:rPr>
+          <w:b/>
+          <w:bCs/>
+        </w:rPr>
+      </w:pPr>
+      <w:r>
+        <w:rPr>
+          <w:b/>
+        </w:rPr>
+        <w:t>1.2.</w:t>
+      </w:r>
+      <w:r>
+        <w:rPr>
+          <w:b/>
+        </w:rPr>
+        <w:t>4</w:t>
+      </w:r>
+      <w:r>
+        <w:rPr>
+          <w:b/>
+        </w:rPr>
+        <w:t xml:space="preserve"> </w:t>
+      </w:r>
+      <w:r>
+        <w:rPr>
+          <w:b/>
+          <w:bCs/>
+        </w:rPr>
+        <w:t>Генерация синтетических данных через LLM</w:t>
+      </w:r>
+    </w:p>
+    <w:p>
+      <w:pPr>
+        <w:ind w:firstLine="708"/>
+      </w:pPr>
+      <w:r>
+        <w:t>Метод</w:t>
+      </w:r>
+      <w:r>
+        <w:t xml:space="preserve"> (</w:t>
+      </w:r>
+      <w:r>
+        <w:rPr>
+          <w:lang w:val="en-US"/>
+        </w:rPr>
+        <w:t>Li</w:t>
+      </w:r>
+      <w:r>
+        <w:t xml:space="preserve"> </w:t>
+      </w:r>
+      <w:r>
+        <w:rPr>
+          <w:lang w:val="en-US"/>
+        </w:rPr>
+        <w:t>Z</w:t>
+      </w:r>
+      <w:r>
+        <w:t xml:space="preserve">., </w:t>
+      </w:r>
+      <w:r>
+        <w:rPr>
+          <w:lang w:val="en-US"/>
+        </w:rPr>
+        <w:t>Zhu</w:t>
+      </w:r>
+      <w:r>
+        <w:t xml:space="preserve"> </w:t>
+      </w:r>
+      <w:r>
+        <w:rPr>
+          <w:lang w:val="en-US"/>
+        </w:rPr>
+        <w:t>H</w:t>
+      </w:r>
+      <w:r>
+        <w:t xml:space="preserve">., </w:t>
+      </w:r>
+      <w:r>
+        <w:rPr>
+          <w:lang w:val="en-US"/>
+        </w:rPr>
+        <w:t>Lu</w:t>
+      </w:r>
+      <w:r>
+        <w:t xml:space="preserve"> </w:t>
+      </w:r>
+      <w:r>
+        <w:rPr>
+          <w:lang w:val="en-US"/>
+        </w:rPr>
+        <w:t>Z</w:t>
+      </w:r>
+      <w:r>
+        <w:t xml:space="preserve">., </w:t>
+      </w:r>
+      <w:r>
+        <w:rPr>
+          <w:lang w:val="en-US"/>
+        </w:rPr>
+        <w:t>Yin</w:t>
+      </w:r>
+      <w:r>
+        <w:t xml:space="preserve"> </w:t>
+      </w:r>
+      <w:r>
+        <w:rPr>
+          <w:lang w:val="en-US"/>
+        </w:rPr>
+        <w:t>M</w:t>
+      </w:r>
+      <w:r>
+        <w:t>. «</w:t>
+      </w:r>
+      <w:r>
+        <w:rPr>
+          <w:lang w:val="en-US"/>
+        </w:rPr>
+        <w:t>Synthetic</w:t>
+      </w:r>
+      <w:r>
+        <w:t xml:space="preserve"> </w:t>
+      </w:r>
+      <w:r>
+        <w:rPr>
+          <w:lang w:val="en-US"/>
+        </w:rPr>
+        <w:t>Data</w:t>
+      </w:r>
+      <w:r>
+        <w:t xml:space="preserve"> </w:t>
+      </w:r>
+      <w:r>
+        <w:rPr>
+          <w:lang w:val="en-US"/>
+        </w:rPr>
+        <w:t>Generation</w:t>
+      </w:r>
+      <w:r>
+        <w:t xml:space="preserve"> </w:t>
+      </w:r>
+      <w:r>
+        <w:rPr>
+          <w:lang w:val="en-US"/>
+        </w:rPr>
+        <w:t>with</w:t>
+      </w:r>
+      <w:r>
+        <w:t xml:space="preserve"> </w:t>
+      </w:r>
+      <w:r>
+        <w:rPr>
+          <w:lang w:val="en-US"/>
+        </w:rPr>
+        <w:t>Large</w:t>
+      </w:r>
+      <w:r>
+        <w:t xml:space="preserve"> </w:t>
+      </w:r>
+      <w:r>
+        <w:rPr>
+          <w:lang w:val="en-US"/>
+        </w:rPr>
+        <w:t>Language</w:t>
+      </w:r>
+      <w:r>
+        <w:t xml:space="preserve"> </w:t>
+      </w:r>
+      <w:r>
+        <w:rPr>
+          <w:lang w:val="en-US"/>
+        </w:rPr>
+        <w:t>Models</w:t>
+      </w:r>
+      <w:r>
+        <w:t xml:space="preserve"> </w:t>
+      </w:r>
+      <w:r>
+        <w:rPr>
+          <w:lang w:val="en-US"/>
+        </w:rPr>
+        <w:t>for</w:t>
+      </w:r>
+      <w:r>
+        <w:t xml:space="preserve"> </w:t>
+      </w:r>
+      <w:r>
+        <w:rPr>
+          <w:lang w:val="en-US"/>
+        </w:rPr>
+        <w:t>Text</w:t>
+      </w:r>
+      <w:r>
+        <w:t xml:space="preserve"> </w:t>
+      </w:r>
+      <w:r>
+        <w:rPr>
+          <w:lang w:val="en-US"/>
+        </w:rPr>
+        <w:t>Classification</w:t>
+      </w:r>
+      <w:r>
+        <w:t xml:space="preserve">: </w:t>
+      </w:r>
+      <w:r>
+        <w:rPr>
+          <w:lang w:val="en-US"/>
+        </w:rPr>
+        <w:t>Potential</w:t>
+      </w:r>
+      <w:r>
+        <w:t xml:space="preserve"> </w:t>
+      </w:r>
+      <w:r>
+        <w:rPr>
+          <w:lang w:val="en-US"/>
+        </w:rPr>
+        <w:t>and</w:t>
+      </w:r>
+      <w:r>
+        <w:t xml:space="preserve"> </w:t>
+      </w:r>
+      <w:r>
+        <w:rPr>
+          <w:lang w:val="en-US"/>
+        </w:rPr>
+        <w:t>Limitations</w:t>
+      </w:r>
+      <w:r>
+        <w:t>»</w:t>
+      </w:r>
+      <w:r>
+        <w:t>)</w:t>
+      </w:r>
+      <w:r>
+        <w:t xml:space="preserve"> </w:t>
+      </w:r>
+      <w:r>
+        <w:t>заключается</w:t>
+      </w:r>
+      <w:r>
+        <w:t xml:space="preserve"> </w:t>
+      </w:r>
+      <w:r>
+        <w:t>в</w:t>
+      </w:r>
+      <w:r>
+        <w:t xml:space="preserve"> </w:t>
+      </w:r>
+      <w:r>
+        <w:t>использовании</w:t>
+      </w:r>
+      <w:r>
+        <w:t xml:space="preserve"> </w:t>
+      </w:r>
+      <w:r>
+        <w:t>имеющихся</w:t>
+      </w:r>
+      <w:r>
+        <w:t xml:space="preserve"> </w:t>
+      </w:r>
+      <w:r>
+        <w:t>данных</w:t>
+      </w:r>
+      <w:r>
+        <w:t xml:space="preserve"> </w:t>
+      </w:r>
+      <w:r>
+        <w:t>в</w:t>
+      </w:r>
+      <w:r>
+        <w:t xml:space="preserve"> </w:t>
+      </w:r>
+      <w:r>
+        <w:t>качестве</w:t>
+      </w:r>
+      <w:r>
+        <w:t xml:space="preserve"> </w:t>
+      </w:r>
+      <w:r>
+        <w:rPr>
+          <w:lang w:val="en-US"/>
+        </w:rPr>
+        <w:t>few</w:t>
+      </w:r>
+      <w:r>
+        <w:t>-</w:t>
+      </w:r>
+      <w:r>
+        <w:rPr>
+          <w:lang w:val="en-US"/>
+        </w:rPr>
+        <w:t>shot</w:t>
+      </w:r>
+      <w:r>
+        <w:t xml:space="preserve"> </w:t>
+      </w:r>
+      <w:r>
+        <w:t>контекста</w:t>
+      </w:r>
+      <w:r>
+        <w:t xml:space="preserve"> </w:t>
+      </w:r>
+      <w:r>
+        <w:t xml:space="preserve">для </w:t>
+      </w:r>
+      <w:r>
+        <w:rPr>
+          <w:lang w:val="en-US"/>
+        </w:rPr>
+        <w:t>LLM</w:t>
+      </w:r>
+      <w:r>
+        <w:t>, которая на основе предложенных данных генерирует релевантные примеры целевого класса.</w:t>
+      </w:r>
+    </w:p>
+    <w:p>
+      <w:pPr>
+        <w:ind w:firstLine="708"/>
+      </w:pPr>
+      <w:r>
+        <w:t>Для модели необходимо</w:t>
+      </w:r>
+      <w:r>
+        <w:t xml:space="preserve"> сформулировать системный </w:t>
+      </w:r>
+      <w:proofErr w:type="spellStart"/>
+      <w:r>
+        <w:t>промпт</w:t>
+      </w:r>
+      <w:proofErr w:type="spellEnd"/>
+      <w:r>
+        <w:t xml:space="preserve"> с описанием задачи, целевого класса и других требований к генерации. Подать на вход </w:t>
+      </w:r>
+      <w:r>
+        <w:rPr>
+          <w:lang w:val="en-US"/>
+        </w:rPr>
+        <w:t>few</w:t>
+      </w:r>
+      <w:r>
+        <w:t>-</w:t>
+      </w:r>
+      <w:r>
+        <w:rPr>
+          <w:lang w:val="en-US"/>
+        </w:rPr>
+        <w:t>shot</w:t>
+      </w:r>
+      <w:r>
+        <w:t xml:space="preserve"> </w:t>
+      </w:r>
+      <w:r>
+        <w:t>примеры.</w:t>
+      </w:r>
+      <w:r>
+        <w:t xml:space="preserve"> </w:t>
+      </w:r>
+      <w:r>
+        <w:rPr>
+          <w:lang w:val="en-US"/>
+        </w:rPr>
+        <w:t>LLM</w:t>
+      </w:r>
+      <w:r>
+        <w:t xml:space="preserve"> </w:t>
+      </w:r>
+      <w:r>
+        <w:t xml:space="preserve">генерирует </w:t>
+      </w:r>
+      <w:r>
+        <w:rPr>
+          <w:lang w:val="en-US"/>
+        </w:rPr>
+        <w:t>N</w:t>
+      </w:r>
+      <w:r>
+        <w:t xml:space="preserve"> </w:t>
+      </w:r>
+      <w:r>
+        <w:t xml:space="preserve">примеров, которые впоследствии проходят ручную и автоматическую валидацию. </w:t>
+      </w:r>
+    </w:p>
+    <w:p>
+      <w:pPr>
+        <w:ind w:firstLine="708"/>
+      </w:pPr>
+      <w:r>
+        <w:t xml:space="preserve">Возможна реализация данного метода как с помощью </w:t>
+      </w:r>
+      <w:r>
+        <w:rPr>
+          <w:lang w:val="en-US"/>
+        </w:rPr>
+        <w:t>API</w:t>
+      </w:r>
+      <w:r>
+        <w:t xml:space="preserve"> различных моделей, так и локально, что в рамках задачи ВКР предпочтительней.</w:t>
+      </w:r>
+    </w:p>
+    <w:p>
+      <w:pPr>
+        <w:ind w:firstLine="708"/>
+      </w:pPr>
+      <w:r>
+        <w:t>Генерация синтетических данных позволяет учитывать семантику при этом создавая принципиально новые экземпляры в рамках установленного класса</w:t>
+      </w:r>
+      <w:r>
+        <w:t>. Метод позволяет сгенерировать 15-30 экземпляров из 2, что делает его одним из основных для применения в контексте текущей задачи.</w:t>
+      </w:r>
+    </w:p>
+    <w:p>
+      <w:pPr>
+        <w:ind w:firstLine="708"/>
       </w:pPr>
     </w:p>
     <w:p>
@@ -1420,7 +2397,7 @@
 </file>
 
 <file path=word/numbering.xml><?xml version="1.0" encoding="utf-8"?>
-<w:numbering xmlns:wpc="http://schemas.microsoft.com/office/word/2010/wordprocessingCanvas" xmlns:cx="http://schemas.microsoft.com/office/drawing/2014/chartex" xmlns:cx1="http://schemas.microsoft.com/office/drawing/2015/9/8/chartex" xmlns:cx2="http://schemas.microsoft.com/office/drawing/2015/10/21/chartex" xmlns:cx3="http://schemas.microsoft.com/office/drawing/2016/5/9/chartex" xmlns:cx4="http://schemas.microsoft.com/office/drawing/2016/5/10/chartex" xmlns:cx5="http://schemas.microsoft.com/office/drawing/2016/5/11/chartex" xmlns:cx6="http://schemas.microsoft.com/office/drawing/2016/5/12/chartex" xmlns:cx7="http://schemas.microsoft.com/office/drawing/2016/5/13/chartex" xmlns:cx8="http://schemas.microsoft.com/office/drawing/2016/5/14/chartex" xmlns:mc="http://schemas.openxmlformats.org/markup-compatibility/2006" xmlns:aink="http://schemas.microsoft.com/office/drawing/2016/ink" xmlns:am3d="http://schemas.microsoft.com/office/drawing/2017/model3d" xmlns:o="urn:schemas-microsoft-com:office:office" xmlns:oel="http://schemas.microsoft.com/office/2019/extlst" xmlns:r="http://schemas.openxmlformats.org/officeDocument/2006/relationships" xmlns:m="http://schemas.openxmlformats.org/officeDocument/2006/math" xmlns:v="urn:schemas-microsoft-com:vml" xmlns:wp14="http://schemas.microsoft.com/office/word/2010/wordprocessingDrawing" xmlns:wp="http://schemas.openxmlformats.org/drawingml/2006/wordprocessingDrawing" xmlns:w10="urn:schemas-microsoft-com:office:word" xmlns:w="http://schemas.openxmlformats.org/wordprocessingml/2006/main" xmlns:w14="http://schemas.microsoft.com/office/word/2010/wordml" xmlns:w15="http://schemas.microsoft.com/office/word/2012/wordml" xmlns:w16cex="http://schemas.microsoft.com/office/word/2018/wordml/cex" xmlns:w16cid="http://schemas.microsoft.com/office/word/2016/wordml/cid" xmlns:w16="http://schemas.microsoft.com/office/word/2018/wordml" xmlns:w16du="http://schemas.microsoft.com/office/word/2023/wordml/word16du" xmlns:w16sdtdh="http://schemas.microsoft.com/office/word/2020/wordml/sdtdatahash" xmlns:w16sdtfl="http://schemas.microsoft.com/office/word/2024/wordml/sdtformatlock" xmlns:w16se="http://schemas.microsoft.com/office/word/2015/wordml/symex" xmlns:wpg="http://schemas.microsoft.com/office/word/2010/wordprocessingGroup" xmlns:wpi="http://schemas.microsoft.com/office/word/2010/wordprocessingInk" xmlns:wne="http://schemas.microsoft.com/office/word/2006/wordml" xmlns:wps="http://schemas.microsoft.com/office/word/2010/wordprocessingShape" mc:Ignorable="w14 w15 w16se w16cid w16 w16cex w16sdtdh w16sdtfl w16du wp14">
+<w:numbering xmlns:wpc="http://schemas.microsoft.com/office/word/2010/wordprocessingCanvas" xmlns:cx="http://schemas.microsoft.com/office/drawing/2014/chartex" xmlns:cx1="http://schemas.microsoft.com/office/drawing/2015/9/8/chartex" xmlns:cx2="http://schemas.microsoft.com/office/drawing/2015/10/21/chartex" xmlns:cx3="http://schemas.microsoft.com/office/drawing/2016/5/9/chartex" xmlns:cx4="http://schemas.microsoft.com/office/drawing/2016/5/10/chartex" xmlns:cx5="http://schemas.microsoft.com/office/drawing/2016/5/11/chartex" xmlns:cx6="http://schemas.microsoft.com/office/drawing/2016/5/12/chartex" xmlns:cx7="http://schemas.microsoft.com/office/drawing/2016/5/13/chartex" xmlns:cx8="http://schemas.microsoft.com/office/drawing/2016/5/14/chartex" xmlns:mc="http://schemas.openxmlformats.org/markup-compatibility/2006" xmlns:aink="http://schemas.microsoft.com/office/drawing/2016/ink" xmlns:am3d="http://schemas.microsoft.com/office/drawing/2017/model3d" xmlns:o="urn:schemas-microsoft-com:office:office" xmlns:r="http://schemas.openxmlformats.org/officeDocument/2006/relationships" xmlns:m="http://schemas.openxmlformats.org/officeDocument/2006/math" xmlns:v="urn:schemas-microsoft-com:vml" xmlns:wp14="http://schemas.microsoft.com/office/word/2010/wordprocessingDrawing" xmlns:wp="http://schemas.openxmlformats.org/drawingml/2006/wordprocessingDrawing" xmlns:w10="urn:schemas-microsoft-com:office:word" xmlns:w="http://schemas.openxmlformats.org/wordprocessingml/2006/main" xmlns:w14="http://schemas.microsoft.com/office/word/2010/wordml" xmlns:w15="http://schemas.microsoft.com/office/word/2012/wordml" xmlns:w16cex="http://schemas.microsoft.com/office/word/2018/wordml/cex" xmlns:w16cid="http://schemas.microsoft.com/office/word/2016/wordml/cid" xmlns:w16="http://schemas.microsoft.com/office/word/2018/wordml" xmlns:w16sdtdh="http://schemas.microsoft.com/office/word/2020/wordml/sdtdatahash" xmlns:w16se="http://schemas.microsoft.com/office/word/2015/wordml/symex" xmlns:wpg="http://schemas.microsoft.com/office/word/2010/wordprocessingGroup" xmlns:wpi="http://schemas.microsoft.com/office/word/2010/wordprocessingInk" xmlns:wne="http://schemas.microsoft.com/office/word/2006/wordml" xmlns:wps="http://schemas.microsoft.com/office/word/2010/wordprocessingShape" mc:Ignorable="w14 w15 w16se w16cid w16 w16cex w16sdtdh wp14">
   <w:abstractNum w:abstractNumId="0" w15:restartNumberingAfterBreak="0">
     <w:nsid w:val="1CC31D8A"/>
     <w:multiLevelType w:val="hybridMultilevel"/>
@@ -1712,20 +2689,112 @@
       </w:pPr>
     </w:lvl>
   </w:abstractNum>
-  <w:num w:numId="1" w16cid:durableId="935820984">
+  <w:abstractNum w:abstractNumId="3" w15:restartNumberingAfterBreak="0">
+    <w:nsid w:val="60FB3B6F"/>
+    <w:multiLevelType w:val="hybridMultilevel"/>
+    <w:tmpl w:val="9EB289A2"/>
+    <w:lvl w:ilvl="0" w:tplc="73342004">
+      <w:start w:val="1"/>
+      <w:numFmt w:val="russianLower"/>
+      <w:lvlText w:val="%1)"/>
+      <w:lvlJc w:val="left"/>
+      <w:pPr>
+        <w:ind w:left="1068" w:hanging="360"/>
+      </w:pPr>
+      <w:rPr>
+        <w:rFonts w:hint="default"/>
+      </w:rPr>
+    </w:lvl>
+    <w:lvl w:ilvl="1" w:tplc="04190019" w:tentative="1">
+      <w:start w:val="1"/>
+      <w:numFmt w:val="lowerLetter"/>
+      <w:lvlText w:val="%2."/>
+      <w:lvlJc w:val="left"/>
+      <w:pPr>
+        <w:ind w:left="1068" w:hanging="360"/>
+      </w:pPr>
+    </w:lvl>
+    <w:lvl w:ilvl="2" w:tplc="0419001B" w:tentative="1">
+      <w:start w:val="1"/>
+      <w:numFmt w:val="lowerRoman"/>
+      <w:lvlText w:val="%3."/>
+      <w:lvlJc w:val="right"/>
+      <w:pPr>
+        <w:ind w:left="1788" w:hanging="180"/>
+      </w:pPr>
+    </w:lvl>
+    <w:lvl w:ilvl="3" w:tplc="0419000F" w:tentative="1">
+      <w:start w:val="1"/>
+      <w:numFmt w:val="decimal"/>
+      <w:lvlText w:val="%4."/>
+      <w:lvlJc w:val="left"/>
+      <w:pPr>
+        <w:ind w:left="2508" w:hanging="360"/>
+      </w:pPr>
+    </w:lvl>
+    <w:lvl w:ilvl="4" w:tplc="04190019" w:tentative="1">
+      <w:start w:val="1"/>
+      <w:numFmt w:val="lowerLetter"/>
+      <w:lvlText w:val="%5."/>
+      <w:lvlJc w:val="left"/>
+      <w:pPr>
+        <w:ind w:left="3228" w:hanging="360"/>
+      </w:pPr>
+    </w:lvl>
+    <w:lvl w:ilvl="5" w:tplc="0419001B" w:tentative="1">
+      <w:start w:val="1"/>
+      <w:numFmt w:val="lowerRoman"/>
+      <w:lvlText w:val="%6."/>
+      <w:lvlJc w:val="right"/>
+      <w:pPr>
+        <w:ind w:left="3948" w:hanging="180"/>
+      </w:pPr>
+    </w:lvl>
+    <w:lvl w:ilvl="6" w:tplc="0419000F" w:tentative="1">
+      <w:start w:val="1"/>
+      <w:numFmt w:val="decimal"/>
+      <w:lvlText w:val="%7."/>
+      <w:lvlJc w:val="left"/>
+      <w:pPr>
+        <w:ind w:left="4668" w:hanging="360"/>
+      </w:pPr>
+    </w:lvl>
+    <w:lvl w:ilvl="7" w:tplc="04190019" w:tentative="1">
+      <w:start w:val="1"/>
+      <w:numFmt w:val="lowerLetter"/>
+      <w:lvlText w:val="%8."/>
+      <w:lvlJc w:val="left"/>
+      <w:pPr>
+        <w:ind w:left="5388" w:hanging="360"/>
+      </w:pPr>
+    </w:lvl>
+    <w:lvl w:ilvl="8" w:tplc="0419001B" w:tentative="1">
+      <w:start w:val="1"/>
+      <w:numFmt w:val="lowerRoman"/>
+      <w:lvlText w:val="%9."/>
+      <w:lvlJc w:val="right"/>
+      <w:pPr>
+        <w:ind w:left="6108" w:hanging="180"/>
+      </w:pPr>
+    </w:lvl>
+  </w:abstractNum>
+  <w:num w:numId="1">
     <w:abstractNumId w:val="0"/>
   </w:num>
-  <w:num w:numId="2" w16cid:durableId="915481057">
+  <w:num w:numId="2">
     <w:abstractNumId w:val="2"/>
   </w:num>
-  <w:num w:numId="3" w16cid:durableId="773091001">
+  <w:num w:numId="3">
     <w:abstractNumId w:val="1"/>
+  </w:num>
+  <w:num w:numId="4">
+    <w:abstractNumId w:val="3"/>
   </w:num>
 </w:numbering>
 </file>
 
 <file path=word/styles.xml><?xml version="1.0" encoding="utf-8"?>
-<w:styles xmlns:mc="http://schemas.openxmlformats.org/markup-compatibility/2006" xmlns:r="http://schemas.openxmlformats.org/officeDocument/2006/relationships" xmlns:w="http://schemas.openxmlformats.org/wordprocessingml/2006/main" xmlns:w14="http://schemas.microsoft.com/office/word/2010/wordml" xmlns:w15="http://schemas.microsoft.com/office/word/2012/wordml" xmlns:w16cex="http://schemas.microsoft.com/office/word/2018/wordml/cex" xmlns:w16cid="http://schemas.microsoft.com/office/word/2016/wordml/cid" xmlns:w16="http://schemas.microsoft.com/office/word/2018/wordml" xmlns:w16du="http://schemas.microsoft.com/office/word/2023/wordml/word16du" xmlns:w16sdtdh="http://schemas.microsoft.com/office/word/2020/wordml/sdtdatahash" xmlns:w16sdtfl="http://schemas.microsoft.com/office/word/2024/wordml/sdtformatlock" xmlns:w16se="http://schemas.microsoft.com/office/word/2015/wordml/symex" mc:Ignorable="w14 w15 w16se w16cid w16 w16cex w16sdtdh w16sdtfl w16du">
+<w:styles xmlns:mc="http://schemas.openxmlformats.org/markup-compatibility/2006" xmlns:r="http://schemas.openxmlformats.org/officeDocument/2006/relationships" xmlns:w="http://schemas.openxmlformats.org/wordprocessingml/2006/main" xmlns:w14="http://schemas.microsoft.com/office/word/2010/wordml" xmlns:w15="http://schemas.microsoft.com/office/word/2012/wordml" xmlns:w16cex="http://schemas.microsoft.com/office/word/2018/wordml/cex" xmlns:w16cid="http://schemas.microsoft.com/office/word/2016/wordml/cid" xmlns:w16="http://schemas.microsoft.com/office/word/2018/wordml" xmlns:w16sdtdh="http://schemas.microsoft.com/office/word/2020/wordml/sdtdatahash" xmlns:w16se="http://schemas.microsoft.com/office/word/2015/wordml/symex" mc:Ignorable="w14 w15 w16se w16cid w16 w16cex w16sdtdh">
   <w:docDefaults>
     <w:rPrDefault>
       <w:rPr>
@@ -2529,6 +3598,7 @@
       <w:numPr>
         <w:ilvl w:val="1"/>
       </w:numPr>
+      <w:ind w:firstLine="709"/>
     </w:pPr>
     <w:rPr>
       <w:rFonts w:eastAsiaTheme="majorEastAsia" w:cstheme="majorBidi"/>

--- a/text/Лит_обзор/Основные методы  аугментации.docx
+++ b/text/Лит_обзор/Основные методы  аугментации.docx
@@ -1,6 +1,6 @@
 
 <file path=word/document.xml><?xml version="1.0" encoding="utf-8"?>
-<w:document xmlns:wpc="http://schemas.microsoft.com/office/word/2010/wordprocessingCanvas" xmlns:cx="http://schemas.microsoft.com/office/drawing/2014/chartex" xmlns:cx1="http://schemas.microsoft.com/office/drawing/2015/9/8/chartex" xmlns:cx2="http://schemas.microsoft.com/office/drawing/2015/10/21/chartex" xmlns:cx3="http://schemas.microsoft.com/office/drawing/2016/5/9/chartex" xmlns:cx4="http://schemas.microsoft.com/office/drawing/2016/5/10/chartex" xmlns:cx5="http://schemas.microsoft.com/office/drawing/2016/5/11/chartex" xmlns:cx6="http://schemas.microsoft.com/office/drawing/2016/5/12/chartex" xmlns:cx7="http://schemas.microsoft.com/office/drawing/2016/5/13/chartex" xmlns:cx8="http://schemas.microsoft.com/office/drawing/2016/5/14/chartex" xmlns:mc="http://schemas.openxmlformats.org/markup-compatibility/2006" xmlns:aink="http://schemas.microsoft.com/office/drawing/2016/ink" xmlns:am3d="http://schemas.microsoft.com/office/drawing/2017/model3d" xmlns:o="urn:schemas-microsoft-com:office:office" xmlns:r="http://schemas.openxmlformats.org/officeDocument/2006/relationships" xmlns:m="http://schemas.openxmlformats.org/officeDocument/2006/math" xmlns:v="urn:schemas-microsoft-com:vml" xmlns:wp14="http://schemas.microsoft.com/office/word/2010/wordprocessingDrawing" xmlns:wp="http://schemas.openxmlformats.org/drawingml/2006/wordprocessingDrawing" xmlns:w10="urn:schemas-microsoft-com:office:word" xmlns:w="http://schemas.openxmlformats.org/wordprocessingml/2006/main" xmlns:w14="http://schemas.microsoft.com/office/word/2010/wordml" xmlns:w15="http://schemas.microsoft.com/office/word/2012/wordml" xmlns:w16cex="http://schemas.microsoft.com/office/word/2018/wordml/cex" xmlns:w16cid="http://schemas.microsoft.com/office/word/2016/wordml/cid" xmlns:w16="http://schemas.microsoft.com/office/word/2018/wordml" xmlns:w16sdtdh="http://schemas.microsoft.com/office/word/2020/wordml/sdtdatahash" xmlns:w16se="http://schemas.microsoft.com/office/word/2015/wordml/symex" xmlns:wpg="http://schemas.microsoft.com/office/word/2010/wordprocessingGroup" xmlns:wpi="http://schemas.microsoft.com/office/word/2010/wordprocessingInk" xmlns:wne="http://schemas.microsoft.com/office/word/2006/wordml" xmlns:wps="http://schemas.microsoft.com/office/word/2010/wordprocessingShape" mc:Ignorable="w14 w15 w16se w16cid w16 w16cex w16sdtdh wp14">
+<w:document xmlns:wpc="http://schemas.microsoft.com/office/word/2010/wordprocessingCanvas" xmlns:cx="http://schemas.microsoft.com/office/drawing/2014/chartex" xmlns:cx1="http://schemas.microsoft.com/office/drawing/2015/9/8/chartex" xmlns:cx2="http://schemas.microsoft.com/office/drawing/2015/10/21/chartex" xmlns:cx3="http://schemas.microsoft.com/office/drawing/2016/5/9/chartex" xmlns:cx4="http://schemas.microsoft.com/office/drawing/2016/5/10/chartex" xmlns:cx5="http://schemas.microsoft.com/office/drawing/2016/5/11/chartex" xmlns:cx6="http://schemas.microsoft.com/office/drawing/2016/5/12/chartex" xmlns:cx7="http://schemas.microsoft.com/office/drawing/2016/5/13/chartex" xmlns:cx8="http://schemas.microsoft.com/office/drawing/2016/5/14/chartex" xmlns:mc="http://schemas.openxmlformats.org/markup-compatibility/2006" xmlns:aink="http://schemas.microsoft.com/office/drawing/2016/ink" xmlns:am3d="http://schemas.microsoft.com/office/drawing/2017/model3d" xmlns:o="urn:schemas-microsoft-com:office:office" xmlns:oel="http://schemas.microsoft.com/office/2019/extlst" xmlns:r="http://schemas.openxmlformats.org/officeDocument/2006/relationships" xmlns:m="http://schemas.openxmlformats.org/officeDocument/2006/math" xmlns:v="urn:schemas-microsoft-com:vml" xmlns:wp14="http://schemas.microsoft.com/office/word/2010/wordprocessingDrawing" xmlns:wp="http://schemas.openxmlformats.org/drawingml/2006/wordprocessingDrawing" xmlns:w10="urn:schemas-microsoft-com:office:word" xmlns:w="http://schemas.openxmlformats.org/wordprocessingml/2006/main" xmlns:w14="http://schemas.microsoft.com/office/word/2010/wordml" xmlns:w15="http://schemas.microsoft.com/office/word/2012/wordml" xmlns:w16cex="http://schemas.microsoft.com/office/word/2018/wordml/cex" xmlns:w16cid="http://schemas.microsoft.com/office/word/2016/wordml/cid" xmlns:w16="http://schemas.microsoft.com/office/word/2018/wordml" xmlns:w16du="http://schemas.microsoft.com/office/word/2023/wordml/word16du" xmlns:w16sdtdh="http://schemas.microsoft.com/office/word/2020/wordml/sdtdatahash" xmlns:w16sdtfl="http://schemas.microsoft.com/office/word/2024/wordml/sdtformatlock" xmlns:w16se="http://schemas.microsoft.com/office/word/2015/wordml/symex" xmlns:wpg="http://schemas.microsoft.com/office/word/2010/wordprocessingGroup" xmlns:wpi="http://schemas.microsoft.com/office/word/2010/wordprocessingInk" xmlns:wne="http://schemas.microsoft.com/office/word/2006/wordml" xmlns:wps="http://schemas.microsoft.com/office/word/2010/wordprocessingShape" mc:Ignorable="w14 w15 w16se w16cid w16 w16cex w16sdtdh w16sdtfl w16du wp14">
   <w:body>
     <w:p>
       <w:pPr>
@@ -59,14 +59,14 @@
         <w:tblLook w:val="04A0" w:firstRow="1" w:lastRow="0" w:firstColumn="1" w:lastColumn="0" w:noHBand="0" w:noVBand="1"/>
       </w:tblPr>
       <w:tblGrid>
-        <w:gridCol w:w="1150"/>
-        <w:gridCol w:w="983"/>
-        <w:gridCol w:w="7222"/>
+        <w:gridCol w:w="1956"/>
+        <w:gridCol w:w="847"/>
+        <w:gridCol w:w="6552"/>
       </w:tblGrid>
       <w:tr>
         <w:tc>
           <w:tcPr>
-            <w:tcW w:w="1150" w:type="dxa"/>
+            <w:tcW w:w="1956" w:type="dxa"/>
           </w:tcPr>
           <w:p>
             <w:pPr>
@@ -85,7 +85,7 @@
         </w:tc>
         <w:tc>
           <w:tcPr>
-            <w:tcW w:w="983" w:type="dxa"/>
+            <w:tcW w:w="847" w:type="dxa"/>
           </w:tcPr>
           <w:p>
             <w:pPr>
@@ -110,7 +110,7 @@
         </w:tc>
         <w:tc>
           <w:tcPr>
-            <w:tcW w:w="7222" w:type="dxa"/>
+            <w:tcW w:w="6552" w:type="dxa"/>
           </w:tcPr>
           <w:p>
             <w:pPr>
@@ -131,7 +131,7 @@
       <w:tr>
         <w:tc>
           <w:tcPr>
-            <w:tcW w:w="1150" w:type="dxa"/>
+            <w:tcW w:w="1956" w:type="dxa"/>
           </w:tcPr>
           <w:p>
             <w:pPr>
@@ -150,7 +150,7 @@
         </w:tc>
         <w:tc>
           <w:tcPr>
-            <w:tcW w:w="983" w:type="dxa"/>
+            <w:tcW w:w="847" w:type="dxa"/>
           </w:tcPr>
           <w:p>
             <w:pPr>
@@ -175,7 +175,7 @@
         </w:tc>
         <w:tc>
           <w:tcPr>
-            <w:tcW w:w="7222" w:type="dxa"/>
+            <w:tcW w:w="6552" w:type="dxa"/>
           </w:tcPr>
           <w:p>
             <w:pPr>
@@ -196,7 +196,7 @@
       <w:tr>
         <w:tc>
           <w:tcPr>
-            <w:tcW w:w="1150" w:type="dxa"/>
+            <w:tcW w:w="1956" w:type="dxa"/>
           </w:tcPr>
           <w:p>
             <w:pPr>
@@ -215,7 +215,7 @@
         </w:tc>
         <w:tc>
           <w:tcPr>
-            <w:tcW w:w="983" w:type="dxa"/>
+            <w:tcW w:w="847" w:type="dxa"/>
           </w:tcPr>
           <w:p>
             <w:pPr>
@@ -240,7 +240,7 @@
         </w:tc>
         <w:tc>
           <w:tcPr>
-            <w:tcW w:w="7222" w:type="dxa"/>
+            <w:tcW w:w="6552" w:type="dxa"/>
           </w:tcPr>
           <w:p>
             <w:pPr>
@@ -261,7 +261,7 @@
       <w:tr>
         <w:tc>
           <w:tcPr>
-            <w:tcW w:w="1150" w:type="dxa"/>
+            <w:tcW w:w="1956" w:type="dxa"/>
           </w:tcPr>
           <w:p>
             <w:pPr>
@@ -280,7 +280,7 @@
         </w:tc>
         <w:tc>
           <w:tcPr>
-            <w:tcW w:w="983" w:type="dxa"/>
+            <w:tcW w:w="847" w:type="dxa"/>
           </w:tcPr>
           <w:p>
             <w:pPr>
@@ -305,7 +305,7 @@
         </w:tc>
         <w:tc>
           <w:tcPr>
-            <w:tcW w:w="7222" w:type="dxa"/>
+            <w:tcW w:w="6552" w:type="dxa"/>
           </w:tcPr>
           <w:p>
             <w:pPr>
@@ -320,7 +320,7 @@
       <w:tr>
         <w:tc>
           <w:tcPr>
-            <w:tcW w:w="1150" w:type="dxa"/>
+            <w:tcW w:w="1956" w:type="dxa"/>
           </w:tcPr>
           <w:p>
             <w:pPr>
@@ -341,7 +341,7 @@
         </w:tc>
         <w:tc>
           <w:tcPr>
-            <w:tcW w:w="983" w:type="dxa"/>
+            <w:tcW w:w="847" w:type="dxa"/>
           </w:tcPr>
           <w:p>
             <w:pPr>
@@ -366,7 +366,7 @@
         </w:tc>
         <w:tc>
           <w:tcPr>
-            <w:tcW w:w="7222" w:type="dxa"/>
+            <w:tcW w:w="6552" w:type="dxa"/>
           </w:tcPr>
           <w:p>
             <w:pPr>
@@ -381,7 +381,7 @@
       <w:tr>
         <w:tc>
           <w:tcPr>
-            <w:tcW w:w="1150" w:type="dxa"/>
+            <w:tcW w:w="1956" w:type="dxa"/>
           </w:tcPr>
           <w:p>
             <w:pPr>
@@ -402,7 +402,7 @@
         </w:tc>
         <w:tc>
           <w:tcPr>
-            <w:tcW w:w="983" w:type="dxa"/>
+            <w:tcW w:w="847" w:type="dxa"/>
           </w:tcPr>
           <w:p>
             <w:pPr>
@@ -427,7 +427,7 @@
         </w:tc>
         <w:tc>
           <w:tcPr>
-            <w:tcW w:w="7222" w:type="dxa"/>
+            <w:tcW w:w="6552" w:type="dxa"/>
           </w:tcPr>
           <w:p>
             <w:pPr>
@@ -442,7 +442,7 @@
       <w:tr>
         <w:tc>
           <w:tcPr>
-            <w:tcW w:w="1150" w:type="dxa"/>
+            <w:tcW w:w="1956" w:type="dxa"/>
           </w:tcPr>
           <w:p>
             <w:pPr>
@@ -461,7 +461,7 @@
         </w:tc>
         <w:tc>
           <w:tcPr>
-            <w:tcW w:w="983" w:type="dxa"/>
+            <w:tcW w:w="847" w:type="dxa"/>
           </w:tcPr>
           <w:p>
             <w:pPr>
@@ -486,7 +486,7 @@
         </w:tc>
         <w:tc>
           <w:tcPr>
-            <w:tcW w:w="7222" w:type="dxa"/>
+            <w:tcW w:w="6552" w:type="dxa"/>
           </w:tcPr>
           <w:p>
             <w:pPr>
@@ -501,7 +501,7 @@
       <w:tr>
         <w:tc>
           <w:tcPr>
-            <w:tcW w:w="1150" w:type="dxa"/>
+            <w:tcW w:w="1956" w:type="dxa"/>
           </w:tcPr>
           <w:p>
             <w:pPr>
@@ -512,10 +512,7 @@
             </w:pPr>
             <w:proofErr w:type="spellStart"/>
             <w:r>
-              <w:t>F</w:t>
-            </w:r>
-            <w:r>
-              <w:t>ew</w:t>
+              <w:t>Few</w:t>
             </w:r>
             <w:proofErr w:type="spellEnd"/>
             <w:r>
@@ -533,7 +530,7 @@
         </w:tc>
         <w:tc>
           <w:tcPr>
-            <w:tcW w:w="983" w:type="dxa"/>
+            <w:tcW w:w="847" w:type="dxa"/>
           </w:tcPr>
           <w:p>
             <w:pPr>
@@ -542,11 +539,23 @@
                 <w:lang w:eastAsia="ru-RU"/>
               </w:rPr>
             </w:pPr>
+            <w:r>
+              <w:rPr>
+                <w:lang w:eastAsia="ru-RU"/>
+              </w:rPr>
+              <w:sym w:font="Symbol" w:char="F02D"/>
+            </w:r>
+            <w:r>
+              <w:rPr>
+                <w:lang w:eastAsia="ru-RU"/>
+              </w:rPr>
+              <w:sym w:font="Symbol" w:char="F0BE"/>
+            </w:r>
           </w:p>
         </w:tc>
         <w:tc>
           <w:tcPr>
-            <w:tcW w:w="7222" w:type="dxa"/>
+            <w:tcW w:w="6552" w:type="dxa"/>
           </w:tcPr>
           <w:p>
             <w:pPr>
@@ -561,20 +570,192 @@
       <w:tr>
         <w:tc>
           <w:tcPr>
-            <w:tcW w:w="1150" w:type="dxa"/>
+            <w:tcW w:w="1956" w:type="dxa"/>
           </w:tcPr>
           <w:p>
             <w:pPr>
               <w:ind w:firstLine="0"/>
               <w:rPr>
-                <w:lang w:val="en-US" w:eastAsia="ru-RU"/>
+                <w:lang w:eastAsia="ru-RU"/>
+              </w:rPr>
+            </w:pPr>
+            <w:r>
+              <w:rPr>
+                <w:rFonts w:ascii="-webkit-standard" w:hAnsi="-webkit-standard"/>
+                <w:color w:val="000000"/>
+                <w:sz w:val="27"/>
+                <w:szCs w:val="27"/>
+              </w:rPr>
+              <w:t xml:space="preserve">Seq2seq </w:t>
+            </w:r>
+          </w:p>
+        </w:tc>
+        <w:tc>
+          <w:tcPr>
+            <w:tcW w:w="847" w:type="dxa"/>
+          </w:tcPr>
+          <w:p>
+            <w:pPr>
+              <w:ind w:firstLine="0"/>
+              <w:rPr>
+                <w:lang w:eastAsia="ru-RU"/>
+              </w:rPr>
+            </w:pPr>
+            <w:r>
+              <w:rPr>
+                <w:lang w:eastAsia="ru-RU"/>
+              </w:rPr>
+              <w:sym w:font="Symbol" w:char="F02D"/>
+            </w:r>
+            <w:r>
+              <w:rPr>
+                <w:lang w:eastAsia="ru-RU"/>
+              </w:rPr>
+              <w:sym w:font="Symbol" w:char="F0BE"/>
+            </w:r>
+          </w:p>
+        </w:tc>
+        <w:tc>
+          <w:tcPr>
+            <w:tcW w:w="6552" w:type="dxa"/>
+          </w:tcPr>
+          <w:p>
+            <w:pPr>
+              <w:ind w:firstLine="0"/>
+              <w:rPr>
+                <w:lang w:eastAsia="ru-RU"/>
+              </w:rPr>
+            </w:pPr>
+            <w:proofErr w:type="spellStart"/>
+            <w:r>
+              <w:rPr>
+                <w:rFonts w:ascii="-webkit-standard" w:hAnsi="-webkit-standard"/>
+                <w:color w:val="000000"/>
+                <w:sz w:val="27"/>
+                <w:szCs w:val="27"/>
+              </w:rPr>
+              <w:t>sequence-to-sequence</w:t>
+            </w:r>
+            <w:proofErr w:type="spellEnd"/>
+            <w:r>
+              <w:rPr>
+                <w:rFonts w:ascii="-webkit-standard" w:hAnsi="-webkit-standard"/>
+                <w:color w:val="000000"/>
+                <w:sz w:val="27"/>
+                <w:szCs w:val="27"/>
+              </w:rPr>
+              <w:t>,</w:t>
+            </w:r>
+            <w:r>
+              <w:rPr>
+                <w:rFonts w:ascii="-webkit-standard" w:hAnsi="-webkit-standard"/>
+                <w:color w:val="000000"/>
+                <w:sz w:val="27"/>
+                <w:szCs w:val="27"/>
+              </w:rPr>
+              <w:t xml:space="preserve"> архитектура нейронной сети, которая преобразует одну последовательность в другую</w:t>
+            </w:r>
+          </w:p>
+        </w:tc>
+      </w:tr>
+      <w:tr>
+        <w:tc>
+          <w:tcPr>
+            <w:tcW w:w="1956" w:type="dxa"/>
+          </w:tcPr>
+          <w:p>
+            <w:pPr>
+              <w:ind w:firstLine="0"/>
+              <w:rPr>
+                <w:rFonts w:ascii="-webkit-standard" w:hAnsi="-webkit-standard"/>
+                <w:color w:val="000000"/>
+                <w:sz w:val="27"/>
+                <w:szCs w:val="27"/>
+              </w:rPr>
+            </w:pPr>
+            <w:r>
+              <w:rPr>
+                <w:rFonts w:ascii="-webkit-standard" w:hAnsi="-webkit-standard"/>
+                <w:color w:val="000000"/>
+                <w:sz w:val="27"/>
+                <w:szCs w:val="27"/>
+              </w:rPr>
+              <w:t xml:space="preserve">непрерывный </w:t>
+            </w:r>
+            <w:proofErr w:type="spellStart"/>
+            <w:r>
+              <w:rPr>
+                <w:rFonts w:ascii="-webkit-standard" w:hAnsi="-webkit-standard"/>
+                <w:color w:val="000000"/>
+                <w:sz w:val="27"/>
+                <w:szCs w:val="27"/>
+              </w:rPr>
+              <w:t>спан</w:t>
+            </w:r>
+            <w:proofErr w:type="spellEnd"/>
+          </w:p>
+        </w:tc>
+        <w:tc>
+          <w:tcPr>
+            <w:tcW w:w="847" w:type="dxa"/>
+          </w:tcPr>
+          <w:p>
+            <w:pPr>
+              <w:ind w:firstLine="0"/>
+              <w:rPr>
+                <w:lang w:eastAsia="ru-RU"/>
               </w:rPr>
             </w:pPr>
           </w:p>
         </w:tc>
         <w:tc>
           <w:tcPr>
-            <w:tcW w:w="983" w:type="dxa"/>
+            <w:tcW w:w="6552" w:type="dxa"/>
+          </w:tcPr>
+          <w:p>
+            <w:pPr>
+              <w:ind w:firstLine="0"/>
+              <w:rPr>
+                <w:rFonts w:ascii="-webkit-standard" w:hAnsi="-webkit-standard"/>
+                <w:color w:val="000000"/>
+                <w:sz w:val="27"/>
+                <w:szCs w:val="27"/>
+              </w:rPr>
+            </w:pPr>
+          </w:p>
+        </w:tc>
+      </w:tr>
+      <w:tr>
+        <w:tc>
+          <w:tcPr>
+            <w:tcW w:w="1956" w:type="dxa"/>
+          </w:tcPr>
+          <w:p>
+            <w:pPr>
+              <w:ind w:firstLine="0"/>
+              <w:rPr>
+                <w:rFonts w:ascii="-webkit-standard" w:hAnsi="-webkit-standard"/>
+                <w:color w:val="000000"/>
+                <w:sz w:val="27"/>
+                <w:szCs w:val="27"/>
+              </w:rPr>
+            </w:pPr>
+            <w:proofErr w:type="spellStart"/>
+            <w:r>
+              <w:rPr>
+                <w:rFonts w:ascii="-webkit-standard" w:hAnsi="-webkit-standard"/>
+                <w:color w:val="000000"/>
+                <w:sz w:val="27"/>
+                <w:szCs w:val="27"/>
+              </w:rPr>
+              <w:t>пайплайн</w:t>
+            </w:r>
+            <w:proofErr w:type="spellEnd"/>
+          </w:p>
+        </w:tc>
+        <w:tc>
+          <w:tcPr>
+            <w:tcW w:w="847" w:type="dxa"/>
           </w:tcPr>
           <w:p>
             <w:pPr>
@@ -587,23 +768,257 @@
         </w:tc>
         <w:tc>
           <w:tcPr>
-            <w:tcW w:w="7222" w:type="dxa"/>
+            <w:tcW w:w="6552" w:type="dxa"/>
           </w:tcPr>
           <w:p>
             <w:pPr>
               <w:ind w:firstLine="0"/>
               <w:rPr>
-                <w:lang w:eastAsia="ru-RU"/>
+                <w:rFonts w:ascii="-webkit-standard" w:hAnsi="-webkit-standard"/>
+                <w:color w:val="000000"/>
+                <w:sz w:val="27"/>
+                <w:szCs w:val="27"/>
               </w:rPr>
             </w:pPr>
           </w:p>
         </w:tc>
       </w:tr>
+      <w:tr>
+        <w:tc>
+          <w:tcPr>
+            <w:tcW w:w="1956" w:type="dxa"/>
+          </w:tcPr>
+          <w:p>
+            <w:pPr>
+              <w:ind w:firstLine="0"/>
+              <w:rPr>
+                <w:rFonts w:ascii="-webkit-standard" w:hAnsi="-webkit-standard"/>
+                <w:color w:val="000000"/>
+                <w:sz w:val="27"/>
+                <w:szCs w:val="27"/>
+              </w:rPr>
+            </w:pPr>
+            <w:r>
+              <w:rPr>
+                <w:lang w:val="en-US"/>
+              </w:rPr>
+              <w:t>DAG</w:t>
+            </w:r>
+          </w:p>
+        </w:tc>
+        <w:tc>
+          <w:tcPr>
+            <w:tcW w:w="847" w:type="dxa"/>
+          </w:tcPr>
+          <w:p>
+            <w:pPr>
+              <w:ind w:firstLine="0"/>
+              <w:rPr>
+                <w:lang w:eastAsia="ru-RU"/>
+              </w:rPr>
+            </w:pPr>
+          </w:p>
+        </w:tc>
+        <w:tc>
+          <w:tcPr>
+            <w:tcW w:w="6552" w:type="dxa"/>
+          </w:tcPr>
+          <w:p>
+            <w:pPr>
+              <w:ind w:firstLine="0"/>
+              <w:rPr>
+                <w:rFonts w:ascii="-webkit-standard" w:hAnsi="-webkit-standard"/>
+                <w:color w:val="000000"/>
+                <w:sz w:val="27"/>
+                <w:szCs w:val="27"/>
+              </w:rPr>
+            </w:pPr>
+            <w:r>
+              <w:rPr>
+                <w:lang w:val="en-US"/>
+              </w:rPr>
+              <w:t>Data</w:t>
+            </w:r>
+            <w:r>
+              <w:t xml:space="preserve"> </w:t>
+            </w:r>
+            <w:r>
+              <w:rPr>
+                <w:lang w:val="en-US"/>
+              </w:rPr>
+              <w:t>Augmentation</w:t>
+            </w:r>
+            <w:r>
+              <w:t xml:space="preserve"> </w:t>
+            </w:r>
+            <w:r>
+              <w:rPr>
+                <w:lang w:val="en-US"/>
+              </w:rPr>
+              <w:t>with</w:t>
+            </w:r>
+            <w:r>
+              <w:t xml:space="preserve"> </w:t>
+            </w:r>
+            <w:r>
+              <w:rPr>
+                <w:lang w:val="en-US"/>
+              </w:rPr>
+              <w:t>Generation</w:t>
+            </w:r>
+          </w:p>
+        </w:tc>
+      </w:tr>
+      <w:tr>
+        <w:tc>
+          <w:tcPr>
+            <w:tcW w:w="1956" w:type="dxa"/>
+          </w:tcPr>
+          <w:p>
+            <w:pPr>
+              <w:ind w:firstLine="0"/>
+              <w:rPr>
+                <w:lang w:val="en-US"/>
+              </w:rPr>
+            </w:pPr>
+            <w:r>
+              <w:rPr>
+                <w:lang w:val="en-US"/>
+              </w:rPr>
+              <w:t>DAM</w:t>
+            </w:r>
+          </w:p>
+        </w:tc>
+        <w:tc>
+          <w:tcPr>
+            <w:tcW w:w="847" w:type="dxa"/>
+          </w:tcPr>
+          <w:p>
+            <w:pPr>
+              <w:ind w:firstLine="0"/>
+              <w:rPr>
+                <w:lang w:eastAsia="ru-RU"/>
+              </w:rPr>
+            </w:pPr>
+          </w:p>
+        </w:tc>
+        <w:tc>
+          <w:tcPr>
+            <w:tcW w:w="6552" w:type="dxa"/>
+          </w:tcPr>
+          <w:p>
+            <w:pPr>
+              <w:ind w:firstLine="0"/>
+              <w:rPr>
+                <w:lang w:val="en-US"/>
+              </w:rPr>
+            </w:pPr>
+            <w:r>
+              <w:rPr>
+                <w:lang w:val="en-US"/>
+              </w:rPr>
+              <w:t>Data</w:t>
+            </w:r>
+            <w:r>
+              <w:t xml:space="preserve"> </w:t>
+            </w:r>
+            <w:r>
+              <w:rPr>
+                <w:lang w:val="en-US"/>
+              </w:rPr>
+              <w:t>Augmentation</w:t>
+            </w:r>
+            <w:r>
+              <w:t xml:space="preserve"> </w:t>
+            </w:r>
+            <w:r>
+              <w:rPr>
+                <w:lang w:val="en-US"/>
+              </w:rPr>
+              <w:t>with</w:t>
+            </w:r>
+            <w:r>
+              <w:t xml:space="preserve"> </w:t>
+            </w:r>
+            <w:r>
+              <w:rPr>
+                <w:lang w:val="en-US"/>
+              </w:rPr>
+              <w:t>Modification</w:t>
+            </w:r>
+          </w:p>
+        </w:tc>
+      </w:tr>
+      <w:tr>
+        <w:tc>
+          <w:tcPr>
+            <w:tcW w:w="1956" w:type="dxa"/>
+          </w:tcPr>
+          <w:p>
+            <w:pPr>
+              <w:ind w:firstLine="0"/>
+              <w:rPr>
+                <w:lang w:val="en-US"/>
+              </w:rPr>
+            </w:pPr>
+            <w:r>
+              <w:t>DAGAM</w:t>
+            </w:r>
+          </w:p>
+        </w:tc>
+        <w:tc>
+          <w:tcPr>
+            <w:tcW w:w="847" w:type="dxa"/>
+          </w:tcPr>
+          <w:p>
+            <w:pPr>
+              <w:ind w:firstLine="0"/>
+              <w:rPr>
+                <w:lang w:eastAsia="ru-RU"/>
+              </w:rPr>
+            </w:pPr>
+          </w:p>
+        </w:tc>
+        <w:tc>
+          <w:tcPr>
+            <w:tcW w:w="6552" w:type="dxa"/>
+          </w:tcPr>
+          <w:p>
+            <w:pPr>
+              <w:ind w:firstLine="0"/>
+              <w:rPr>
+                <w:lang w:val="en-US"/>
+              </w:rPr>
+            </w:pPr>
+            <w:r>
+              <w:rPr>
+                <w:lang w:val="en-US"/>
+              </w:rPr>
+              <w:t xml:space="preserve">Data Augmentation with Generation </w:t>
+            </w:r>
+            <w:proofErr w:type="gramStart"/>
+            <w:r>
+              <w:rPr>
+                <w:lang w:val="en-US"/>
+              </w:rPr>
+              <w:t>And</w:t>
+            </w:r>
+            <w:proofErr w:type="gramEnd"/>
+            <w:r>
+              <w:rPr>
+                <w:lang w:val="en-US"/>
+              </w:rPr>
+              <w:t xml:space="preserve"> Modification</w:t>
+            </w:r>
+          </w:p>
+        </w:tc>
+      </w:tr>
     </w:tbl>
     <w:p>
       <w:pPr>
         <w:rPr>
           <w:rFonts w:cs="Times New Roman"/>
+          <w:lang w:val="en-US"/>
         </w:rPr>
       </w:pPr>
     </w:p>
@@ -823,6 +1238,7 @@
         <w:ind w:left="993" w:hanging="284"/>
       </w:pPr>
       <w:r>
+        <w:lastRenderedPageBreak/>
         <w:t>случайный синоним, случайного слова в предложении,</w:t>
       </w:r>
       <w:r>
@@ -1072,7 +1488,13 @@
     </w:p>
     <w:p>
       <w:r>
-        <w:t>Поскольку длинные предложения могут поглотить больше изменений не меняя при этом метку классификации, то для доли меняемых слов предложена следующая формула:</w:t>
+        <w:t xml:space="preserve">Поскольку длинные предложения могут поглотить больше </w:t>
+      </w:r>
+      <w:r>
+        <w:t>изменений,</w:t>
+      </w:r>
+      <w:r>
+        <w:t xml:space="preserve"> не меняя при этом метку классификации, то для доли меняемых слов предложена следующая формула:</w:t>
       </w:r>
     </w:p>
     <w:tbl>
@@ -1437,12 +1859,19 @@
         <w:rPr>
           <w:lang w:eastAsia="ru-RU"/>
         </w:rPr>
-        <w:t xml:space="preserve">, который для русского языка реализован хуже. И наконец на малом количестве </w:t>
+        <w:t xml:space="preserve">, который для русского языка реализован хуже. И наконец на </w:t>
       </w:r>
       <w:r>
         <w:rPr>
           <w:lang w:eastAsia="ru-RU"/>
         </w:rPr>
+        <w:lastRenderedPageBreak/>
+        <w:t xml:space="preserve">малом количестве </w:t>
+      </w:r>
+      <w:r>
+        <w:rPr>
+          <w:lang w:eastAsia="ru-RU"/>
+        </w:rPr>
         <w:t>данных (</w:t>
       </w:r>
       <w:r>
@@ -1512,7 +1941,20 @@
           <w:b/>
           <w:lang w:val="en-US"/>
         </w:rPr>
-        <w:t>Back-Translation</w:t>
+        <w:t>Back</w:t>
+      </w:r>
+      <w:r>
+        <w:rPr>
+          <w:b/>
+        </w:rPr>
+        <w:t>-</w:t>
+      </w:r>
+      <w:r>
+        <w:rPr>
+          <w:b/>
+          <w:lang w:val="en-US"/>
+        </w:rPr>
+        <w:t>Translation</w:t>
       </w:r>
     </w:p>
     <w:p>
@@ -1525,7 +1967,6 @@
       <w:r>
         <w:rPr>
           <w:bCs/>
-          <w:lang w:val="en-US"/>
         </w:rPr>
         <w:tab/>
       </w:r>
@@ -1539,417 +1980,397 @@
         <w:rPr>
           <w:bCs/>
         </w:rPr>
-        <w:t xml:space="preserve">Используя такой подход в </w:t>
-      </w:r>
+        <w:t>Используя такой подход в следствие неточности моделей перевода из одного предложения можно получить 3-5 различных парафразов.</w:t>
+      </w:r>
+    </w:p>
+    <w:p>
+      <w:pPr>
+        <w:rPr>
+          <w:rFonts w:cs="Times New Roman"/>
+        </w:rPr>
+      </w:pPr>
+      <w:r>
+        <w:rPr>
+          <w:rFonts w:cs="Times New Roman"/>
+        </w:rPr>
+        <w:t xml:space="preserve">Технически подход реализуем двумя способами: через </w:t>
+      </w:r>
+      <w:r>
+        <w:rPr>
+          <w:rFonts w:cs="Times New Roman"/>
+          <w:lang w:val="en-US"/>
+        </w:rPr>
+        <w:t>API</w:t>
+      </w:r>
+      <w:r>
+        <w:rPr>
+          <w:rFonts w:cs="Times New Roman"/>
+        </w:rPr>
+        <w:t xml:space="preserve"> </w:t>
+      </w:r>
+      <w:r>
+        <w:rPr>
+          <w:rFonts w:cs="Times New Roman"/>
+        </w:rPr>
+        <w:t>популярных сервисов перевода или же через локальные модели. Во избежание утечки данных, в рамках данной работы</w:t>
+      </w:r>
+      <w:r>
+        <w:rPr>
+          <w:rFonts w:cs="Times New Roman"/>
+        </w:rPr>
+        <w:t>,</w:t>
+      </w:r>
+      <w:r>
+        <w:rPr>
+          <w:rFonts w:cs="Times New Roman"/>
+        </w:rPr>
+        <w:t xml:space="preserve"> предпочтительней</w:t>
+      </w:r>
+      <w:r>
+        <w:rPr>
+          <w:rFonts w:cs="Times New Roman"/>
+        </w:rPr>
+        <w:t xml:space="preserve"> использовать переобученные локальные модели. </w:t>
+      </w:r>
+    </w:p>
+    <w:p>
+      <w:pPr>
+        <w:rPr>
+          <w:rFonts w:cs="Times New Roman"/>
+        </w:rPr>
+      </w:pPr>
+      <w:r>
+        <w:rPr>
+          <w:rFonts w:cs="Times New Roman"/>
+        </w:rPr>
+        <w:t>Достоинства</w:t>
+      </w:r>
+      <w:r>
+        <w:rPr>
+          <w:rFonts w:cs="Times New Roman"/>
+        </w:rPr>
+        <w:t xml:space="preserve"> </w:t>
+      </w:r>
+      <w:r>
+        <w:rPr>
+          <w:rFonts w:cs="Times New Roman"/>
+        </w:rPr>
+        <w:t xml:space="preserve">данного подхода заключаются в простоте реализации, а также в сохранении семантики, в отличие от предыдущего метода. </w:t>
+      </w:r>
+      <w:r>
+        <w:rPr>
+          <w:rFonts w:cs="Times New Roman"/>
+        </w:rPr>
+        <w:t>П</w:t>
+      </w:r>
+      <w:r>
+        <w:rPr>
+          <w:rFonts w:cs="Times New Roman"/>
+        </w:rPr>
+        <w:t>ри этом если переписка ведется с использованием сложной терминологии, может быть потеряна структура письма.</w:t>
+      </w:r>
+      <w:r>
+        <w:rPr>
+          <w:rFonts w:cs="Times New Roman"/>
+        </w:rPr>
+        <w:t xml:space="preserve"> К недостаткам можно отнести так же</w:t>
+      </w:r>
+      <w:r>
+        <w:rPr>
+          <w:rFonts w:cs="Times New Roman"/>
+        </w:rPr>
+        <w:t xml:space="preserve"> </w:t>
+      </w:r>
+      <w:r>
+        <w:rPr>
+          <w:rFonts w:cs="Times New Roman"/>
+        </w:rPr>
+        <w:t>з</w:t>
+      </w:r>
+      <w:r>
+        <w:rPr>
+          <w:rFonts w:cs="Times New Roman"/>
+        </w:rPr>
+        <w:t xml:space="preserve">ависимость </w:t>
+      </w:r>
+      <w:r>
+        <w:rPr>
+          <w:rFonts w:cs="Times New Roman"/>
+        </w:rPr>
+        <w:t xml:space="preserve">качества парафраза </w:t>
+      </w:r>
+      <w:r>
+        <w:rPr>
+          <w:rFonts w:cs="Times New Roman"/>
+        </w:rPr>
+        <w:t xml:space="preserve">от длины предложения, </w:t>
+      </w:r>
+      <w:r>
+        <w:rPr>
+          <w:rFonts w:cs="Times New Roman"/>
+        </w:rPr>
+        <w:t>некоторые пары языков работают недостаточно точно.</w:t>
+      </w:r>
+    </w:p>
+    <w:p>
+      <w:pPr>
+        <w:rPr>
+          <w:rFonts w:cs="Times New Roman"/>
+        </w:rPr>
+      </w:pPr>
+      <w:r>
+        <w:rPr>
+          <w:rFonts w:cs="Times New Roman"/>
+        </w:rPr>
+        <w:t xml:space="preserve">В рамках текущей задачи </w:t>
+      </w:r>
+      <w:r>
+        <w:rPr>
+          <w:rFonts w:cs="Times New Roman"/>
+        </w:rPr>
+        <w:t>метод обратного перевода применим ограниченно, поскольку не генерирует новые примеры, а создает близкие по смыслу к тексту парафразы.</w:t>
+      </w:r>
+    </w:p>
+    <w:p>
+      <w:pPr>
+        <w:rPr>
+          <w:b/>
+          <w:lang w:val="en-US"/>
+        </w:rPr>
+      </w:pPr>
+      <w:r>
+        <w:rPr>
+          <w:b/>
+          <w:lang w:val="en-US"/>
+        </w:rPr>
+        <w:t>1.2.</w:t>
+      </w:r>
+      <w:r>
+        <w:rPr>
+          <w:b/>
+          <w:lang w:val="en-US"/>
+        </w:rPr>
+        <w:t>3</w:t>
+      </w:r>
+      <w:r>
+        <w:rPr>
+          <w:b/>
+          <w:lang w:val="en-US"/>
+        </w:rPr>
+        <w:t xml:space="preserve"> Contextual Augmentation</w:t>
+      </w:r>
+    </w:p>
+    <w:p>
+      <w:pPr>
+        <w:ind w:firstLine="0"/>
+      </w:pPr>
       <w:r>
         <w:rPr>
           <w:bCs/>
-        </w:rPr>
+          <w:lang w:val="en-US"/>
+        </w:rPr>
+        <w:tab/>
+      </w:r>
+      <w:r>
+        <w:rPr>
+          <w:bCs/>
+        </w:rPr>
+        <w:t>Метод</w:t>
+      </w:r>
+      <w:r>
+        <w:rPr>
+          <w:bCs/>
+          <w:lang w:val="en-US"/>
+        </w:rPr>
+        <w:t xml:space="preserve"> </w:t>
+      </w:r>
+      <w:r>
+        <w:rPr>
+          <w:bCs/>
+        </w:rPr>
+        <w:t>контекстной</w:t>
+      </w:r>
+      <w:r>
+        <w:rPr>
+          <w:bCs/>
+          <w:lang w:val="en-US"/>
+        </w:rPr>
+        <w:t xml:space="preserve"> </w:t>
+      </w:r>
+      <w:r>
+        <w:rPr>
+          <w:bCs/>
+        </w:rPr>
+        <w:t>аугментации</w:t>
+      </w:r>
+      <w:r>
+        <w:rPr>
+          <w:bCs/>
+          <w:lang w:val="en-US"/>
+        </w:rPr>
+        <w:t xml:space="preserve"> </w:t>
+      </w:r>
+      <w:r>
+        <w:rPr>
+          <w:bCs/>
+        </w:rPr>
+        <w:t>предложен</w:t>
+      </w:r>
+      <w:r>
+        <w:rPr>
+          <w:bCs/>
+          <w:lang w:val="en-US"/>
+        </w:rPr>
+        <w:t xml:space="preserve"> </w:t>
+      </w:r>
+      <w:r>
+        <w:rPr>
+          <w:bCs/>
+        </w:rPr>
+        <w:t>в</w:t>
+      </w:r>
+      <w:r>
+        <w:rPr>
+          <w:bCs/>
+          <w:lang w:val="en-US"/>
+        </w:rPr>
+        <w:t xml:space="preserve"> </w:t>
+      </w:r>
+      <w:r>
+        <w:rPr>
+          <w:bCs/>
+        </w:rPr>
+        <w:t>работе</w:t>
+      </w:r>
+      <w:r>
+        <w:rPr>
+          <w:bCs/>
+          <w:lang w:val="en-US"/>
+        </w:rPr>
+        <w:t xml:space="preserve"> (</w:t>
+      </w:r>
+      <w:r>
+        <w:rPr>
+          <w:lang w:val="en-US"/>
+        </w:rPr>
+        <w:t>Kobayashi S. «Contextual Augmentation: Data Augmentation by Words with Paradigmatic Relations)</w:t>
+      </w:r>
+      <w:r>
+        <w:rPr>
+          <w:lang w:val="en-US"/>
+        </w:rPr>
+        <w:t xml:space="preserve"> </w:t>
+      </w:r>
+      <w:r>
+        <w:t>и</w:t>
+      </w:r>
+      <w:r>
+        <w:rPr>
+          <w:lang w:val="en-US"/>
+        </w:rPr>
+        <w:t xml:space="preserve"> </w:t>
+      </w:r>
+      <w:r>
+        <w:t>приобрел</w:t>
+      </w:r>
+      <w:r>
+        <w:rPr>
+          <w:lang w:val="en-US"/>
+        </w:rPr>
+        <w:t xml:space="preserve"> </w:t>
+      </w:r>
+      <w:r>
+        <w:t>развитие</w:t>
+      </w:r>
+      <w:r>
+        <w:rPr>
+          <w:lang w:val="en-US"/>
+        </w:rPr>
+        <w:t xml:space="preserve"> </w:t>
+      </w:r>
+      <w:r>
+        <w:t>в</w:t>
+      </w:r>
+      <w:r>
+        <w:rPr>
+          <w:lang w:val="en-US"/>
+        </w:rPr>
+        <w:t xml:space="preserve"> (Conditional BERT Contextual Augmentation</w:t>
+      </w:r>
+      <w:r>
+        <w:rPr>
+          <w:lang w:val="en-US"/>
+        </w:rPr>
+        <w:t xml:space="preserve">.  </w:t>
+      </w:r>
+      <w:r>
+        <w:t>Здесь</w:t>
+      </w:r>
+      <w:r>
+        <w:t xml:space="preserve">, </w:t>
+      </w:r>
+      <w:r>
+        <w:t>в</w:t>
+      </w:r>
+      <w:r>
+        <w:t xml:space="preserve"> </w:t>
+      </w:r>
+      <w:r>
+        <w:t>отличие</w:t>
+      </w:r>
+      <w:r>
+        <w:t xml:space="preserve"> </w:t>
+      </w:r>
+      <w:r>
+        <w:t>от</w:t>
+      </w:r>
+      <w:r>
+        <w:t xml:space="preserve"> </w:t>
+      </w:r>
+      <w:r>
+        <w:rPr>
+          <w:lang w:val="en-US"/>
+        </w:rPr>
+        <w:t>EDA</w:t>
+      </w:r>
+      <w:r>
+        <w:t xml:space="preserve"> </w:t>
+      </w:r>
+      <w:r>
+        <w:t>использующего статический словарь для синонимов, замена слов предсказывается моделью на основе контекста предложения.</w:t>
+      </w:r>
+    </w:p>
+    <w:p>
+      <w:pPr>
+        <w:ind w:firstLine="708"/>
+      </w:pPr>
+      <w:r>
         <w:lastRenderedPageBreak/>
-        <w:t>следствие неточности моделей перевода из одного предложения можно получить 3-5 различных парафразов.</w:t>
-      </w:r>
-    </w:p>
-    <w:p>
-      <w:pPr>
-        <w:rPr>
-          <w:rFonts w:cs="Times New Roman"/>
-          <w:lang w:val="en-US"/>
-        </w:rPr>
-      </w:pPr>
-      <w:r>
-        <w:rPr>
-          <w:rFonts w:cs="Times New Roman"/>
-        </w:rPr>
-        <w:t xml:space="preserve">Технически подход реализуем двумя способами: через </w:t>
-      </w:r>
-      <w:r>
-        <w:rPr>
-          <w:rFonts w:cs="Times New Roman"/>
-          <w:lang w:val="en-US"/>
-        </w:rPr>
-        <w:t>API</w:t>
-      </w:r>
-      <w:r>
-        <w:rPr>
-          <w:rFonts w:cs="Times New Roman"/>
-        </w:rPr>
-        <w:t xml:space="preserve"> </w:t>
-      </w:r>
-      <w:r>
-        <w:rPr>
-          <w:rFonts w:cs="Times New Roman"/>
-        </w:rPr>
-        <w:t>популярных сервисов перевода или же через локальные модели. Во избежание утечки данных, в рамках данной работы</w:t>
-      </w:r>
-      <w:r>
-        <w:rPr>
-          <w:rFonts w:cs="Times New Roman"/>
-        </w:rPr>
-        <w:t>,</w:t>
-      </w:r>
-      <w:r>
-        <w:rPr>
-          <w:rFonts w:cs="Times New Roman"/>
-        </w:rPr>
-        <w:t xml:space="preserve"> предпочтительней</w:t>
-      </w:r>
-      <w:r>
-        <w:rPr>
-          <w:rFonts w:cs="Times New Roman"/>
-        </w:rPr>
-        <w:t xml:space="preserve"> использовать переобученные локальные модели. </w:t>
-      </w:r>
-    </w:p>
-    <w:p>
-      <w:pPr>
-        <w:rPr>
-          <w:rFonts w:cs="Times New Roman"/>
-        </w:rPr>
-      </w:pPr>
-      <w:r>
-        <w:rPr>
-          <w:rFonts w:cs="Times New Roman"/>
-        </w:rPr>
-        <w:t>Достоинства</w:t>
-      </w:r>
-      <w:r>
-        <w:rPr>
-          <w:rFonts w:cs="Times New Roman"/>
-        </w:rPr>
-        <w:t xml:space="preserve"> </w:t>
-      </w:r>
-      <w:r>
-        <w:rPr>
-          <w:rFonts w:cs="Times New Roman"/>
-        </w:rPr>
-        <w:t xml:space="preserve">данного подхода заключаются в простоте реализации, а также в сохранении семантики, в отличие от предыдущего метода. </w:t>
-      </w:r>
-      <w:r>
-        <w:rPr>
-          <w:rFonts w:cs="Times New Roman"/>
-        </w:rPr>
-        <w:t>П</w:t>
-      </w:r>
-      <w:r>
-        <w:rPr>
-          <w:rFonts w:cs="Times New Roman"/>
-        </w:rPr>
-        <w:t>ри этом если переписка ведется с использованием сложной терминологии, может быть потеряна структура письма.</w:t>
-      </w:r>
-      <w:r>
-        <w:rPr>
-          <w:rFonts w:cs="Times New Roman"/>
-        </w:rPr>
-        <w:t xml:space="preserve"> К недостаткам можно отнести так же</w:t>
-      </w:r>
-      <w:r>
-        <w:rPr>
-          <w:rFonts w:cs="Times New Roman"/>
-        </w:rPr>
-        <w:t xml:space="preserve"> </w:t>
-      </w:r>
-      <w:r>
-        <w:rPr>
-          <w:rFonts w:cs="Times New Roman"/>
-        </w:rPr>
-        <w:t>з</w:t>
-      </w:r>
-      <w:r>
-        <w:rPr>
-          <w:rFonts w:cs="Times New Roman"/>
-        </w:rPr>
-        <w:t xml:space="preserve">ависимость </w:t>
-      </w:r>
-      <w:r>
-        <w:rPr>
-          <w:rFonts w:cs="Times New Roman"/>
-        </w:rPr>
-        <w:t xml:space="preserve">качества парафраза </w:t>
-      </w:r>
-      <w:r>
-        <w:rPr>
-          <w:rFonts w:cs="Times New Roman"/>
-        </w:rPr>
-        <w:t xml:space="preserve">от длины предложения, </w:t>
-      </w:r>
-      <w:r>
-        <w:rPr>
-          <w:rFonts w:cs="Times New Roman"/>
-        </w:rPr>
-        <w:t>некоторые пары языков работают недостаточно точно.</w:t>
-      </w:r>
-    </w:p>
-    <w:p>
-      <w:pPr>
-        <w:rPr>
-          <w:rFonts w:cs="Times New Roman"/>
-        </w:rPr>
-      </w:pPr>
-      <w:r>
-        <w:rPr>
-          <w:rFonts w:cs="Times New Roman"/>
-        </w:rPr>
-        <w:t xml:space="preserve">В рамках текущей задачи </w:t>
-      </w:r>
-      <w:r>
-        <w:rPr>
-          <w:rFonts w:cs="Times New Roman"/>
-        </w:rPr>
-        <w:t>метод обратного перевода применим ограниченно, поскольку не генерирует новые примеры, а создает близкие по смыслу к тексту парафразы.</w:t>
-      </w:r>
-    </w:p>
-    <w:p>
-      <w:pPr>
-        <w:rPr>
-          <w:b/>
-          <w:lang w:val="en-US"/>
-        </w:rPr>
-      </w:pPr>
-      <w:r>
-        <w:rPr>
-          <w:b/>
-          <w:lang w:val="en-US"/>
-        </w:rPr>
-        <w:t>1.2.</w:t>
-      </w:r>
-      <w:r>
-        <w:rPr>
-          <w:b/>
-        </w:rPr>
-        <w:t>3</w:t>
-      </w:r>
-      <w:r>
-        <w:rPr>
-          <w:b/>
-          <w:lang w:val="en-US"/>
-        </w:rPr>
-        <w:t xml:space="preserve"> Contextual Augmentation</w:t>
-      </w:r>
-    </w:p>
-    <w:p>
-      <w:pPr>
-        <w:ind w:firstLine="0"/>
-      </w:pPr>
-      <w:r>
-        <w:rPr>
-          <w:bCs/>
-          <w:lang w:val="en-US"/>
-        </w:rPr>
-        <w:tab/>
-      </w:r>
-      <w:r>
-        <w:rPr>
-          <w:bCs/>
-        </w:rPr>
-        <w:t>Метод</w:t>
-      </w:r>
-      <w:r>
-        <w:rPr>
-          <w:bCs/>
-          <w:lang w:val="en-US"/>
-        </w:rPr>
-        <w:t xml:space="preserve"> </w:t>
-      </w:r>
-      <w:r>
-        <w:rPr>
-          <w:bCs/>
-        </w:rPr>
-        <w:t>контекстной</w:t>
-      </w:r>
-      <w:r>
-        <w:rPr>
-          <w:bCs/>
-          <w:lang w:val="en-US"/>
-        </w:rPr>
-        <w:t xml:space="preserve"> </w:t>
-      </w:r>
-      <w:r>
-        <w:rPr>
-          <w:bCs/>
-        </w:rPr>
-        <w:t>аугментации</w:t>
-      </w:r>
-      <w:r>
-        <w:rPr>
-          <w:bCs/>
-          <w:lang w:val="en-US"/>
-        </w:rPr>
-        <w:t xml:space="preserve"> </w:t>
-      </w:r>
-      <w:r>
-        <w:rPr>
-          <w:bCs/>
-        </w:rPr>
-        <w:t>предложен</w:t>
-      </w:r>
-      <w:r>
-        <w:rPr>
-          <w:bCs/>
-          <w:lang w:val="en-US"/>
-        </w:rPr>
-        <w:t xml:space="preserve"> </w:t>
-      </w:r>
-      <w:r>
-        <w:rPr>
-          <w:bCs/>
-        </w:rPr>
-        <w:t>в</w:t>
-      </w:r>
-      <w:r>
-        <w:rPr>
-          <w:bCs/>
-          <w:lang w:val="en-US"/>
-        </w:rPr>
-        <w:t xml:space="preserve"> </w:t>
-      </w:r>
-      <w:r>
-        <w:rPr>
-          <w:bCs/>
-        </w:rPr>
-        <w:t>работе</w:t>
-      </w:r>
-      <w:r>
-        <w:rPr>
-          <w:bCs/>
-          <w:lang w:val="en-US"/>
-        </w:rPr>
-        <w:t xml:space="preserve"> (</w:t>
-      </w:r>
-      <w:r>
-        <w:rPr>
-          <w:lang w:val="en-US"/>
-        </w:rPr>
-        <w:t>Kobayashi S. «Contextual Augmentation: Data Augmentation by Words with Paradigmatic Relations</w:t>
-      </w:r>
-      <w:r>
-        <w:rPr>
-          <w:lang w:val="en-US"/>
-        </w:rPr>
-        <w:t>)</w:t>
-      </w:r>
-      <w:r>
-        <w:rPr>
-          <w:lang w:val="en-US"/>
-        </w:rPr>
-        <w:t xml:space="preserve"> </w:t>
-      </w:r>
-      <w:r>
-        <w:t>и</w:t>
-      </w:r>
-      <w:r>
-        <w:rPr>
-          <w:lang w:val="en-US"/>
-        </w:rPr>
-        <w:t xml:space="preserve"> </w:t>
-      </w:r>
-      <w:r>
-        <w:t>приобрел</w:t>
-      </w:r>
-      <w:r>
-        <w:rPr>
-          <w:lang w:val="en-US"/>
-        </w:rPr>
-        <w:t xml:space="preserve"> </w:t>
-      </w:r>
-      <w:r>
-        <w:t>развитие</w:t>
-      </w:r>
-      <w:r>
-        <w:rPr>
-          <w:lang w:val="en-US"/>
-        </w:rPr>
-        <w:t xml:space="preserve"> </w:t>
-      </w:r>
-      <w:r>
-        <w:t>в</w:t>
-      </w:r>
-      <w:r>
-        <w:rPr>
-          <w:lang w:val="en-US"/>
-        </w:rPr>
-        <w:t xml:space="preserve"> (</w:t>
-      </w:r>
-      <w:r>
-        <w:rPr>
-          <w:lang w:val="en-US"/>
-        </w:rPr>
-        <w:t>Conditional BERT Contextual Augmentation</w:t>
-      </w:r>
-      <w:r>
-        <w:rPr>
-          <w:lang w:val="en-US"/>
-        </w:rPr>
-        <w:t xml:space="preserve">.  </w:t>
-      </w:r>
-      <w:r>
-        <w:t>Здесь</w:t>
-      </w:r>
-      <w:r>
-        <w:t xml:space="preserve">, </w:t>
-      </w:r>
-      <w:r>
-        <w:t>в</w:t>
-      </w:r>
-      <w:r>
-        <w:t xml:space="preserve"> </w:t>
-      </w:r>
-      <w:r>
-        <w:t>отличие</w:t>
-      </w:r>
-      <w:r>
-        <w:t xml:space="preserve"> </w:t>
-      </w:r>
-      <w:r>
-        <w:t>от</w:t>
-      </w:r>
-      <w:r>
-        <w:t xml:space="preserve"> </w:t>
-      </w:r>
-      <w:r>
-        <w:rPr>
-          <w:lang w:val="en-US"/>
-        </w:rPr>
-        <w:t>EDA</w:t>
-      </w:r>
-      <w:r>
-        <w:t xml:space="preserve"> </w:t>
-      </w:r>
-      <w:r>
-        <w:t>использующего статический словарь для синонимов, замена слов предсказывается моделью на основе контекста предложения.</w:t>
+        <w:t>Процедура аугментации состоит из следующих шагов: в предложении случайным образом выбирается слово,</w:t>
+      </w:r>
+      <w:r>
+        <w:t xml:space="preserve"> </w:t>
+      </w:r>
+      <w:r>
+        <w:t xml:space="preserve">выбранное слово заменяется токеном [MASK], языковая модель предсказывает </w:t>
+      </w:r>
+      <w:r>
+        <w:t>несколько замен</w:t>
+      </w:r>
+      <w:r>
+        <w:t xml:space="preserve"> для данной позиции с учётом окружающего контекста, одна из предсказанных замен подставляется на место оригинального слова.</w:t>
       </w:r>
     </w:p>
     <w:p>
       <w:pPr>
         <w:ind w:firstLine="708"/>
-      </w:pPr>
-      <w:r>
-        <w:t>Процедура аугментации состоит из следующих шагов: в предложении случайным образом выбирается слово,</w:t>
-      </w:r>
-      <w:r>
-        <w:t xml:space="preserve"> </w:t>
-      </w:r>
-      <w:r>
-        <w:t xml:space="preserve">выбранное слово заменяется токеном [MASK], языковая модель предсказывает </w:t>
-      </w:r>
-      <w:r>
-        <w:t>несколько замен</w:t>
-      </w:r>
-      <w:r>
-        <w:t xml:space="preserve"> для данной позиции с учётом окружающего контекста, одна из предсказанных замен подставляется на место оригинального слова.</w:t>
-      </w:r>
-    </w:p>
-    <w:p>
-      <w:pPr>
-        <w:ind w:firstLine="708"/>
+        <w:rPr>
+          <w:lang w:val="en-US"/>
+        </w:rPr>
       </w:pPr>
       <w:r>
         <w:t>Метод учитывает контекст, что обеспечивает грамматическую корректность и сохранение семантики текста. Но при этом работает исключительно на уровне замены слов, что не позволяет сгенерировать принципиально иной текст при малом количестве примеров.</w:t>
       </w:r>
-    </w:p>
-    <w:p>
-      <w:pPr>
-        <w:ind w:firstLine="708"/>
-      </w:pPr>
     </w:p>
     <w:p>
       <w:pPr>
@@ -2003,6 +2424,9 @@
         <w:t>Метод</w:t>
       </w:r>
       <w:r>
+        <w:rPr>
+          <w:lang w:val="en-US"/>
+        </w:rPr>
         <w:t xml:space="preserve"> (</w:t>
       </w:r>
       <w:r>
@@ -2012,6 +2436,9 @@
         <w:t>Li</w:t>
       </w:r>
       <w:r>
+        <w:rPr>
+          <w:lang w:val="en-US"/>
+        </w:rPr>
         <w:t xml:space="preserve"> </w:t>
       </w:r>
       <w:r>
@@ -2021,6 +2448,9 @@
         <w:t>Z</w:t>
       </w:r>
       <w:r>
+        <w:rPr>
+          <w:lang w:val="en-US"/>
+        </w:rPr>
         <w:t xml:space="preserve">., </w:t>
       </w:r>
       <w:r>
@@ -2030,6 +2460,9 @@
         <w:t>Zhu</w:t>
       </w:r>
       <w:r>
+        <w:rPr>
+          <w:lang w:val="en-US"/>
+        </w:rPr>
         <w:t xml:space="preserve"> </w:t>
       </w:r>
       <w:r>
@@ -2039,6 +2472,9 @@
         <w:t>H</w:t>
       </w:r>
       <w:r>
+        <w:rPr>
+          <w:lang w:val="en-US"/>
+        </w:rPr>
         <w:t xml:space="preserve">., </w:t>
       </w:r>
       <w:r>
@@ -2048,6 +2484,9 @@
         <w:t>Lu</w:t>
       </w:r>
       <w:r>
+        <w:rPr>
+          <w:lang w:val="en-US"/>
+        </w:rPr>
         <w:t xml:space="preserve"> </w:t>
       </w:r>
       <w:r>
@@ -2057,6 +2496,9 @@
         <w:t>Z</w:t>
       </w:r>
       <w:r>
+        <w:rPr>
+          <w:lang w:val="en-US"/>
+        </w:rPr>
         <w:t xml:space="preserve">., </w:t>
       </w:r>
       <w:r>
@@ -2066,6 +2508,9 @@
         <w:t>Yin</w:t>
       </w:r>
       <w:r>
+        <w:rPr>
+          <w:lang w:val="en-US"/>
+        </w:rPr>
         <w:t xml:space="preserve"> </w:t>
       </w:r>
       <w:r>
@@ -2075,6 +2520,9 @@
         <w:t>M</w:t>
       </w:r>
       <w:r>
+        <w:rPr>
+          <w:lang w:val="en-US"/>
+        </w:rPr>
         <w:t>. «</w:t>
       </w:r>
       <w:r>
@@ -2084,6 +2532,9 @@
         <w:t>Synthetic</w:t>
       </w:r>
       <w:r>
+        <w:rPr>
+          <w:lang w:val="en-US"/>
+        </w:rPr>
         <w:t xml:space="preserve"> </w:t>
       </w:r>
       <w:r>
@@ -2093,6 +2544,9 @@
         <w:t>Data</w:t>
       </w:r>
       <w:r>
+        <w:rPr>
+          <w:lang w:val="en-US"/>
+        </w:rPr>
         <w:t xml:space="preserve"> </w:t>
       </w:r>
       <w:r>
@@ -2102,6 +2556,9 @@
         <w:t>Generation</w:t>
       </w:r>
       <w:r>
+        <w:rPr>
+          <w:lang w:val="en-US"/>
+        </w:rPr>
         <w:t xml:space="preserve"> </w:t>
       </w:r>
       <w:r>
@@ -2111,6 +2568,9 @@
         <w:t>with</w:t>
       </w:r>
       <w:r>
+        <w:rPr>
+          <w:lang w:val="en-US"/>
+        </w:rPr>
         <w:t xml:space="preserve"> </w:t>
       </w:r>
       <w:r>
@@ -2120,6 +2580,9 @@
         <w:t>Large</w:t>
       </w:r>
       <w:r>
+        <w:rPr>
+          <w:lang w:val="en-US"/>
+        </w:rPr>
         <w:t xml:space="preserve"> </w:t>
       </w:r>
       <w:r>
@@ -2129,6 +2592,9 @@
         <w:t>Language</w:t>
       </w:r>
       <w:r>
+        <w:rPr>
+          <w:lang w:val="en-US"/>
+        </w:rPr>
         <w:t xml:space="preserve"> </w:t>
       </w:r>
       <w:r>
@@ -2138,6 +2604,9 @@
         <w:t>Models</w:t>
       </w:r>
       <w:r>
+        <w:rPr>
+          <w:lang w:val="en-US"/>
+        </w:rPr>
         <w:t xml:space="preserve"> </w:t>
       </w:r>
       <w:r>
@@ -2147,6 +2616,9 @@
         <w:t>for</w:t>
       </w:r>
       <w:r>
+        <w:rPr>
+          <w:lang w:val="en-US"/>
+        </w:rPr>
         <w:t xml:space="preserve"> </w:t>
       </w:r>
       <w:r>
@@ -2156,6 +2628,9 @@
         <w:t>Text</w:t>
       </w:r>
       <w:r>
+        <w:rPr>
+          <w:lang w:val="en-US"/>
+        </w:rPr>
         <w:t xml:space="preserve"> </w:t>
       </w:r>
       <w:r>
@@ -2165,6 +2640,9 @@
         <w:t>Classification</w:t>
       </w:r>
       <w:r>
+        <w:rPr>
+          <w:lang w:val="en-US"/>
+        </w:rPr>
         <w:t xml:space="preserve">: </w:t>
       </w:r>
       <w:r>
@@ -2174,6 +2652,9 @@
         <w:t>Potential</w:t>
       </w:r>
       <w:r>
+        <w:rPr>
+          <w:lang w:val="en-US"/>
+        </w:rPr>
         <w:t xml:space="preserve"> </w:t>
       </w:r>
       <w:r>
@@ -2183,6 +2664,9 @@
         <w:t>and</w:t>
       </w:r>
       <w:r>
+        <w:rPr>
+          <w:lang w:val="en-US"/>
+        </w:rPr>
         <w:t xml:space="preserve"> </w:t>
       </w:r>
       <w:r>
@@ -2192,16 +2676,1563 @@
         <w:t>Limitations</w:t>
       </w:r>
       <w:r>
+        <w:rPr>
+          <w:lang w:val="en-US"/>
+        </w:rPr>
+        <w:t>»)</w:t>
+      </w:r>
+      <w:r>
+        <w:rPr>
+          <w:lang w:val="en-US"/>
+        </w:rPr>
+        <w:t xml:space="preserve"> </w:t>
+      </w:r>
+      <w:r>
+        <w:t>подразумевает</w:t>
+      </w:r>
+      <w:r>
+        <w:rPr>
+          <w:lang w:val="en-US"/>
+        </w:rPr>
+        <w:t xml:space="preserve"> </w:t>
+      </w:r>
+      <w:r>
+        <w:t>генерацию</w:t>
+      </w:r>
+      <w:r>
+        <w:rPr>
+          <w:lang w:val="en-US"/>
+        </w:rPr>
+        <w:t xml:space="preserve"> </w:t>
+      </w:r>
+      <w:r>
+        <w:t>данных</w:t>
+      </w:r>
+      <w:r>
+        <w:rPr>
+          <w:lang w:val="en-US"/>
+        </w:rPr>
+        <w:t xml:space="preserve"> с</w:t>
+      </w:r>
+      <w:r>
+        <w:rPr>
+          <w:lang w:val="en-US"/>
+        </w:rPr>
+        <w:t xml:space="preserve"> </w:t>
+      </w:r>
+      <w:r>
+        <w:t>помощью</w:t>
+      </w:r>
+      <w:r>
+        <w:rPr>
+          <w:lang w:val="en-US"/>
+        </w:rPr>
+        <w:t xml:space="preserve"> LLM</w:t>
+      </w:r>
+      <w:r>
+        <w:t xml:space="preserve">, </w:t>
+      </w:r>
+      <w:r>
+        <w:t>которой на вход подается несколько оригинальных примеров целевого класса.</w:t>
+      </w:r>
+    </w:p>
+    <w:p>
+      <w:pPr>
+        <w:ind w:firstLine="708"/>
+      </w:pPr>
+      <w:r>
+        <w:t xml:space="preserve">Перед запуском в модель подается системный </w:t>
+      </w:r>
+      <w:proofErr w:type="spellStart"/>
+      <w:r>
+        <w:t>промпт</w:t>
+      </w:r>
+      <w:proofErr w:type="spellEnd"/>
+      <w:r>
+        <w:t xml:space="preserve"> </w:t>
+      </w:r>
+      <w:r>
+        <w:t xml:space="preserve">с описанием целевого класса и задачи генерации, затем на вход подается несколько оригинальных экземпляров класса. Модель генерирует заданные </w:t>
+      </w:r>
+      <w:r>
+        <w:rPr>
+          <w:lang w:val="en-US"/>
+        </w:rPr>
+        <w:t>N</w:t>
+      </w:r>
+      <w:r>
+        <w:t xml:space="preserve"> </w:t>
+      </w:r>
+      <w:r>
+        <w:t>примеров. Далее примеры должны пройти автоматическую и ручную валидацию, не релевантные примеры отсеиваются.</w:t>
+      </w:r>
+    </w:p>
+    <w:p>
+      <w:pPr>
+        <w:ind w:firstLine="708"/>
+      </w:pPr>
+      <w:r>
+        <w:t xml:space="preserve">К этому методу так же относится подход </w:t>
+      </w:r>
+      <w:r>
+        <w:t xml:space="preserve">Data </w:t>
+      </w:r>
+      <w:proofErr w:type="spellStart"/>
+      <w:r>
+        <w:t>Boost</w:t>
+      </w:r>
+      <w:proofErr w:type="spellEnd"/>
+      <w:r>
+        <w:t xml:space="preserve"> (</w:t>
+      </w:r>
+      <w:proofErr w:type="spellStart"/>
+      <w:r>
+        <w:t>Liu</w:t>
+      </w:r>
+      <w:proofErr w:type="spellEnd"/>
+      <w:r>
+        <w:t xml:space="preserve"> R. </w:t>
+      </w:r>
+      <w:proofErr w:type="spellStart"/>
+      <w:r>
+        <w:t>et</w:t>
+      </w:r>
+      <w:proofErr w:type="spellEnd"/>
+      <w:r>
+        <w:t xml:space="preserve"> </w:t>
+      </w:r>
+      <w:proofErr w:type="spellStart"/>
+      <w:r>
+        <w:t>al</w:t>
+      </w:r>
+      <w:proofErr w:type="spellEnd"/>
+      <w:r>
+        <w:t xml:space="preserve">. </w:t>
+      </w:r>
+      <w:r>
+        <w:rPr>
+          <w:lang w:val="en-US"/>
+        </w:rPr>
+        <w:t>«Data Boost: Text Data Augmentation Through Reinforcement Learning Guided Conditional Generation», 2020)</w:t>
+      </w:r>
+      <w:r>
+        <w:rPr>
+          <w:lang w:val="en-US"/>
+        </w:rPr>
+        <w:t xml:space="preserve">. </w:t>
+      </w:r>
+      <w:r>
+        <w:t xml:space="preserve">Суть подхода состоит в том, что в процесс генерации текста встроен дополнительный механизм обучения с подкреплением. Он </w:t>
+      </w:r>
+      <w:r>
+        <w:t>оценивает,</w:t>
+      </w:r>
+      <w:r>
+        <w:t xml:space="preserve"> насколько каждое следующее сгенерированное слово соответствует стилистике целевого класса и корректирует</w:t>
+      </w:r>
+      <w:r>
+        <w:t xml:space="preserve"> выбор в необходимом направлении. </w:t>
+      </w:r>
+    </w:p>
+    <w:p>
+      <w:pPr>
+        <w:ind w:firstLine="708"/>
+      </w:pPr>
+      <w:r>
+        <w:rPr>
+          <w:lang w:val="en-US"/>
+        </w:rPr>
+        <w:lastRenderedPageBreak/>
+        <w:t>LLM</w:t>
+      </w:r>
+      <w:r>
+        <w:t xml:space="preserve"> </w:t>
+      </w:r>
+      <w:r>
+        <w:t xml:space="preserve">генерация реализуема </w:t>
+      </w:r>
+      <w:r>
+        <w:t xml:space="preserve">как с помощью </w:t>
+      </w:r>
+      <w:r>
+        <w:rPr>
+          <w:lang w:val="en-US"/>
+        </w:rPr>
+        <w:t>API</w:t>
+      </w:r>
+      <w:r>
+        <w:t xml:space="preserve"> различных моделей, так и локально, что в рамках задачи ВКР предпочтительней.</w:t>
+      </w:r>
+    </w:p>
+    <w:p>
+      <w:pPr>
+        <w:ind w:firstLine="708"/>
+      </w:pPr>
+      <w:r>
+        <w:t xml:space="preserve">Генерация данных с помощью </w:t>
+      </w:r>
+      <w:r>
+        <w:rPr>
+          <w:lang w:val="en-US"/>
+        </w:rPr>
+        <w:t>LLM</w:t>
+      </w:r>
+      <w:r>
+        <w:t xml:space="preserve"> позволяет создать</w:t>
+      </w:r>
+      <w:r>
+        <w:t xml:space="preserve"> </w:t>
+      </w:r>
+      <w:r>
+        <w:t>принципиально новые примеры класса, что делает данный подход одним из ключевых в задаче классификации входящей корреспонденции, особенно для классов с малым количеством экземпляров.</w:t>
+      </w:r>
+    </w:p>
+    <w:p>
+      <w:pPr>
+        <w:ind w:firstLine="708"/>
+      </w:pPr>
+    </w:p>
+    <w:p>
+      <w:pPr>
+        <w:ind w:firstLine="708"/>
+      </w:pPr>
+    </w:p>
+    <w:p>
+      <w:pPr>
+        <w:ind w:firstLine="708"/>
+      </w:pPr>
+    </w:p>
+    <w:p>
+      <w:pPr>
+        <w:rPr>
+          <w:b/>
+          <w:bCs/>
+        </w:rPr>
+      </w:pPr>
+      <w:r>
+        <w:rPr>
+          <w:b/>
+        </w:rPr>
+        <w:t>1.2.</w:t>
+      </w:r>
+      <w:r>
+        <w:rPr>
+          <w:b/>
+        </w:rPr>
+        <w:t>5</w:t>
+      </w:r>
+      <w:r>
+        <w:rPr>
+          <w:b/>
+        </w:rPr>
+        <w:t xml:space="preserve"> </w:t>
+      </w:r>
+      <w:r>
+        <w:rPr>
+          <w:b/>
+          <w:lang w:val="en-US"/>
+        </w:rPr>
+        <w:t>Text</w:t>
+      </w:r>
+      <w:r>
+        <w:rPr>
+          <w:b/>
+        </w:rPr>
+        <w:t>-</w:t>
+      </w:r>
+      <w:r>
+        <w:rPr>
+          <w:b/>
+          <w:lang w:val="en-US"/>
+        </w:rPr>
+        <w:t>to</w:t>
+      </w:r>
+      <w:r>
+        <w:rPr>
+          <w:b/>
+        </w:rPr>
+        <w:t>-</w:t>
+      </w:r>
+      <w:r>
+        <w:rPr>
+          <w:b/>
+          <w:lang w:val="en-US"/>
+        </w:rPr>
+        <w:t>Text</w:t>
+      </w:r>
+      <w:r>
+        <w:rPr>
+          <w:b/>
+        </w:rPr>
+        <w:t xml:space="preserve"> </w:t>
+      </w:r>
+      <w:r>
+        <w:rPr>
+          <w:b/>
+        </w:rPr>
+        <w:t>модели</w:t>
+      </w:r>
+    </w:p>
+    <w:p>
+      <w:pPr>
+        <w:ind w:firstLine="708"/>
+        <w:rPr>
+          <w:color w:val="000000"/>
+        </w:rPr>
+      </w:pPr>
+      <w:r>
+        <w:t xml:space="preserve">Метод основан на использовании </w:t>
+      </w:r>
+      <w:r>
+        <w:rPr>
+          <w:bCs/>
+          <w:lang w:val="en-US"/>
+        </w:rPr>
+        <w:t>Text</w:t>
+      </w:r>
+      <w:r>
+        <w:rPr>
+          <w:bCs/>
+        </w:rPr>
+        <w:t>-</w:t>
+      </w:r>
+      <w:r>
+        <w:rPr>
+          <w:bCs/>
+          <w:lang w:val="en-US"/>
+        </w:rPr>
+        <w:t>to</w:t>
+      </w:r>
+      <w:r>
+        <w:rPr>
+          <w:bCs/>
+        </w:rPr>
+        <w:t>-</w:t>
+      </w:r>
+      <w:r>
+        <w:rPr>
+          <w:bCs/>
+          <w:lang w:val="en-US"/>
+        </w:rPr>
+        <w:t>Text</w:t>
+      </w:r>
+      <w:r>
+        <w:t xml:space="preserve"> </w:t>
+      </w:r>
+      <w:r>
+        <w:rPr>
+          <w:color w:val="000000"/>
+        </w:rPr>
+        <w:t>моделей (</w:t>
+      </w:r>
+      <w:proofErr w:type="spellStart"/>
+      <w:r>
+        <w:rPr>
+          <w:color w:val="000000"/>
+        </w:rPr>
+        <w:t>Raffel</w:t>
+      </w:r>
+      <w:proofErr w:type="spellEnd"/>
+      <w:r>
+        <w:rPr>
+          <w:color w:val="000000"/>
+        </w:rPr>
+        <w:t xml:space="preserve"> C. </w:t>
+      </w:r>
+      <w:proofErr w:type="spellStart"/>
+      <w:r>
+        <w:rPr>
+          <w:color w:val="000000"/>
+        </w:rPr>
+        <w:t>et</w:t>
+      </w:r>
+      <w:proofErr w:type="spellEnd"/>
+      <w:r>
+        <w:rPr>
+          <w:color w:val="000000"/>
+        </w:rPr>
+        <w:t xml:space="preserve"> </w:t>
+      </w:r>
+      <w:proofErr w:type="spellStart"/>
+      <w:r>
+        <w:rPr>
+          <w:color w:val="000000"/>
+        </w:rPr>
+        <w:t>al</w:t>
+      </w:r>
+      <w:proofErr w:type="spellEnd"/>
+      <w:r>
+        <w:rPr>
+          <w:color w:val="000000"/>
+        </w:rPr>
+        <w:t xml:space="preserve">. </w:t>
+      </w:r>
+      <w:r>
+        <w:rPr>
+          <w:color w:val="000000"/>
+          <w:lang w:val="en-US"/>
+        </w:rPr>
+        <w:t>«Exploring the Limits of Transfer Learning with a Unified Text-to-Text Transformer», Zhang J. et al. «PEGASUS: Pre-training with Extracted Gap-sentences for Abstractive Summarization»).</w:t>
+      </w:r>
+    </w:p>
+    <w:p>
+      <w:pPr>
+        <w:ind w:firstLine="708"/>
+        <w:rPr>
+          <w:color w:val="000000"/>
+        </w:rPr>
+      </w:pPr>
+      <w:r>
+        <w:rPr>
+          <w:color w:val="000000"/>
+        </w:rPr>
+        <w:t xml:space="preserve"> </w:t>
+      </w:r>
+      <w:r>
+        <w:rPr>
+          <w:color w:val="000000"/>
+        </w:rPr>
+        <w:t xml:space="preserve">Модель </w:t>
+      </w:r>
+      <w:r>
+        <w:rPr>
+          <w:color w:val="000000"/>
+          <w:lang w:val="en-US"/>
+        </w:rPr>
+        <w:t>T</w:t>
+      </w:r>
+      <w:r>
+        <w:rPr>
+          <w:color w:val="000000"/>
+        </w:rPr>
+        <w:t xml:space="preserve">5 </w:t>
+      </w:r>
+      <w:r>
+        <w:rPr>
+          <w:color w:val="000000"/>
+        </w:rPr>
+        <w:t xml:space="preserve">с архитектурой энкодер-декодер </w:t>
+      </w:r>
+      <w:proofErr w:type="spellStart"/>
+      <w:r>
+        <w:rPr>
+          <w:color w:val="000000"/>
+        </w:rPr>
+        <w:t>предобучена</w:t>
+      </w:r>
+      <w:proofErr w:type="spellEnd"/>
+      <w:r>
+        <w:rPr>
+          <w:color w:val="000000"/>
+        </w:rPr>
+        <w:t xml:space="preserve"> на корпусе </w:t>
+      </w:r>
+      <w:r>
+        <w:rPr>
+          <w:color w:val="000000"/>
+          <w:lang w:val="en-US"/>
+        </w:rPr>
+        <w:t>C</w:t>
+      </w:r>
+      <w:r>
+        <w:rPr>
+          <w:color w:val="000000"/>
+        </w:rPr>
+        <w:t xml:space="preserve">4 </w:t>
+      </w:r>
+      <w:r>
+        <w:rPr>
+          <w:lang w:val="en-US" w:eastAsia="ru-RU"/>
+        </w:rPr>
+        <w:sym w:font="Symbol" w:char="F0BE"/>
+      </w:r>
+      <w:r>
+        <w:rPr>
+          <w:lang w:eastAsia="ru-RU"/>
+        </w:rPr>
+        <w:t xml:space="preserve"> </w:t>
+      </w:r>
+      <w:r>
+        <w:rPr>
+          <w:color w:val="000000"/>
+        </w:rPr>
+        <w:t xml:space="preserve">750 </w:t>
+      </w:r>
+      <w:r>
+        <w:rPr>
+          <w:color w:val="000000"/>
+        </w:rPr>
+        <w:t>гигабайт очищенного текста с маскированием 15</w:t>
+      </w:r>
+      <w:r>
+        <w:rPr>
+          <w:color w:val="000000"/>
+        </w:rPr>
+        <w:t xml:space="preserve">% </w:t>
+      </w:r>
+      <w:r>
+        <w:rPr>
+          <w:color w:val="000000"/>
+        </w:rPr>
+        <w:t>токенов</w:t>
+      </w:r>
+      <w:r>
+        <w:rPr>
+          <w:color w:val="000000"/>
+        </w:rPr>
+        <w:t xml:space="preserve"> непрерывными </w:t>
+      </w:r>
+      <w:proofErr w:type="spellStart"/>
+      <w:r>
+        <w:rPr>
+          <w:color w:val="000000"/>
+        </w:rPr>
+        <w:t>спанами</w:t>
+      </w:r>
+      <w:proofErr w:type="spellEnd"/>
+      <w:r>
+        <w:rPr>
+          <w:color w:val="000000"/>
+        </w:rPr>
+        <w:t>, что позволяет модели лучше распознавать контекст</w:t>
+      </w:r>
+      <w:r>
+        <w:rPr>
+          <w:color w:val="000000"/>
+        </w:rPr>
+        <w:t xml:space="preserve"> для последующей генерации текста</w:t>
+      </w:r>
+      <w:r>
+        <w:rPr>
+          <w:color w:val="000000"/>
+        </w:rPr>
+        <w:t>.</w:t>
+      </w:r>
+    </w:p>
+    <w:p>
+      <w:pPr>
+        <w:ind w:firstLine="708"/>
+        <w:rPr>
+          <w:color w:val="000000"/>
+        </w:rPr>
+      </w:pPr>
+      <w:r>
+        <w:rPr>
+          <w:color w:val="000000"/>
+        </w:rPr>
+        <w:t xml:space="preserve">Модель </w:t>
+      </w:r>
+      <w:r>
+        <w:rPr>
+          <w:color w:val="000000"/>
+          <w:lang w:val="en-US"/>
+        </w:rPr>
+        <w:t>PEGASUS</w:t>
+      </w:r>
+      <w:r>
+        <w:rPr>
+          <w:color w:val="000000"/>
+        </w:rPr>
+        <w:t xml:space="preserve"> </w:t>
+      </w:r>
+      <w:r>
+        <w:rPr>
+          <w:color w:val="000000"/>
+        </w:rPr>
+        <w:t xml:space="preserve">превосходит </w:t>
+      </w:r>
+      <w:r>
+        <w:rPr>
+          <w:color w:val="000000"/>
+          <w:lang w:val="en-US"/>
+        </w:rPr>
+        <w:t>T</w:t>
+      </w:r>
+      <w:r>
+        <w:rPr>
+          <w:color w:val="000000"/>
+        </w:rPr>
+        <w:t xml:space="preserve">5 </w:t>
+      </w:r>
+      <w:r>
+        <w:rPr>
+          <w:color w:val="000000"/>
+        </w:rPr>
+        <w:t xml:space="preserve">за счет </w:t>
+      </w:r>
+      <w:proofErr w:type="spellStart"/>
+      <w:r>
+        <w:rPr>
+          <w:color w:val="000000"/>
+        </w:rPr>
+        <w:t>предобучения</w:t>
+      </w:r>
+      <w:proofErr w:type="spellEnd"/>
+      <w:r>
+        <w:rPr>
+          <w:color w:val="000000"/>
+        </w:rPr>
+        <w:t xml:space="preserve"> на большем корпусе </w:t>
+      </w:r>
+      <w:r>
+        <w:rPr>
+          <w:color w:val="000000"/>
+        </w:rPr>
+        <w:t>данных, было</w:t>
+      </w:r>
+      <w:r>
+        <w:rPr>
+          <w:color w:val="000000"/>
+        </w:rPr>
+        <w:t xml:space="preserve"> использовано несколько больших датасетов, а </w:t>
+      </w:r>
+      <w:proofErr w:type="gramStart"/>
+      <w:r>
+        <w:rPr>
+          <w:color w:val="000000"/>
+        </w:rPr>
+        <w:t xml:space="preserve">так </w:t>
+      </w:r>
+      <w:r>
+        <w:rPr>
+          <w:color w:val="000000"/>
+        </w:rPr>
+        <w:t xml:space="preserve"> же</w:t>
+      </w:r>
+      <w:proofErr w:type="gramEnd"/>
+      <w:r>
+        <w:rPr>
+          <w:color w:val="000000"/>
+        </w:rPr>
+        <w:t xml:space="preserve"> вариантов маскирования для каждого </w:t>
+      </w:r>
+      <w:proofErr w:type="gramStart"/>
+      <w:r>
+        <w:rPr>
+          <w:color w:val="000000"/>
+        </w:rPr>
+        <w:t xml:space="preserve">датасета </w:t>
+      </w:r>
+      <w:r>
+        <w:rPr>
+          <w:color w:val="000000"/>
+        </w:rPr>
+        <w:t>:</w:t>
+      </w:r>
+      <w:proofErr w:type="gramEnd"/>
+      <w:r>
+        <w:rPr>
+          <w:color w:val="000000"/>
+        </w:rPr>
+        <w:t xml:space="preserve"> 15% для </w:t>
+      </w:r>
+      <w:r>
+        <w:rPr>
+          <w:color w:val="000000"/>
+          <w:lang w:val="en-US"/>
+        </w:rPr>
+        <w:t>CNN</w:t>
+      </w:r>
+      <w:r>
+        <w:rPr>
+          <w:color w:val="000000"/>
+        </w:rPr>
+        <w:t>/</w:t>
+      </w:r>
+      <w:proofErr w:type="spellStart"/>
+      <w:r>
+        <w:rPr>
+          <w:color w:val="000000"/>
+          <w:lang w:val="en-US"/>
+        </w:rPr>
+        <w:t>DailyMail</w:t>
+      </w:r>
+      <w:proofErr w:type="spellEnd"/>
+      <w:r>
+        <w:rPr>
+          <w:color w:val="000000"/>
+        </w:rPr>
+        <w:t xml:space="preserve">, 30% для </w:t>
+      </w:r>
+      <w:proofErr w:type="spellStart"/>
+      <w:r>
+        <w:rPr>
+          <w:color w:val="000000"/>
+          <w:lang w:val="en-US"/>
+        </w:rPr>
+        <w:t>XSum</w:t>
+      </w:r>
+      <w:proofErr w:type="spellEnd"/>
+      <w:r>
+        <w:rPr>
+          <w:color w:val="000000"/>
+        </w:rPr>
+        <w:t>/</w:t>
+      </w:r>
+      <w:r>
+        <w:rPr>
+          <w:color w:val="000000"/>
+          <w:lang w:val="en-US"/>
+        </w:rPr>
+        <w:t>Reddit</w:t>
+      </w:r>
+      <w:r>
+        <w:rPr>
+          <w:color w:val="000000"/>
+        </w:rPr>
+        <w:t xml:space="preserve"> </w:t>
+      </w:r>
+      <w:r>
+        <w:rPr>
+          <w:color w:val="000000"/>
+          <w:lang w:val="en-US"/>
+        </w:rPr>
+        <w:t>TIFU</w:t>
+      </w:r>
+      <w:r>
+        <w:rPr>
+          <w:color w:val="000000"/>
+        </w:rPr>
+        <w:t xml:space="preserve">, 45% для </w:t>
+      </w:r>
+      <w:proofErr w:type="spellStart"/>
+      <w:r>
+        <w:rPr>
+          <w:color w:val="000000"/>
+          <w:lang w:val="en-US"/>
+        </w:rPr>
+        <w:t>WikiHow</w:t>
+      </w:r>
+      <w:proofErr w:type="spellEnd"/>
+      <w:r>
+        <w:rPr>
+          <w:color w:val="000000"/>
+        </w:rPr>
+        <w:t>.</w:t>
+      </w:r>
+    </w:p>
+    <w:p>
+      <w:pPr>
+        <w:ind w:firstLine="708"/>
+        <w:rPr>
+          <w:color w:val="000000"/>
+        </w:rPr>
+      </w:pPr>
+      <w:r>
+        <w:rPr>
+          <w:color w:val="000000"/>
+        </w:rPr>
+        <w:t>Хотя данные модели хорошо себя зарекомендовали в контексте задач генерации текста, применительно к задаче русскоязычной классификации они малоприменимы, поскольку весь корпус обучающих данных был преимущественно на английском языке.</w:t>
+      </w:r>
+      <w:r>
+        <w:rPr>
+          <w:color w:val="000000"/>
+        </w:rPr>
+        <w:t xml:space="preserve"> Поэтому при выборе данных методов стоит рассмотреть аналоги </w:t>
+      </w:r>
+      <w:proofErr w:type="spellStart"/>
+      <w:r>
+        <w:rPr>
+          <w:color w:val="000000"/>
+        </w:rPr>
+        <w:t>предобученные</w:t>
+      </w:r>
+      <w:proofErr w:type="spellEnd"/>
+      <w:r>
+        <w:rPr>
+          <w:color w:val="000000"/>
+        </w:rPr>
+        <w:t xml:space="preserve"> на русских </w:t>
+      </w:r>
+      <w:proofErr w:type="gramStart"/>
+      <w:r>
+        <w:rPr>
+          <w:color w:val="000000"/>
+        </w:rPr>
+        <w:t>текстах  такие</w:t>
+      </w:r>
+      <w:proofErr w:type="gramEnd"/>
+      <w:r>
+        <w:rPr>
+          <w:color w:val="000000"/>
+        </w:rPr>
+        <w:t xml:space="preserve"> как </w:t>
+      </w:r>
+      <w:proofErr w:type="spellStart"/>
+      <w:r>
+        <w:rPr>
+          <w:color w:val="000000"/>
+          <w:lang w:val="en-US"/>
+        </w:rPr>
+        <w:t>ruT</w:t>
+      </w:r>
+      <w:proofErr w:type="spellEnd"/>
+      <w:r>
+        <w:rPr>
+          <w:color w:val="000000"/>
+        </w:rPr>
+        <w:t xml:space="preserve">5 </w:t>
+      </w:r>
+      <w:r>
+        <w:rPr>
+          <w:color w:val="000000"/>
+        </w:rPr>
+        <w:t xml:space="preserve">или </w:t>
+      </w:r>
+      <w:r>
+        <w:rPr>
+          <w:color w:val="000000"/>
+          <w:lang w:val="en-US"/>
+        </w:rPr>
+        <w:t>FRED</w:t>
+      </w:r>
+      <w:r>
+        <w:rPr>
+          <w:color w:val="000000"/>
+        </w:rPr>
+        <w:t>-</w:t>
+      </w:r>
+      <w:r>
+        <w:rPr>
+          <w:color w:val="000000"/>
+          <w:lang w:val="en-US"/>
+        </w:rPr>
+        <w:t>T</w:t>
+      </w:r>
+      <w:r>
+        <w:rPr>
+          <w:color w:val="000000"/>
+        </w:rPr>
+        <w:t>5</w:t>
+      </w:r>
+      <w:r>
+        <w:rPr>
+          <w:color w:val="000000"/>
+        </w:rPr>
+        <w:t>.</w:t>
+      </w:r>
+    </w:p>
+    <w:p>
+      <w:pPr>
+        <w:ind w:firstLine="708"/>
+      </w:pPr>
+    </w:p>
+    <w:p>
+      <w:pPr>
+        <w:ind w:firstLine="708"/>
+      </w:pPr>
+    </w:p>
+    <w:p>
+      <w:pPr>
+        <w:rPr>
+          <w:b/>
+        </w:rPr>
+      </w:pPr>
+      <w:r>
+        <w:rPr>
+          <w:b/>
+        </w:rPr>
+        <w:lastRenderedPageBreak/>
+        <w:t xml:space="preserve">1.2.6 </w:t>
+      </w:r>
+      <w:proofErr w:type="spellStart"/>
+      <w:r>
+        <w:rPr>
+          <w:b/>
+        </w:rPr>
+        <w:t>Mixup</w:t>
+      </w:r>
+      <w:proofErr w:type="spellEnd"/>
+      <w:r>
+        <w:rPr>
+          <w:b/>
+        </w:rPr>
+        <w:t xml:space="preserve"> — аугментация на уровне </w:t>
+      </w:r>
+      <w:proofErr w:type="spellStart"/>
+      <w:r>
+        <w:rPr>
+          <w:b/>
+        </w:rPr>
+        <w:t>эмбеддингов</w:t>
+      </w:r>
+      <w:proofErr w:type="spellEnd"/>
+    </w:p>
+    <w:p>
+      <w:pPr>
+        <w:ind w:firstLine="708"/>
+      </w:pPr>
+      <w:r>
+        <w:t xml:space="preserve">Метод </w:t>
+      </w:r>
+      <w:proofErr w:type="spellStart"/>
+      <w:r>
+        <w:t>Mixup</w:t>
+      </w:r>
+      <w:proofErr w:type="spellEnd"/>
+      <w:r>
+        <w:t>, предложенный для компьютерного зрения (</w:t>
+      </w:r>
+      <w:proofErr w:type="spellStart"/>
+      <w:r>
+        <w:t>Zhang</w:t>
+      </w:r>
+      <w:proofErr w:type="spellEnd"/>
+      <w:r>
+        <w:t xml:space="preserve"> H. </w:t>
+      </w:r>
+      <w:proofErr w:type="spellStart"/>
+      <w:r>
+        <w:t>et</w:t>
+      </w:r>
+      <w:proofErr w:type="spellEnd"/>
+      <w:r>
+        <w:t xml:space="preserve"> </w:t>
+      </w:r>
+      <w:proofErr w:type="spellStart"/>
+      <w:r>
+        <w:t>al</w:t>
+      </w:r>
+      <w:proofErr w:type="spellEnd"/>
+      <w:r>
+        <w:t>. «</w:t>
+      </w:r>
+      <w:proofErr w:type="spellStart"/>
+      <w:r>
+        <w:t>mixup</w:t>
+      </w:r>
+      <w:proofErr w:type="spellEnd"/>
+      <w:r>
+        <w:t xml:space="preserve">: </w:t>
+      </w:r>
+      <w:proofErr w:type="spellStart"/>
+      <w:r>
+        <w:t>Beyond</w:t>
+      </w:r>
+      <w:proofErr w:type="spellEnd"/>
+      <w:r>
+        <w:t xml:space="preserve"> </w:t>
+      </w:r>
+      <w:proofErr w:type="spellStart"/>
+      <w:r>
+        <w:t>Empirical</w:t>
+      </w:r>
+      <w:proofErr w:type="spellEnd"/>
+      <w:r>
+        <w:t xml:space="preserve"> Risk </w:t>
+      </w:r>
+      <w:proofErr w:type="spellStart"/>
+      <w:r>
+        <w:t>Minimization</w:t>
+      </w:r>
+      <w:proofErr w:type="spellEnd"/>
+      <w:r>
+        <w:t>») и адаптированный для текстовой классификации (</w:t>
+      </w:r>
+      <w:proofErr w:type="spellStart"/>
+      <w:r>
+        <w:t>Guo</w:t>
+      </w:r>
+      <w:proofErr w:type="spellEnd"/>
+      <w:r>
+        <w:t xml:space="preserve"> H., </w:t>
+      </w:r>
+      <w:proofErr w:type="spellStart"/>
+      <w:r>
+        <w:t>Mao</w:t>
+      </w:r>
+      <w:proofErr w:type="spellEnd"/>
+      <w:r>
+        <w:t xml:space="preserve"> Y., </w:t>
+      </w:r>
+      <w:proofErr w:type="spellStart"/>
+      <w:r>
+        <w:t>Zhang</w:t>
+      </w:r>
+      <w:proofErr w:type="spellEnd"/>
+      <w:r>
+        <w:t xml:space="preserve"> R. «</w:t>
+      </w:r>
+      <w:proofErr w:type="spellStart"/>
+      <w:r>
+        <w:t>Augmenting</w:t>
+      </w:r>
+      <w:proofErr w:type="spellEnd"/>
+      <w:r>
+        <w:t xml:space="preserve"> Data </w:t>
+      </w:r>
+      <w:proofErr w:type="spellStart"/>
+      <w:r>
+        <w:t>with</w:t>
+      </w:r>
+      <w:proofErr w:type="spellEnd"/>
+      <w:r>
+        <w:t xml:space="preserve"> </w:t>
+      </w:r>
+      <w:proofErr w:type="spellStart"/>
+      <w:r>
+        <w:t>Mixup</w:t>
+      </w:r>
+      <w:proofErr w:type="spellEnd"/>
+      <w:r>
+        <w:t xml:space="preserve"> </w:t>
+      </w:r>
+      <w:proofErr w:type="spellStart"/>
+      <w:r>
+        <w:t>for</w:t>
+      </w:r>
+      <w:proofErr w:type="spellEnd"/>
+      <w:r>
+        <w:t xml:space="preserve"> </w:t>
+      </w:r>
+      <w:proofErr w:type="spellStart"/>
+      <w:r>
+        <w:t>Sentence</w:t>
+      </w:r>
+      <w:proofErr w:type="spellEnd"/>
+      <w:r>
+        <w:t xml:space="preserve"> </w:t>
+      </w:r>
+      <w:proofErr w:type="spellStart"/>
+      <w:r>
+        <w:t>Classification</w:t>
+      </w:r>
+      <w:proofErr w:type="spellEnd"/>
+      <w:r>
+        <w:t xml:space="preserve">: </w:t>
+      </w:r>
+      <w:proofErr w:type="spellStart"/>
+      <w:r>
+        <w:t>An</w:t>
+      </w:r>
+      <w:proofErr w:type="spellEnd"/>
+      <w:r>
+        <w:t xml:space="preserve"> </w:t>
+      </w:r>
+      <w:proofErr w:type="spellStart"/>
+      <w:r>
+        <w:t>Empirical</w:t>
+      </w:r>
+      <w:proofErr w:type="spellEnd"/>
+      <w:r>
+        <w:t xml:space="preserve"> Study»), работает </w:t>
+      </w:r>
+      <w:r>
+        <w:t xml:space="preserve">с </w:t>
+      </w:r>
+      <w:proofErr w:type="spellStart"/>
+      <w:r>
+        <w:t>эмбеддинг</w:t>
+      </w:r>
+      <w:r>
+        <w:t>ами</w:t>
+      </w:r>
+      <w:proofErr w:type="spellEnd"/>
+      <w:r>
+        <w:t xml:space="preserve"> текста</w:t>
+      </w:r>
+      <w:r>
+        <w:t xml:space="preserve">. Суть метода заключается в том, что берутся два примера из обучающей выборки, их </w:t>
+      </w:r>
+      <w:proofErr w:type="spellStart"/>
+      <w:r>
+        <w:t>эмбеддинги</w:t>
+      </w:r>
+      <w:proofErr w:type="spellEnd"/>
+      <w:r>
+        <w:t xml:space="preserve"> смешиваются в </w:t>
+      </w:r>
+      <w:r>
+        <w:t xml:space="preserve">заданной </w:t>
+      </w:r>
+      <w:r>
+        <w:t>пропорции, и получившийся вектор используется как новый виртуальный обучающий пример. Метка класса для него также смешивается в той же пропорции.</w:t>
+      </w:r>
+    </w:p>
+    <w:p>
+      <w:pPr>
+        <w:ind w:firstLine="708"/>
+      </w:pPr>
+      <w:r>
+        <w:t>Метод не требует генерации новых</w:t>
+      </w:r>
+      <w:r>
+        <w:t xml:space="preserve"> текстов</w:t>
+      </w:r>
+      <w:r>
+        <w:t xml:space="preserve">. </w:t>
+      </w:r>
+      <w:r>
+        <w:t xml:space="preserve">Однако он применим исключительно </w:t>
+      </w:r>
+      <w:r>
+        <w:t>в архитектурах, где базовая модель сначала преобразует текст в векторное представление</w:t>
+      </w:r>
+      <w:r>
+        <w:t xml:space="preserve">. Виртуальные примеры существуют только в числовом пространстве и не имеют текстового представления, что </w:t>
+      </w:r>
+      <w:r>
+        <w:t xml:space="preserve">так же </w:t>
+      </w:r>
+      <w:r>
+        <w:t>исключает ручную валидацию. При</w:t>
+      </w:r>
+      <w:r>
+        <w:t xml:space="preserve"> небольшом количестве экземпляров</w:t>
+      </w:r>
+      <w:r>
+        <w:t xml:space="preserve"> на класс смешивание между ними не обеспечивает достаточного разнообразия.</w:t>
+      </w:r>
+    </w:p>
+    <w:p>
+      <w:pPr>
+        <w:ind w:firstLine="708"/>
+      </w:pPr>
+      <w:r>
+        <w:t>В рамках текущей задачи метод неприменим, поскольку выбранный подход предполагает дообучение LLM, а не обучение классификатора с отдельной головой.</w:t>
+      </w:r>
+    </w:p>
+    <w:p>
+      <w:pPr>
+        <w:rPr>
+          <w:b/>
+        </w:rPr>
+      </w:pPr>
+      <w:r>
+        <w:rPr>
+          <w:b/>
+        </w:rPr>
+        <w:t>1.2.7 Итеративная аугментация LLM2LLM</w:t>
+      </w:r>
+    </w:p>
+    <w:p>
+      <w:pPr>
+        <w:ind w:firstLine="708"/>
+        <w:rPr>
+          <w:lang w:val="en-US"/>
+        </w:rPr>
+      </w:pPr>
+      <w:r>
+        <w:t>Метод</w:t>
+      </w:r>
+      <w:r>
+        <w:t xml:space="preserve"> </w:t>
+      </w:r>
+      <w:r>
+        <w:rPr>
+          <w:bCs/>
+        </w:rPr>
+        <w:t>LLM2LLM</w:t>
+      </w:r>
+      <w:r>
+        <w:rPr>
+          <w:bCs/>
+        </w:rPr>
+        <w:t xml:space="preserve"> </w:t>
+      </w:r>
+      <w:r>
+        <w:t>предложен</w:t>
+      </w:r>
+      <w:r>
+        <w:t>ный</w:t>
+      </w:r>
+      <w:r>
+        <w:t xml:space="preserve"> в </w:t>
+      </w:r>
+      <w:r>
+        <w:t>статье</w:t>
+      </w:r>
+      <w:r>
+        <w:t xml:space="preserve"> (Lee N. </w:t>
+      </w:r>
+      <w:proofErr w:type="spellStart"/>
+      <w:r>
+        <w:t>et</w:t>
+      </w:r>
+      <w:proofErr w:type="spellEnd"/>
+      <w:r>
+        <w:t xml:space="preserve"> </w:t>
+      </w:r>
+      <w:proofErr w:type="spellStart"/>
+      <w:r>
+        <w:t>al</w:t>
+      </w:r>
+      <w:proofErr w:type="spellEnd"/>
+      <w:r>
+        <w:t xml:space="preserve">. </w:t>
+      </w:r>
+      <w:r>
+        <w:rPr>
+          <w:lang w:val="en-US"/>
+        </w:rPr>
+        <w:t xml:space="preserve">«LLM2LLM: Boosting LLMs with Novel Iterative Data Enhancement», ACL 2024) </w:t>
+      </w:r>
+      <w:r>
+        <w:t>использует</w:t>
+      </w:r>
+      <w:r>
+        <w:rPr>
+          <w:lang w:val="en-US"/>
+        </w:rPr>
+        <w:t xml:space="preserve"> </w:t>
+      </w:r>
+      <w:r>
+        <w:t>две</w:t>
+      </w:r>
+      <w:r>
+        <w:rPr>
+          <w:lang w:val="en-US"/>
+        </w:rPr>
+        <w:t xml:space="preserve"> </w:t>
+      </w:r>
+      <w:r>
+        <w:t>модели</w:t>
+      </w:r>
+      <w:r>
+        <w:rPr>
+          <w:lang w:val="en-US"/>
+        </w:rPr>
+        <w:t xml:space="preserve">: </w:t>
+      </w:r>
+      <w:r>
+        <w:rPr>
+          <w:lang w:val="en-US"/>
+        </w:rPr>
+        <w:t>«</w:t>
+      </w:r>
+      <w:r>
+        <w:t>учитель</w:t>
+      </w:r>
+      <w:r>
+        <w:rPr>
+          <w:lang w:val="en-US"/>
+        </w:rPr>
         <w:t>»</w:t>
       </w:r>
       <w:r>
-        <w:t>)</w:t>
-      </w:r>
-      <w:r>
-        <w:t xml:space="preserve"> </w:t>
-      </w:r>
-      <w:r>
-        <w:t>заключается</w:t>
+        <w:rPr>
+          <w:lang w:val="en-US"/>
+        </w:rPr>
+        <w:t xml:space="preserve"> </w:t>
+      </w:r>
+      <w:r>
+        <w:t>и</w:t>
+      </w:r>
+      <w:r>
+        <w:rPr>
+          <w:lang w:val="en-US"/>
+        </w:rPr>
+        <w:t xml:space="preserve"> </w:t>
+      </w:r>
+      <w:r>
+        <w:rPr>
+          <w:lang w:val="en-US"/>
+        </w:rPr>
+        <w:t>«</w:t>
+      </w:r>
+      <w:r>
+        <w:t>студент</w:t>
+      </w:r>
+      <w:r>
+        <w:rPr>
+          <w:lang w:val="en-US"/>
+        </w:rPr>
+        <w:t>»</w:t>
+      </w:r>
+      <w:r>
+        <w:rPr>
+          <w:lang w:val="en-US"/>
+        </w:rPr>
+        <w:t xml:space="preserve">. </w:t>
+      </w:r>
+    </w:p>
+    <w:p>
+      <w:pPr>
+        <w:ind w:firstLine="708"/>
+      </w:pPr>
+      <w:r>
+        <w:t>«Студент»</w:t>
+      </w:r>
+      <w:r>
+        <w:t xml:space="preserve"> </w:t>
+      </w:r>
+      <w:proofErr w:type="spellStart"/>
+      <w:r>
+        <w:t>дообучается</w:t>
+      </w:r>
+      <w:proofErr w:type="spellEnd"/>
+      <w:r>
+        <w:t xml:space="preserve"> на </w:t>
+      </w:r>
+      <w:r>
+        <w:t xml:space="preserve">предложенных данных, затем прогоняется по обучающей выборке с выявлением ошибок. Ошибки подаются на вход к модели «Учителю», которая генерирует новые экземпляры </w:t>
+      </w:r>
+      <w:r>
+        <w:t>похожие на ошибочные, что расширяет пространство проблемных экземпляров, давая модели «студенту» лучше понять его.</w:t>
+      </w:r>
+    </w:p>
+    <w:p>
+      <w:pPr>
+        <w:ind w:firstLine="708"/>
+      </w:pPr>
+      <w:r>
+        <w:t>Каждую итераци</w:t>
+      </w:r>
+      <w:r>
+        <w:t>ю</w:t>
+      </w:r>
+      <w:r>
+        <w:t xml:space="preserve"> модель обучается с нуля во избежание переобучения.</w:t>
+      </w:r>
+    </w:p>
+    <w:p>
+      <w:pPr>
+        <w:ind w:firstLine="708"/>
+      </w:pPr>
+      <w:r>
+        <w:t xml:space="preserve">Для задачи классификации данный метод может стать одним из основных методов аугментации, но существуют </w:t>
+      </w:r>
+      <w:r>
+        <w:t>некоторые</w:t>
+      </w:r>
+      <w:r>
+        <w:t xml:space="preserve"> и ограничения. </w:t>
+      </w:r>
+      <w:r>
+        <w:lastRenderedPageBreak/>
+        <w:t xml:space="preserve">Для модели «учителя» лучшие </w:t>
+      </w:r>
+      <w:r>
+        <w:t>метрики</w:t>
+      </w:r>
+      <w:r>
+        <w:t xml:space="preserve"> были у моделей, которые нельзя применять локально (</w:t>
+      </w:r>
+      <w:r>
+        <w:t>GPT-3.5 и GPT-</w:t>
+      </w:r>
+      <w:r>
+        <w:t>4)</w:t>
+      </w:r>
+      <w:r>
+        <w:t xml:space="preserve">. </w:t>
+      </w:r>
+      <w:r>
+        <w:t>А также итеративный подход,</w:t>
+      </w:r>
+      <w:r>
+        <w:t xml:space="preserve"> на котором основан метод требует значительных вычислительных ресурсов</w:t>
+      </w:r>
+      <w:r>
+        <w:t xml:space="preserve"> и более сложного </w:t>
+      </w:r>
+      <w:proofErr w:type="spellStart"/>
+      <w:r>
+        <w:t>пайплайна</w:t>
+      </w:r>
+      <w:proofErr w:type="spellEnd"/>
+      <w:r>
+        <w:t xml:space="preserve"> в сравнении с обычной </w:t>
+      </w:r>
+      <w:r>
+        <w:rPr>
+          <w:lang w:val="en-US"/>
+        </w:rPr>
+        <w:t>LLM</w:t>
+      </w:r>
+      <w:r>
+        <w:t xml:space="preserve"> </w:t>
+      </w:r>
+      <w:r>
+        <w:t>генерацией.</w:t>
+      </w:r>
+    </w:p>
+    <w:p>
+      <w:pPr>
+        <w:ind w:firstLine="708"/>
+      </w:pPr>
+    </w:p>
+    <w:p>
+      <w:pPr>
+        <w:ind w:firstLine="708"/>
+        <w:rPr>
+          <w:b/>
+          <w:bCs/>
+        </w:rPr>
+      </w:pPr>
+      <w:r>
+        <w:rPr>
+          <w:b/>
+          <w:bCs/>
+        </w:rPr>
+        <w:t>1.2.8 DAGAM</w:t>
+      </w:r>
+    </w:p>
+    <w:p>
+      <w:pPr>
+        <w:ind w:firstLine="708"/>
+        <w:rPr>
+          <w:lang w:val="en-US"/>
+        </w:rPr>
+      </w:pPr>
+      <w:r>
+        <w:t xml:space="preserve">Метод </w:t>
+      </w:r>
+      <w:r>
+        <w:t>DAGAM</w:t>
+      </w:r>
+      <w:r>
+        <w:t xml:space="preserve"> </w:t>
+      </w:r>
+      <w:r>
+        <w:t xml:space="preserve">предложен в работе (Jo B.-C. </w:t>
+      </w:r>
+      <w:proofErr w:type="spellStart"/>
+      <w:r>
+        <w:t>et</w:t>
+      </w:r>
+      <w:proofErr w:type="spellEnd"/>
+      <w:r>
+        <w:t xml:space="preserve"> </w:t>
+      </w:r>
+      <w:proofErr w:type="spellStart"/>
+      <w:r>
+        <w:t>al</w:t>
+      </w:r>
+      <w:proofErr w:type="spellEnd"/>
+      <w:r>
+        <w:t xml:space="preserve">. «DAGAM: Data </w:t>
+      </w:r>
+      <w:proofErr w:type="spellStart"/>
+      <w:r>
+        <w:t>Augmentation</w:t>
+      </w:r>
+      <w:proofErr w:type="spellEnd"/>
+      <w:r>
+        <w:t xml:space="preserve"> </w:t>
+      </w:r>
+      <w:proofErr w:type="spellStart"/>
+      <w:r>
+        <w:t>with</w:t>
+      </w:r>
+      <w:proofErr w:type="spellEnd"/>
+      <w:r>
+        <w:t xml:space="preserve"> Generation And </w:t>
+      </w:r>
+      <w:proofErr w:type="spellStart"/>
+      <w:r>
+        <w:t>Modification</w:t>
+      </w:r>
+      <w:proofErr w:type="spellEnd"/>
+      <w:r>
+        <w:t xml:space="preserve">», 2022) и представляет собой комбинацию двух различных стратегий аугментации: </w:t>
+      </w:r>
+    </w:p>
+    <w:p>
+      <w:pPr>
+        <w:pStyle w:val="a7"/>
+        <w:numPr>
+          <w:ilvl w:val="0"/>
+          <w:numId w:val="5"/>
+        </w:numPr>
+      </w:pPr>
+      <w:r>
+        <w:t xml:space="preserve"> </w:t>
+      </w:r>
+      <w:r>
+        <w:rPr>
+          <w:lang w:val="en-US"/>
+        </w:rPr>
+        <w:t>DAG</w:t>
+      </w:r>
+      <w:r>
+        <w:t xml:space="preserve"> </w:t>
+      </w:r>
+      <w:r>
+        <w:rPr>
+          <w:lang w:val="en-US" w:eastAsia="ru-RU"/>
+        </w:rPr>
+        <w:sym w:font="Symbol" w:char="F0BE"/>
+      </w:r>
+      <w:r>
+        <w:t xml:space="preserve"> </w:t>
+      </w:r>
+      <w:r>
+        <w:t>с</w:t>
+      </w:r>
+      <w:r>
+        <w:t xml:space="preserve"> </w:t>
+      </w:r>
+      <w:r>
+        <w:t>помощью</w:t>
+      </w:r>
+      <w:r>
+        <w:t xml:space="preserve"> </w:t>
+      </w:r>
+      <w:r>
+        <w:t>генеративной</w:t>
+      </w:r>
+      <w:r>
+        <w:t xml:space="preserve"> </w:t>
+      </w:r>
+      <w:r>
+        <w:t>модели</w:t>
+      </w:r>
+      <w:r>
+        <w:t xml:space="preserve"> </w:t>
+      </w:r>
+      <w:r>
+        <w:rPr>
+          <w:lang w:val="en-US"/>
+        </w:rPr>
+        <w:t>T</w:t>
+      </w:r>
+      <w:r>
+        <w:t xml:space="preserve">5 </w:t>
+      </w:r>
+      <w:proofErr w:type="spellStart"/>
+      <w:r>
+        <w:t>суммаризуют</w:t>
+      </w:r>
+      <w:proofErr w:type="spellEnd"/>
+      <w:r>
+        <w:t xml:space="preserve"> 3 </w:t>
+      </w:r>
+      <w:r>
+        <w:t>текста одного класса</w:t>
+      </w:r>
+      <w:r>
+        <w:t>, полученный текст добавляется как новый экземпляр класса.</w:t>
+      </w:r>
+    </w:p>
+    <w:p>
+      <w:pPr>
+        <w:pStyle w:val="a7"/>
+        <w:numPr>
+          <w:ilvl w:val="0"/>
+          <w:numId w:val="5"/>
+        </w:numPr>
+      </w:pPr>
+      <w:r>
+        <w:rPr>
+          <w:lang w:val="en-US"/>
+        </w:rPr>
+        <w:t>DAM</w:t>
+      </w:r>
+      <w:r>
+        <w:t xml:space="preserve"> </w:t>
+      </w:r>
+      <w:r>
+        <w:rPr>
+          <w:lang w:val="en-US" w:eastAsia="ru-RU"/>
+        </w:rPr>
+        <w:sym w:font="Symbol" w:char="F0BE"/>
+      </w:r>
+      <w:r>
+        <w:t xml:space="preserve"> </w:t>
+      </w:r>
+      <w:r>
+        <w:t>далее</w:t>
       </w:r>
       <w:r>
         <w:t xml:space="preserve"> </w:t>
@@ -2213,70 +4244,259 @@
         <w:t xml:space="preserve"> </w:t>
       </w:r>
       <w:r>
-        <w:t>использовании</w:t>
-      </w:r>
-      <w:r>
-        <w:t xml:space="preserve"> </w:t>
-      </w:r>
-      <w:r>
-        <w:t>имеющихся</w:t>
-      </w:r>
-      <w:r>
+        <w:t>тексте</w:t>
+      </w:r>
+      <w:r>
+        <w:t xml:space="preserve"> </w:t>
+      </w:r>
+      <w:r>
+        <w:t>случайно</w:t>
+      </w:r>
+      <w:r>
+        <w:t xml:space="preserve"> </w:t>
+      </w:r>
+      <w:r>
+        <w:t>меняются</w:t>
+      </w:r>
+      <w:r>
+        <w:t xml:space="preserve"> </w:t>
+      </w:r>
+      <w:r>
+        <w:t>символы внутри слов. Такой метод улучшает понимание контекста для модели при обучении.</w:t>
+      </w:r>
+    </w:p>
+    <w:p>
+      <w:pPr>
+        <w:ind w:firstLine="708"/>
+      </w:pPr>
+      <w:r>
+        <w:t xml:space="preserve">Для классификации моделей с помощью дообучения </w:t>
+      </w:r>
+      <w:r>
+        <w:rPr>
+          <w:lang w:val="en-US"/>
+        </w:rPr>
+        <w:t>LLM</w:t>
+      </w:r>
+      <w:r>
+        <w:t xml:space="preserve"> </w:t>
+      </w:r>
+      <w:r>
+        <w:t xml:space="preserve">данный метод скорее не подходит, </w:t>
+      </w:r>
+      <w:r>
+        <w:rPr>
+          <w:lang w:val="en-US"/>
+        </w:rPr>
+        <w:t>DAM</w:t>
+      </w:r>
+      <w:r>
+        <w:t xml:space="preserve"> делает искажённый текст, что вероятнее ухудшит метрики классификации</w:t>
+      </w:r>
+      <w:r>
+        <w:t xml:space="preserve"> </w:t>
+      </w:r>
+      <w:r>
+        <w:t>в будущем</w:t>
+      </w:r>
+      <w:r>
+        <w:t>.</w:t>
+      </w:r>
+    </w:p>
+    <w:p>
+      <w:pPr>
+        <w:ind w:firstLine="708"/>
+        <w:rPr>
+          <w:b/>
+          <w:bCs/>
+        </w:rPr>
+      </w:pPr>
+      <w:r>
+        <w:rPr>
+          <w:b/>
+          <w:bCs/>
+        </w:rPr>
+        <w:t xml:space="preserve">1.2.9 Аугментация на границах классов </w:t>
+      </w:r>
+      <w:proofErr w:type="spellStart"/>
+      <w:r>
+        <w:rPr>
+          <w:b/>
+          <w:bCs/>
+        </w:rPr>
+        <w:t>PromptMix</w:t>
+      </w:r>
+      <w:proofErr w:type="spellEnd"/>
+    </w:p>
+    <w:p>
+      <w:pPr>
+        <w:ind w:firstLine="708"/>
+      </w:pPr>
+      <w:proofErr w:type="spellStart"/>
+      <w:r>
+        <w:rPr>
+          <w:lang w:val="en-US"/>
+        </w:rPr>
+        <w:t>PromptMix</w:t>
+      </w:r>
+      <w:proofErr w:type="spellEnd"/>
+      <w:r>
+        <w:rPr>
+          <w:lang w:val="en-US"/>
+        </w:rPr>
+        <w:t xml:space="preserve"> </w:t>
+      </w:r>
+      <w:r>
+        <w:rPr>
+          <w:lang w:val="en-US"/>
+        </w:rPr>
+        <w:t>(Sahu G. et al. «</w:t>
+      </w:r>
+      <w:proofErr w:type="spellStart"/>
+      <w:r>
+        <w:rPr>
+          <w:lang w:val="en-US"/>
+        </w:rPr>
+        <w:t>PromptMix</w:t>
+      </w:r>
+      <w:proofErr w:type="spellEnd"/>
+      <w:r>
+        <w:rPr>
+          <w:lang w:val="en-US"/>
+        </w:rPr>
+        <w:t xml:space="preserve">: A Class Boundary Augmentation Method for Large Language Model Distillation», EMNLP 2023) </w:t>
+      </w:r>
+      <w:r>
+        <w:t>метод</w:t>
+      </w:r>
+      <w:r>
+        <w:rPr>
+          <w:lang w:val="en-US"/>
+        </w:rPr>
+        <w:t xml:space="preserve"> </w:t>
+      </w:r>
+      <w:r>
+        <w:t>аугментации</w:t>
+      </w:r>
+      <w:r>
+        <w:rPr>
+          <w:lang w:val="en-US"/>
+        </w:rPr>
         <w:t xml:space="preserve"> </w:t>
       </w:r>
       <w:r>
         <w:t>данных</w:t>
       </w:r>
       <w:r>
+        <w:rPr>
+          <w:lang w:val="en-US"/>
+        </w:rPr>
+        <w:t xml:space="preserve"> </w:t>
+      </w:r>
+      <w:r>
+        <w:t>для</w:t>
+      </w:r>
+      <w:r>
+        <w:rPr>
+          <w:lang w:val="en-US"/>
+        </w:rPr>
+        <w:t xml:space="preserve"> </w:t>
+      </w:r>
+      <w:r>
+        <w:t>задач</w:t>
+      </w:r>
+      <w:r>
+        <w:rPr>
+          <w:lang w:val="en-US"/>
+        </w:rPr>
+        <w:t xml:space="preserve"> </w:t>
+      </w:r>
+      <w:r>
+        <w:t>классификации</w:t>
+      </w:r>
+      <w:r>
+        <w:rPr>
+          <w:lang w:val="en-US"/>
+        </w:rPr>
         <w:t xml:space="preserve"> </w:t>
       </w:r>
       <w:r>
         <w:t>в</w:t>
       </w:r>
       <w:r>
-        <w:t xml:space="preserve"> </w:t>
-      </w:r>
-      <w:r>
-        <w:t>качестве</w:t>
-      </w:r>
-      <w:r>
-        <w:t xml:space="preserve"> </w:t>
-      </w:r>
-      <w:r>
-        <w:rPr>
-          <w:lang w:val="en-US"/>
-        </w:rPr>
-        <w:t>few</w:t>
-      </w:r>
-      <w:r>
-        <w:t>-</w:t>
-      </w:r>
-      <w:r>
-        <w:rPr>
-          <w:lang w:val="en-US"/>
-        </w:rPr>
-        <w:t>shot</w:t>
-      </w:r>
-      <w:r>
-        <w:t xml:space="preserve"> </w:t>
-      </w:r>
-      <w:r>
-        <w:t>контекста</w:t>
-      </w:r>
-      <w:r>
-        <w:t xml:space="preserve"> </w:t>
-      </w:r>
-      <w:r>
-        <w:t xml:space="preserve">для </w:t>
-      </w:r>
-      <w:r>
-        <w:rPr>
-          <w:lang w:val="en-US"/>
-        </w:rPr>
-        <w:t>LLM</w:t>
-      </w:r>
-      <w:r>
-        <w:t>, которая на основе предложенных данных генерирует релевантные примеры целевого класса.</w:t>
+        <w:rPr>
+          <w:lang w:val="en-US"/>
+        </w:rPr>
+        <w:t xml:space="preserve"> </w:t>
+      </w:r>
+      <w:r>
+        <w:t>условиях</w:t>
+      </w:r>
+      <w:r>
+        <w:rPr>
+          <w:lang w:val="en-US"/>
+        </w:rPr>
+        <w:t xml:space="preserve"> </w:t>
+      </w:r>
+      <w:r>
+        <w:t>малого</w:t>
+      </w:r>
+      <w:r>
+        <w:rPr>
+          <w:lang w:val="en-US"/>
+        </w:rPr>
+        <w:t xml:space="preserve"> </w:t>
+      </w:r>
+      <w:r>
+        <w:t>количества</w:t>
+      </w:r>
+      <w:r>
+        <w:rPr>
+          <w:lang w:val="en-US"/>
+        </w:rPr>
+        <w:t xml:space="preserve"> </w:t>
+      </w:r>
+      <w:r>
+        <w:t>обучающих</w:t>
+      </w:r>
+      <w:r>
+        <w:rPr>
+          <w:lang w:val="en-US"/>
+        </w:rPr>
+        <w:t xml:space="preserve"> </w:t>
+      </w:r>
+      <w:r>
+        <w:t>примеров</w:t>
+      </w:r>
+      <w:r>
+        <w:rPr>
+          <w:lang w:val="en-US"/>
+        </w:rPr>
+        <w:t>.</w:t>
+      </w:r>
+      <w:r>
+        <w:rPr>
+          <w:lang w:val="en-US"/>
+        </w:rPr>
+        <w:t xml:space="preserve"> </w:t>
+      </w:r>
+      <w:r>
+        <w:t xml:space="preserve">Данный метод предлагает </w:t>
+      </w:r>
+      <w:r>
+        <w:t>создавать пограничные примеры для классов</w:t>
+      </w:r>
+      <w:r>
+        <w:t>,</w:t>
+      </w:r>
+      <w:r>
+        <w:t xml:space="preserve"> чтобы </w:t>
+      </w:r>
+      <w:r>
+        <w:t>повысить их разделимость для модели</w:t>
+      </w:r>
+      <w:r>
+        <w:t xml:space="preserve">. </w:t>
       </w:r>
     </w:p>
     <w:p>
@@ -2284,99 +4504,126 @@
         <w:ind w:firstLine="708"/>
       </w:pPr>
       <w:r>
-        <w:t>Для модели необходимо</w:t>
-      </w:r>
-      <w:r>
-        <w:t xml:space="preserve"> сформулировать системный </w:t>
+        <w:t xml:space="preserve">Поскольку на этапе </w:t>
+      </w:r>
+      <w:r>
+        <w:rPr>
+          <w:lang w:val="en-US"/>
+        </w:rPr>
+        <w:t>EDA</w:t>
+      </w:r>
+      <w:r>
+        <w:t xml:space="preserve"> </w:t>
+      </w:r>
+      <w:r>
+        <w:t xml:space="preserve">при </w:t>
+      </w:r>
+      <w:r>
+        <w:t xml:space="preserve">визуализации </w:t>
+      </w:r>
+      <w:r>
+        <w:rPr>
+          <w:lang w:val="en-US"/>
+        </w:rPr>
+        <w:t>UMAP</w:t>
+      </w:r>
+      <w:r>
+        <w:t xml:space="preserve"> </w:t>
       </w:r>
       <w:proofErr w:type="spellStart"/>
       <w:r>
-        <w:t>промпт</w:t>
+        <w:t>эмбеддингов</w:t>
       </w:r>
       <w:proofErr w:type="spellEnd"/>
       <w:r>
-        <w:t xml:space="preserve"> с описанием задачи, целевого класса и других требований к генерации. Подать на вход </w:t>
-      </w:r>
-      <w:r>
-        <w:rPr>
-          <w:lang w:val="en-US"/>
-        </w:rPr>
-        <w:t>few</w:t>
-      </w:r>
-      <w:r>
-        <w:t>-</w:t>
-      </w:r>
-      <w:r>
-        <w:rPr>
-          <w:lang w:val="en-US"/>
-        </w:rPr>
-        <w:t>shot</w:t>
-      </w:r>
-      <w:r>
-        <w:t xml:space="preserve"> </w:t>
-      </w:r>
-      <w:r>
-        <w:t>примеры.</w:t>
-      </w:r>
-      <w:r>
-        <w:t xml:space="preserve"> </w:t>
-      </w:r>
-      <w:r>
-        <w:rPr>
-          <w:lang w:val="en-US"/>
-        </w:rPr>
-        <w:t>LLM</w:t>
-      </w:r>
-      <w:r>
-        <w:t xml:space="preserve"> </w:t>
-      </w:r>
-      <w:r>
-        <w:t xml:space="preserve">генерирует </w:t>
-      </w:r>
-      <w:r>
-        <w:rPr>
-          <w:lang w:val="en-US"/>
-        </w:rPr>
-        <w:t>N</w:t>
-      </w:r>
-      <w:r>
-        <w:t xml:space="preserve"> </w:t>
-      </w:r>
-      <w:r>
-        <w:t xml:space="preserve">примеров, которые впоследствии проходят ручную и автоматическую валидацию. </w:t>
+        <w:t xml:space="preserve">, данные практически не выделялись в семантические кластеры, </w:t>
+      </w:r>
+      <w:proofErr w:type="spellStart"/>
+      <w:r>
+        <w:rPr>
+          <w:lang w:val="en-US"/>
+        </w:rPr>
+        <w:t>PromptMix</w:t>
+      </w:r>
+      <w:proofErr w:type="spellEnd"/>
+      <w:r>
+        <w:t xml:space="preserve"> может лишь усугубить смешивание классов, что может затруднить обучение модели классификации.</w:t>
       </w:r>
     </w:p>
     <w:p>
       <w:pPr>
         <w:ind w:firstLine="708"/>
       </w:pPr>
-      <w:r>
-        <w:t xml:space="preserve">Возможна реализация данного метода как с помощью </w:t>
-      </w:r>
-      <w:r>
-        <w:rPr>
-          <w:lang w:val="en-US"/>
-        </w:rPr>
-        <w:t>API</w:t>
-      </w:r>
-      <w:r>
-        <w:t xml:space="preserve"> различных моделей, так и локально, что в рамках задачи ВКР предпочтительней.</w:t>
-      </w:r>
     </w:p>
     <w:p>
       <w:pPr>
         <w:ind w:firstLine="708"/>
       </w:pPr>
-      <w:r>
-        <w:t>Генерация синтетических данных позволяет учитывать семантику при этом создавая принципиально новые экземпляры в рамках установленного класса</w:t>
-      </w:r>
-      <w:r>
-        <w:t>. Метод позволяет сгенерировать 15-30 экземпляров из 2, что делает его одним из основных для применения в контексте текущей задачи.</w:t>
-      </w:r>
     </w:p>
     <w:p>
       <w:pPr>
         <w:ind w:firstLine="708"/>
+      </w:pPr>
+    </w:p>
+    <w:p>
+      <w:pPr>
+        <w:ind w:firstLine="708"/>
+      </w:pPr>
+    </w:p>
+    <w:p>
+      <w:pPr>
+        <w:rPr>
+          <w:b/>
+        </w:rPr>
+      </w:pPr>
+      <w:r>
+        <w:rPr>
+          <w:b/>
+        </w:rPr>
+        <w:t>1</w:t>
+      </w:r>
+      <w:r>
+        <w:rPr>
+          <w:b/>
+        </w:rPr>
+        <w:t>.</w:t>
+      </w:r>
+      <w:r>
+        <w:rPr>
+          <w:b/>
+        </w:rPr>
+        <w:t>3</w:t>
+      </w:r>
+      <w:r>
+        <w:rPr>
+          <w:b/>
+        </w:rPr>
+        <w:t xml:space="preserve"> </w:t>
+      </w:r>
+      <w:r>
+        <w:rPr>
+          <w:b/>
+        </w:rPr>
+        <w:t>Синтез данных на основе комбинации выбранных подходов аугментации.</w:t>
+      </w:r>
+    </w:p>
+    <w:p>
+      <w:pPr>
+        <w:ind w:firstLine="708"/>
+      </w:pPr>
+    </w:p>
+    <w:p>
+      <w:pPr>
+        <w:rPr>
+          <w:rFonts w:cs="Times New Roman"/>
+        </w:rPr>
+      </w:pPr>
+    </w:p>
+    <w:p>
+      <w:pPr>
+        <w:rPr>
+          <w:rFonts w:cs="Times New Roman"/>
+        </w:rPr>
       </w:pPr>
     </w:p>
     <w:p>
@@ -2397,7 +4644,7 @@
 </file>
 
 <file path=word/numbering.xml><?xml version="1.0" encoding="utf-8"?>
-<w:numbering xmlns:wpc="http://schemas.microsoft.com/office/word/2010/wordprocessingCanvas" xmlns:cx="http://schemas.microsoft.com/office/drawing/2014/chartex" xmlns:cx1="http://schemas.microsoft.com/office/drawing/2015/9/8/chartex" xmlns:cx2="http://schemas.microsoft.com/office/drawing/2015/10/21/chartex" xmlns:cx3="http://schemas.microsoft.com/office/drawing/2016/5/9/chartex" xmlns:cx4="http://schemas.microsoft.com/office/drawing/2016/5/10/chartex" xmlns:cx5="http://schemas.microsoft.com/office/drawing/2016/5/11/chartex" xmlns:cx6="http://schemas.microsoft.com/office/drawing/2016/5/12/chartex" xmlns:cx7="http://schemas.microsoft.com/office/drawing/2016/5/13/chartex" xmlns:cx8="http://schemas.microsoft.com/office/drawing/2016/5/14/chartex" xmlns:mc="http://schemas.openxmlformats.org/markup-compatibility/2006" xmlns:aink="http://schemas.microsoft.com/office/drawing/2016/ink" xmlns:am3d="http://schemas.microsoft.com/office/drawing/2017/model3d" xmlns:o="urn:schemas-microsoft-com:office:office" xmlns:r="http://schemas.openxmlformats.org/officeDocument/2006/relationships" xmlns:m="http://schemas.openxmlformats.org/officeDocument/2006/math" xmlns:v="urn:schemas-microsoft-com:vml" xmlns:wp14="http://schemas.microsoft.com/office/word/2010/wordprocessingDrawing" xmlns:wp="http://schemas.openxmlformats.org/drawingml/2006/wordprocessingDrawing" xmlns:w10="urn:schemas-microsoft-com:office:word" xmlns:w="http://schemas.openxmlformats.org/wordprocessingml/2006/main" xmlns:w14="http://schemas.microsoft.com/office/word/2010/wordml" xmlns:w15="http://schemas.microsoft.com/office/word/2012/wordml" xmlns:w16cex="http://schemas.microsoft.com/office/word/2018/wordml/cex" xmlns:w16cid="http://schemas.microsoft.com/office/word/2016/wordml/cid" xmlns:w16="http://schemas.microsoft.com/office/word/2018/wordml" xmlns:w16sdtdh="http://schemas.microsoft.com/office/word/2020/wordml/sdtdatahash" xmlns:w16se="http://schemas.microsoft.com/office/word/2015/wordml/symex" xmlns:wpg="http://schemas.microsoft.com/office/word/2010/wordprocessingGroup" xmlns:wpi="http://schemas.microsoft.com/office/word/2010/wordprocessingInk" xmlns:wne="http://schemas.microsoft.com/office/word/2006/wordml" xmlns:wps="http://schemas.microsoft.com/office/word/2010/wordprocessingShape" mc:Ignorable="w14 w15 w16se w16cid w16 w16cex w16sdtdh wp14">
+<w:numbering xmlns:wpc="http://schemas.microsoft.com/office/word/2010/wordprocessingCanvas" xmlns:cx="http://schemas.microsoft.com/office/drawing/2014/chartex" xmlns:cx1="http://schemas.microsoft.com/office/drawing/2015/9/8/chartex" xmlns:cx2="http://schemas.microsoft.com/office/drawing/2015/10/21/chartex" xmlns:cx3="http://schemas.microsoft.com/office/drawing/2016/5/9/chartex" xmlns:cx4="http://schemas.microsoft.com/office/drawing/2016/5/10/chartex" xmlns:cx5="http://schemas.microsoft.com/office/drawing/2016/5/11/chartex" xmlns:cx6="http://schemas.microsoft.com/office/drawing/2016/5/12/chartex" xmlns:cx7="http://schemas.microsoft.com/office/drawing/2016/5/13/chartex" xmlns:cx8="http://schemas.microsoft.com/office/drawing/2016/5/14/chartex" xmlns:mc="http://schemas.openxmlformats.org/markup-compatibility/2006" xmlns:aink="http://schemas.microsoft.com/office/drawing/2016/ink" xmlns:am3d="http://schemas.microsoft.com/office/drawing/2017/model3d" xmlns:o="urn:schemas-microsoft-com:office:office" xmlns:oel="http://schemas.microsoft.com/office/2019/extlst" xmlns:r="http://schemas.openxmlformats.org/officeDocument/2006/relationships" xmlns:m="http://schemas.openxmlformats.org/officeDocument/2006/math" xmlns:v="urn:schemas-microsoft-com:vml" xmlns:wp14="http://schemas.microsoft.com/office/word/2010/wordprocessingDrawing" xmlns:wp="http://schemas.openxmlformats.org/drawingml/2006/wordprocessingDrawing" xmlns:w10="urn:schemas-microsoft-com:office:word" xmlns:w="http://schemas.openxmlformats.org/wordprocessingml/2006/main" xmlns:w14="http://schemas.microsoft.com/office/word/2010/wordml" xmlns:w15="http://schemas.microsoft.com/office/word/2012/wordml" xmlns:w16cex="http://schemas.microsoft.com/office/word/2018/wordml/cex" xmlns:w16cid="http://schemas.microsoft.com/office/word/2016/wordml/cid" xmlns:w16="http://schemas.microsoft.com/office/word/2018/wordml" xmlns:w16du="http://schemas.microsoft.com/office/word/2023/wordml/word16du" xmlns:w16sdtdh="http://schemas.microsoft.com/office/word/2020/wordml/sdtdatahash" xmlns:w16sdtfl="http://schemas.microsoft.com/office/word/2024/wordml/sdtformatlock" xmlns:w16se="http://schemas.microsoft.com/office/word/2015/wordml/symex" xmlns:wpg="http://schemas.microsoft.com/office/word/2010/wordprocessingGroup" xmlns:wpi="http://schemas.microsoft.com/office/word/2010/wordprocessingInk" xmlns:wne="http://schemas.microsoft.com/office/word/2006/wordml" xmlns:wps="http://schemas.microsoft.com/office/word/2010/wordprocessingShape" mc:Ignorable="w14 w15 w16se w16cid w16 w16cex w16sdtdh w16sdtfl w16du wp14">
   <w:abstractNum w:abstractNumId="0" w15:restartNumberingAfterBreak="0">
     <w:nsid w:val="1CC31D8A"/>
     <w:multiLevelType w:val="hybridMultilevel"/>
@@ -2604,95 +4851,9 @@
     </w:lvl>
   </w:abstractNum>
   <w:abstractNum w:abstractNumId="2" w15:restartNumberingAfterBreak="0">
-    <w:nsid w:val="5BE52D6F"/>
+    <w:nsid w:val="52513A17"/>
     <w:multiLevelType w:val="hybridMultilevel"/>
-    <w:tmpl w:val="52BC7E72"/>
-    <w:lvl w:ilvl="0" w:tplc="04190017">
-      <w:start w:val="1"/>
-      <w:numFmt w:val="lowerLetter"/>
-      <w:lvlText w:val="%1)"/>
-      <w:lvlJc w:val="left"/>
-      <w:pPr>
-        <w:ind w:left="720" w:hanging="360"/>
-      </w:pPr>
-    </w:lvl>
-    <w:lvl w:ilvl="1" w:tplc="04190019" w:tentative="1">
-      <w:start w:val="1"/>
-      <w:numFmt w:val="lowerLetter"/>
-      <w:lvlText w:val="%2."/>
-      <w:lvlJc w:val="left"/>
-      <w:pPr>
-        <w:ind w:left="1440" w:hanging="360"/>
-      </w:pPr>
-    </w:lvl>
-    <w:lvl w:ilvl="2" w:tplc="0419001B" w:tentative="1">
-      <w:start w:val="1"/>
-      <w:numFmt w:val="lowerRoman"/>
-      <w:lvlText w:val="%3."/>
-      <w:lvlJc w:val="right"/>
-      <w:pPr>
-        <w:ind w:left="2160" w:hanging="180"/>
-      </w:pPr>
-    </w:lvl>
-    <w:lvl w:ilvl="3" w:tplc="0419000F" w:tentative="1">
-      <w:start w:val="1"/>
-      <w:numFmt w:val="decimal"/>
-      <w:lvlText w:val="%4."/>
-      <w:lvlJc w:val="left"/>
-      <w:pPr>
-        <w:ind w:left="2880" w:hanging="360"/>
-      </w:pPr>
-    </w:lvl>
-    <w:lvl w:ilvl="4" w:tplc="04190019" w:tentative="1">
-      <w:start w:val="1"/>
-      <w:numFmt w:val="lowerLetter"/>
-      <w:lvlText w:val="%5."/>
-      <w:lvlJc w:val="left"/>
-      <w:pPr>
-        <w:ind w:left="3600" w:hanging="360"/>
-      </w:pPr>
-    </w:lvl>
-    <w:lvl w:ilvl="5" w:tplc="0419001B" w:tentative="1">
-      <w:start w:val="1"/>
-      <w:numFmt w:val="lowerRoman"/>
-      <w:lvlText w:val="%6."/>
-      <w:lvlJc w:val="right"/>
-      <w:pPr>
-        <w:ind w:left="4320" w:hanging="180"/>
-      </w:pPr>
-    </w:lvl>
-    <w:lvl w:ilvl="6" w:tplc="0419000F" w:tentative="1">
-      <w:start w:val="1"/>
-      <w:numFmt w:val="decimal"/>
-      <w:lvlText w:val="%7."/>
-      <w:lvlJc w:val="left"/>
-      <w:pPr>
-        <w:ind w:left="5040" w:hanging="360"/>
-      </w:pPr>
-    </w:lvl>
-    <w:lvl w:ilvl="7" w:tplc="04190019" w:tentative="1">
-      <w:start w:val="1"/>
-      <w:numFmt w:val="lowerLetter"/>
-      <w:lvlText w:val="%8."/>
-      <w:lvlJc w:val="left"/>
-      <w:pPr>
-        <w:ind w:left="5760" w:hanging="360"/>
-      </w:pPr>
-    </w:lvl>
-    <w:lvl w:ilvl="8" w:tplc="0419001B" w:tentative="1">
-      <w:start w:val="1"/>
-      <w:numFmt w:val="lowerRoman"/>
-      <w:lvlText w:val="%9."/>
-      <w:lvlJc w:val="right"/>
-      <w:pPr>
-        <w:ind w:left="6480" w:hanging="180"/>
-      </w:pPr>
-    </w:lvl>
-  </w:abstractNum>
-  <w:abstractNum w:abstractNumId="3" w15:restartNumberingAfterBreak="0">
-    <w:nsid w:val="60FB3B6F"/>
-    <w:multiLevelType w:val="hybridMultilevel"/>
-    <w:tmpl w:val="9EB289A2"/>
+    <w:tmpl w:val="9B62AAC0"/>
     <w:lvl w:ilvl="0" w:tplc="73342004">
       <w:start w:val="1"/>
       <w:numFmt w:val="russianLower"/>
@@ -2778,23 +4939,201 @@
       </w:pPr>
     </w:lvl>
   </w:abstractNum>
-  <w:num w:numId="1">
+  <w:abstractNum w:abstractNumId="3" w15:restartNumberingAfterBreak="0">
+    <w:nsid w:val="5BE52D6F"/>
+    <w:multiLevelType w:val="hybridMultilevel"/>
+    <w:tmpl w:val="52BC7E72"/>
+    <w:lvl w:ilvl="0" w:tplc="04190017">
+      <w:start w:val="1"/>
+      <w:numFmt w:val="lowerLetter"/>
+      <w:lvlText w:val="%1)"/>
+      <w:lvlJc w:val="left"/>
+      <w:pPr>
+        <w:ind w:left="720" w:hanging="360"/>
+      </w:pPr>
+    </w:lvl>
+    <w:lvl w:ilvl="1" w:tplc="04190019" w:tentative="1">
+      <w:start w:val="1"/>
+      <w:numFmt w:val="lowerLetter"/>
+      <w:lvlText w:val="%2."/>
+      <w:lvlJc w:val="left"/>
+      <w:pPr>
+        <w:ind w:left="1440" w:hanging="360"/>
+      </w:pPr>
+    </w:lvl>
+    <w:lvl w:ilvl="2" w:tplc="0419001B" w:tentative="1">
+      <w:start w:val="1"/>
+      <w:numFmt w:val="lowerRoman"/>
+      <w:lvlText w:val="%3."/>
+      <w:lvlJc w:val="right"/>
+      <w:pPr>
+        <w:ind w:left="2160" w:hanging="180"/>
+      </w:pPr>
+    </w:lvl>
+    <w:lvl w:ilvl="3" w:tplc="0419000F" w:tentative="1">
+      <w:start w:val="1"/>
+      <w:numFmt w:val="decimal"/>
+      <w:lvlText w:val="%4."/>
+      <w:lvlJc w:val="left"/>
+      <w:pPr>
+        <w:ind w:left="2880" w:hanging="360"/>
+      </w:pPr>
+    </w:lvl>
+    <w:lvl w:ilvl="4" w:tplc="04190019" w:tentative="1">
+      <w:start w:val="1"/>
+      <w:numFmt w:val="lowerLetter"/>
+      <w:lvlText w:val="%5."/>
+      <w:lvlJc w:val="left"/>
+      <w:pPr>
+        <w:ind w:left="3600" w:hanging="360"/>
+      </w:pPr>
+    </w:lvl>
+    <w:lvl w:ilvl="5" w:tplc="0419001B" w:tentative="1">
+      <w:start w:val="1"/>
+      <w:numFmt w:val="lowerRoman"/>
+      <w:lvlText w:val="%6."/>
+      <w:lvlJc w:val="right"/>
+      <w:pPr>
+        <w:ind w:left="4320" w:hanging="180"/>
+      </w:pPr>
+    </w:lvl>
+    <w:lvl w:ilvl="6" w:tplc="0419000F" w:tentative="1">
+      <w:start w:val="1"/>
+      <w:numFmt w:val="decimal"/>
+      <w:lvlText w:val="%7."/>
+      <w:lvlJc w:val="left"/>
+      <w:pPr>
+        <w:ind w:left="5040" w:hanging="360"/>
+      </w:pPr>
+    </w:lvl>
+    <w:lvl w:ilvl="7" w:tplc="04190019" w:tentative="1">
+      <w:start w:val="1"/>
+      <w:numFmt w:val="lowerLetter"/>
+      <w:lvlText w:val="%8."/>
+      <w:lvlJc w:val="left"/>
+      <w:pPr>
+        <w:ind w:left="5760" w:hanging="360"/>
+      </w:pPr>
+    </w:lvl>
+    <w:lvl w:ilvl="8" w:tplc="0419001B" w:tentative="1">
+      <w:start w:val="1"/>
+      <w:numFmt w:val="lowerRoman"/>
+      <w:lvlText w:val="%9."/>
+      <w:lvlJc w:val="right"/>
+      <w:pPr>
+        <w:ind w:left="6480" w:hanging="180"/>
+      </w:pPr>
+    </w:lvl>
+  </w:abstractNum>
+  <w:abstractNum w:abstractNumId="4" w15:restartNumberingAfterBreak="0">
+    <w:nsid w:val="60FB3B6F"/>
+    <w:multiLevelType w:val="hybridMultilevel"/>
+    <w:tmpl w:val="9EB289A2"/>
+    <w:lvl w:ilvl="0" w:tplc="73342004">
+      <w:start w:val="1"/>
+      <w:numFmt w:val="russianLower"/>
+      <w:lvlText w:val="%1)"/>
+      <w:lvlJc w:val="left"/>
+      <w:pPr>
+        <w:ind w:left="1068" w:hanging="360"/>
+      </w:pPr>
+      <w:rPr>
+        <w:rFonts w:hint="default"/>
+      </w:rPr>
+    </w:lvl>
+    <w:lvl w:ilvl="1" w:tplc="04190019" w:tentative="1">
+      <w:start w:val="1"/>
+      <w:numFmt w:val="lowerLetter"/>
+      <w:lvlText w:val="%2."/>
+      <w:lvlJc w:val="left"/>
+      <w:pPr>
+        <w:ind w:left="1068" w:hanging="360"/>
+      </w:pPr>
+    </w:lvl>
+    <w:lvl w:ilvl="2" w:tplc="0419001B" w:tentative="1">
+      <w:start w:val="1"/>
+      <w:numFmt w:val="lowerRoman"/>
+      <w:lvlText w:val="%3."/>
+      <w:lvlJc w:val="right"/>
+      <w:pPr>
+        <w:ind w:left="1788" w:hanging="180"/>
+      </w:pPr>
+    </w:lvl>
+    <w:lvl w:ilvl="3" w:tplc="0419000F" w:tentative="1">
+      <w:start w:val="1"/>
+      <w:numFmt w:val="decimal"/>
+      <w:lvlText w:val="%4."/>
+      <w:lvlJc w:val="left"/>
+      <w:pPr>
+        <w:ind w:left="2508" w:hanging="360"/>
+      </w:pPr>
+    </w:lvl>
+    <w:lvl w:ilvl="4" w:tplc="04190019" w:tentative="1">
+      <w:start w:val="1"/>
+      <w:numFmt w:val="lowerLetter"/>
+      <w:lvlText w:val="%5."/>
+      <w:lvlJc w:val="left"/>
+      <w:pPr>
+        <w:ind w:left="3228" w:hanging="360"/>
+      </w:pPr>
+    </w:lvl>
+    <w:lvl w:ilvl="5" w:tplc="0419001B" w:tentative="1">
+      <w:start w:val="1"/>
+      <w:numFmt w:val="lowerRoman"/>
+      <w:lvlText w:val="%6."/>
+      <w:lvlJc w:val="right"/>
+      <w:pPr>
+        <w:ind w:left="3948" w:hanging="180"/>
+      </w:pPr>
+    </w:lvl>
+    <w:lvl w:ilvl="6" w:tplc="0419000F" w:tentative="1">
+      <w:start w:val="1"/>
+      <w:numFmt w:val="decimal"/>
+      <w:lvlText w:val="%7."/>
+      <w:lvlJc w:val="left"/>
+      <w:pPr>
+        <w:ind w:left="4668" w:hanging="360"/>
+      </w:pPr>
+    </w:lvl>
+    <w:lvl w:ilvl="7" w:tplc="04190019" w:tentative="1">
+      <w:start w:val="1"/>
+      <w:numFmt w:val="lowerLetter"/>
+      <w:lvlText w:val="%8."/>
+      <w:lvlJc w:val="left"/>
+      <w:pPr>
+        <w:ind w:left="5388" w:hanging="360"/>
+      </w:pPr>
+    </w:lvl>
+    <w:lvl w:ilvl="8" w:tplc="0419001B" w:tentative="1">
+      <w:start w:val="1"/>
+      <w:numFmt w:val="lowerRoman"/>
+      <w:lvlText w:val="%9."/>
+      <w:lvlJc w:val="right"/>
+      <w:pPr>
+        <w:ind w:left="6108" w:hanging="180"/>
+      </w:pPr>
+    </w:lvl>
+  </w:abstractNum>
+  <w:num w:numId="1" w16cid:durableId="1771047747">
     <w:abstractNumId w:val="0"/>
   </w:num>
-  <w:num w:numId="2">
-    <w:abstractNumId w:val="2"/>
+  <w:num w:numId="2" w16cid:durableId="22218982">
+    <w:abstractNumId w:val="3"/>
   </w:num>
-  <w:num w:numId="3">
+  <w:num w:numId="3" w16cid:durableId="872155624">
     <w:abstractNumId w:val="1"/>
   </w:num>
-  <w:num w:numId="4">
-    <w:abstractNumId w:val="3"/>
+  <w:num w:numId="4" w16cid:durableId="936213699">
+    <w:abstractNumId w:val="4"/>
+  </w:num>
+  <w:num w:numId="5" w16cid:durableId="1819883625">
+    <w:abstractNumId w:val="2"/>
   </w:num>
 </w:numbering>
 </file>
 
 <file path=word/styles.xml><?xml version="1.0" encoding="utf-8"?>
-<w:styles xmlns:mc="http://schemas.openxmlformats.org/markup-compatibility/2006" xmlns:r="http://schemas.openxmlformats.org/officeDocument/2006/relationships" xmlns:w="http://schemas.openxmlformats.org/wordprocessingml/2006/main" xmlns:w14="http://schemas.microsoft.com/office/word/2010/wordml" xmlns:w15="http://schemas.microsoft.com/office/word/2012/wordml" xmlns:w16cex="http://schemas.microsoft.com/office/word/2018/wordml/cex" xmlns:w16cid="http://schemas.microsoft.com/office/word/2016/wordml/cid" xmlns:w16="http://schemas.microsoft.com/office/word/2018/wordml" xmlns:w16sdtdh="http://schemas.microsoft.com/office/word/2020/wordml/sdtdatahash" xmlns:w16se="http://schemas.microsoft.com/office/word/2015/wordml/symex" mc:Ignorable="w14 w15 w16se w16cid w16 w16cex w16sdtdh">
+<w:styles xmlns:mc="http://schemas.openxmlformats.org/markup-compatibility/2006" xmlns:r="http://schemas.openxmlformats.org/officeDocument/2006/relationships" xmlns:w="http://schemas.openxmlformats.org/wordprocessingml/2006/main" xmlns:w14="http://schemas.microsoft.com/office/word/2010/wordml" xmlns:w15="http://schemas.microsoft.com/office/word/2012/wordml" xmlns:w16cex="http://schemas.microsoft.com/office/word/2018/wordml/cex" xmlns:w16cid="http://schemas.microsoft.com/office/word/2016/wordml/cid" xmlns:w16="http://schemas.microsoft.com/office/word/2018/wordml" xmlns:w16du="http://schemas.microsoft.com/office/word/2023/wordml/word16du" xmlns:w16sdtdh="http://schemas.microsoft.com/office/word/2020/wordml/sdtdatahash" xmlns:w16sdtfl="http://schemas.microsoft.com/office/word/2024/wordml/sdtformatlock" xmlns:w16se="http://schemas.microsoft.com/office/word/2015/wordml/symex" mc:Ignorable="w14 w15 w16se w16cid w16 w16cex w16sdtdh w16sdtfl w16du">
   <w:docDefaults>
     <w:rPrDefault>
       <w:rPr>
@@ -3791,6 +6130,28 @@
       <w:bCs/>
     </w:rPr>
   </w:style>
+  <w:style w:type="character" w:customStyle="1" w:styleId="apple-converted-space">
+    <w:name w:val="apple-converted-space"/>
+    <w:basedOn w:val="a0"/>
+    <w:rsid w:val="00703CF4"/>
+  </w:style>
+  <w:style w:type="paragraph" w:customStyle="1" w:styleId="font-claude-response-body">
+    <w:name w:val="font-claude-response-body"/>
+    <w:basedOn w:val="a"/>
+    <w:rsid w:val="00C12154"/>
+    <w:pPr>
+      <w:spacing w:before="100" w:beforeAutospacing="1" w:after="100" w:afterAutospacing="1" w:line="240" w:lineRule="auto"/>
+      <w:ind w:firstLine="0"/>
+      <w:contextualSpacing w:val="0"/>
+      <w:jc w:val="left"/>
+    </w:pPr>
+    <w:rPr>
+      <w:rFonts w:eastAsia="Times New Roman" w:cs="Times New Roman"/>
+      <w:sz w:val="24"/>
+      <w:szCs w:val="24"/>
+      <w:lang w:eastAsia="ru-RU"/>
+    </w:rPr>
+  </w:style>
 </w:styles>
 </file>
 

--- a/text/Лит_обзор/Основные методы  аугментации.docx
+++ b/text/Лит_обзор/Основные методы  аугментации.docx
@@ -1,6 +1,6 @@
 
 <file path=word/document.xml><?xml version="1.0" encoding="utf-8"?>
-<w:document xmlns:wpc="http://schemas.microsoft.com/office/word/2010/wordprocessingCanvas" xmlns:cx="http://schemas.microsoft.com/office/drawing/2014/chartex" xmlns:cx1="http://schemas.microsoft.com/office/drawing/2015/9/8/chartex" xmlns:cx2="http://schemas.microsoft.com/office/drawing/2015/10/21/chartex" xmlns:cx3="http://schemas.microsoft.com/office/drawing/2016/5/9/chartex" xmlns:cx4="http://schemas.microsoft.com/office/drawing/2016/5/10/chartex" xmlns:cx5="http://schemas.microsoft.com/office/drawing/2016/5/11/chartex" xmlns:cx6="http://schemas.microsoft.com/office/drawing/2016/5/12/chartex" xmlns:cx7="http://schemas.microsoft.com/office/drawing/2016/5/13/chartex" xmlns:cx8="http://schemas.microsoft.com/office/drawing/2016/5/14/chartex" xmlns:mc="http://schemas.openxmlformats.org/markup-compatibility/2006" xmlns:aink="http://schemas.microsoft.com/office/drawing/2016/ink" xmlns:am3d="http://schemas.microsoft.com/office/drawing/2017/model3d" xmlns:o="urn:schemas-microsoft-com:office:office" xmlns:oel="http://schemas.microsoft.com/office/2019/extlst" xmlns:r="http://schemas.openxmlformats.org/officeDocument/2006/relationships" xmlns:m="http://schemas.openxmlformats.org/officeDocument/2006/math" xmlns:v="urn:schemas-microsoft-com:vml" xmlns:wp14="http://schemas.microsoft.com/office/word/2010/wordprocessingDrawing" xmlns:wp="http://schemas.openxmlformats.org/drawingml/2006/wordprocessingDrawing" xmlns:w10="urn:schemas-microsoft-com:office:word" xmlns:w="http://schemas.openxmlformats.org/wordprocessingml/2006/main" xmlns:w14="http://schemas.microsoft.com/office/word/2010/wordml" xmlns:w15="http://schemas.microsoft.com/office/word/2012/wordml" xmlns:w16cex="http://schemas.microsoft.com/office/word/2018/wordml/cex" xmlns:w16cid="http://schemas.microsoft.com/office/word/2016/wordml/cid" xmlns:w16="http://schemas.microsoft.com/office/word/2018/wordml" xmlns:w16du="http://schemas.microsoft.com/office/word/2023/wordml/word16du" xmlns:w16sdtdh="http://schemas.microsoft.com/office/word/2020/wordml/sdtdatahash" xmlns:w16sdtfl="http://schemas.microsoft.com/office/word/2024/wordml/sdtformatlock" xmlns:w16se="http://schemas.microsoft.com/office/word/2015/wordml/symex" xmlns:wpg="http://schemas.microsoft.com/office/word/2010/wordprocessingGroup" xmlns:wpi="http://schemas.microsoft.com/office/word/2010/wordprocessingInk" xmlns:wne="http://schemas.microsoft.com/office/word/2006/wordml" xmlns:wps="http://schemas.microsoft.com/office/word/2010/wordprocessingShape" mc:Ignorable="w14 w15 w16se w16cid w16 w16cex w16sdtdh w16sdtfl w16du wp14">
+<w:document xmlns:wpc="http://schemas.microsoft.com/office/word/2010/wordprocessingCanvas" xmlns:cx="http://schemas.microsoft.com/office/drawing/2014/chartex" xmlns:cx1="http://schemas.microsoft.com/office/drawing/2015/9/8/chartex" xmlns:cx2="http://schemas.microsoft.com/office/drawing/2015/10/21/chartex" xmlns:cx3="http://schemas.microsoft.com/office/drawing/2016/5/9/chartex" xmlns:cx4="http://schemas.microsoft.com/office/drawing/2016/5/10/chartex" xmlns:cx5="http://schemas.microsoft.com/office/drawing/2016/5/11/chartex" xmlns:cx6="http://schemas.microsoft.com/office/drawing/2016/5/12/chartex" xmlns:cx7="http://schemas.microsoft.com/office/drawing/2016/5/13/chartex" xmlns:cx8="http://schemas.microsoft.com/office/drawing/2016/5/14/chartex" xmlns:mc="http://schemas.openxmlformats.org/markup-compatibility/2006" xmlns:aink="http://schemas.microsoft.com/office/drawing/2016/ink" xmlns:am3d="http://schemas.microsoft.com/office/drawing/2017/model3d" xmlns:o="urn:schemas-microsoft-com:office:office" xmlns:r="http://schemas.openxmlformats.org/officeDocument/2006/relationships" xmlns:m="http://schemas.openxmlformats.org/officeDocument/2006/math" xmlns:v="urn:schemas-microsoft-com:vml" xmlns:wp14="http://schemas.microsoft.com/office/word/2010/wordprocessingDrawing" xmlns:wp="http://schemas.openxmlformats.org/drawingml/2006/wordprocessingDrawing" xmlns:w10="urn:schemas-microsoft-com:office:word" xmlns:w="http://schemas.openxmlformats.org/wordprocessingml/2006/main" xmlns:w14="http://schemas.microsoft.com/office/word/2010/wordml" xmlns:w15="http://schemas.microsoft.com/office/word/2012/wordml" xmlns:w16cex="http://schemas.microsoft.com/office/word/2018/wordml/cex" xmlns:w16cid="http://schemas.microsoft.com/office/word/2016/wordml/cid" xmlns:w16="http://schemas.microsoft.com/office/word/2018/wordml" xmlns:w16sdtdh="http://schemas.microsoft.com/office/word/2020/wordml/sdtdatahash" xmlns:w16se="http://schemas.microsoft.com/office/word/2015/wordml/symex" xmlns:wpg="http://schemas.microsoft.com/office/word/2010/wordprocessingGroup" xmlns:wpi="http://schemas.microsoft.com/office/word/2010/wordprocessingInk" xmlns:wne="http://schemas.microsoft.com/office/word/2006/wordml" xmlns:wps="http://schemas.microsoft.com/office/word/2010/wordprocessingShape" mc:Ignorable="w14 w15 w16se w16cid w16 w16cex w16sdtdh wp14">
   <w:body>
     <w:p>
       <w:pPr>
@@ -644,16 +644,7 @@
                 <w:sz w:val="27"/>
                 <w:szCs w:val="27"/>
               </w:rPr>
-              <w:t>,</w:t>
-            </w:r>
-            <w:r>
-              <w:rPr>
-                <w:rFonts w:ascii="-webkit-standard" w:hAnsi="-webkit-standard"/>
-                <w:color w:val="000000"/>
-                <w:sz w:val="27"/>
-                <w:szCs w:val="27"/>
-              </w:rPr>
-              <w:t xml:space="preserve"> архитектура нейронной сети, которая преобразует одну последовательность в другую</w:t>
+              <w:t>, архитектура нейронной сети, которая преобразует одну последовательность в другую</w:t>
             </w:r>
           </w:p>
         </w:tc>
@@ -1455,23 +1446,6 @@
         </w:rPr>
         <w:t>).</w:t>
       </w:r>
-    </w:p>
-    <w:p>
-      <w:pPr>
-        <w:ind w:firstLine="0"/>
-      </w:pPr>
-    </w:p>
-    <w:p>
-      <w:pPr>
-        <w:ind w:firstLine="0"/>
-      </w:pPr>
-    </w:p>
-    <w:p>
-      <w:pPr>
-        <w:rPr>
-          <w:lang w:eastAsia="ru-RU"/>
-        </w:rPr>
-      </w:pPr>
     </w:p>
     <w:p>
       <w:pPr>
@@ -1859,56 +1833,50 @@
         <w:rPr>
           <w:lang w:eastAsia="ru-RU"/>
         </w:rPr>
-        <w:t xml:space="preserve">, который для русского языка реализован хуже. И наконец на </w:t>
+        <w:t xml:space="preserve">, который для русского языка реализован хуже. И наконец на малом количестве </w:t>
       </w:r>
       <w:r>
         <w:rPr>
           <w:lang w:eastAsia="ru-RU"/>
         </w:rPr>
+        <w:t>данных (</w:t>
+      </w:r>
+      <w:r>
+        <w:rPr>
+          <w:lang w:eastAsia="ru-RU"/>
+        </w:rPr>
+        <w:t xml:space="preserve">блоки с 2 примерами) </w:t>
+      </w:r>
+      <w:r>
+        <w:rPr>
+          <w:lang w:eastAsia="ru-RU"/>
+        </w:rPr>
+        <w:t>все варианты будут слишком похожими.</w:t>
+      </w:r>
+    </w:p>
+    <w:p>
+      <w:pPr>
+        <w:rPr>
+          <w:lang w:eastAsia="ru-RU"/>
+        </w:rPr>
+      </w:pPr>
+      <w:r>
+        <w:rPr>
+          <w:lang w:eastAsia="ru-RU"/>
+        </w:rPr>
         <w:lastRenderedPageBreak/>
-        <w:t xml:space="preserve">малом количестве </w:t>
+        <w:t xml:space="preserve">Для решения задачи классификации входящей корреспонденции с помощью дообучения </w:t>
+      </w:r>
+      <w:r>
+        <w:rPr>
+          <w:lang w:val="en-US" w:eastAsia="ru-RU"/>
+        </w:rPr>
+        <w:t>LLM</w:t>
       </w:r>
       <w:r>
         <w:rPr>
           <w:lang w:eastAsia="ru-RU"/>
         </w:rPr>
-        <w:t>данных (</w:t>
-      </w:r>
-      <w:r>
-        <w:rPr>
-          <w:lang w:eastAsia="ru-RU"/>
-        </w:rPr>
-        <w:t xml:space="preserve">блоки с 2 примерами) </w:t>
-      </w:r>
-      <w:r>
-        <w:rPr>
-          <w:lang w:eastAsia="ru-RU"/>
-        </w:rPr>
-        <w:t>все варианты будут слишком похожими.</w:t>
-      </w:r>
-    </w:p>
-    <w:p>
-      <w:pPr>
-        <w:rPr>
-          <w:lang w:eastAsia="ru-RU"/>
-        </w:rPr>
-      </w:pPr>
-      <w:r>
-        <w:rPr>
-          <w:lang w:eastAsia="ru-RU"/>
-        </w:rPr>
-        <w:t xml:space="preserve">Для решения задачи классификации входящей корреспонденции с помощью дообучения </w:t>
-      </w:r>
-      <w:r>
-        <w:rPr>
-          <w:lang w:val="en-US" w:eastAsia="ru-RU"/>
-        </w:rPr>
-        <w:t>LLM</w:t>
-      </w:r>
-      <w:r>
-        <w:rPr>
-          <w:lang w:eastAsia="ru-RU"/>
-        </w:rPr>
         <w:t xml:space="preserve"> данный метод скорее не подходит либо ограниченно применим в совокупности с другими методами.</w:t>
       </w:r>
     </w:p>
@@ -2345,14 +2313,17 @@
         <w:ind w:firstLine="708"/>
       </w:pPr>
       <w:r>
+        <w:t>Процедура аугментации состоит из следующих шагов: в предложении случайным образом выбирается слово,</w:t>
+      </w:r>
+      <w:r>
+        <w:t xml:space="preserve"> </w:t>
+      </w:r>
+      <w:r>
+        <w:t xml:space="preserve">выбранное слово заменяется токеном </w:t>
+      </w:r>
+      <w:r>
         <w:lastRenderedPageBreak/>
-        <w:t>Процедура аугментации состоит из следующих шагов: в предложении случайным образом выбирается слово,</w:t>
-      </w:r>
-      <w:r>
-        <w:t xml:space="preserve"> </w:t>
-      </w:r>
-      <w:r>
-        <w:t xml:space="preserve">выбранное слово заменяется токеном [MASK], языковая модель предсказывает </w:t>
+        <w:t xml:space="preserve">[MASK], языковая модель предсказывает </w:t>
       </w:r>
       <w:r>
         <w:t>несколько замен</w:t>
@@ -2364,9 +2335,6 @@
     <w:p>
       <w:pPr>
         <w:ind w:firstLine="708"/>
-        <w:rPr>
-          <w:lang w:val="en-US"/>
-        </w:rPr>
       </w:pPr>
       <w:r>
         <w:t>Метод учитывает контекст, что обеспечивает грамматическую корректность и сохранение семантики текста. Но при этом работает исключительно на уровне замены слов, что не позволяет сгенерировать принципиально иной текст при малом количестве примеров.</w:t>
@@ -2424,9 +2392,6 @@
         <w:t>Метод</w:t>
       </w:r>
       <w:r>
-        <w:rPr>
-          <w:lang w:val="en-US"/>
-        </w:rPr>
         <w:t xml:space="preserve"> (</w:t>
       </w:r>
       <w:r>
@@ -2436,9 +2401,6 @@
         <w:t>Li</w:t>
       </w:r>
       <w:r>
-        <w:rPr>
-          <w:lang w:val="en-US"/>
-        </w:rPr>
         <w:t xml:space="preserve"> </w:t>
       </w:r>
       <w:r>
@@ -2448,9 +2410,6 @@
         <w:t>Z</w:t>
       </w:r>
       <w:r>
-        <w:rPr>
-          <w:lang w:val="en-US"/>
-        </w:rPr>
         <w:t xml:space="preserve">., </w:t>
       </w:r>
       <w:r>
@@ -2460,9 +2419,6 @@
         <w:t>Zhu</w:t>
       </w:r>
       <w:r>
-        <w:rPr>
-          <w:lang w:val="en-US"/>
-        </w:rPr>
         <w:t xml:space="preserve"> </w:t>
       </w:r>
       <w:r>
@@ -2472,9 +2428,6 @@
         <w:t>H</w:t>
       </w:r>
       <w:r>
-        <w:rPr>
-          <w:lang w:val="en-US"/>
-        </w:rPr>
         <w:t xml:space="preserve">., </w:t>
       </w:r>
       <w:r>
@@ -2484,9 +2437,6 @@
         <w:t>Lu</w:t>
       </w:r>
       <w:r>
-        <w:rPr>
-          <w:lang w:val="en-US"/>
-        </w:rPr>
         <w:t xml:space="preserve"> </w:t>
       </w:r>
       <w:r>
@@ -2496,9 +2446,6 @@
         <w:t>Z</w:t>
       </w:r>
       <w:r>
-        <w:rPr>
-          <w:lang w:val="en-US"/>
-        </w:rPr>
         <w:t xml:space="preserve">., </w:t>
       </w:r>
       <w:r>
@@ -2508,9 +2455,6 @@
         <w:t>Yin</w:t>
       </w:r>
       <w:r>
-        <w:rPr>
-          <w:lang w:val="en-US"/>
-        </w:rPr>
         <w:t xml:space="preserve"> </w:t>
       </w:r>
       <w:r>
@@ -2520,9 +2464,6 @@
         <w:t>M</w:t>
       </w:r>
       <w:r>
-        <w:rPr>
-          <w:lang w:val="en-US"/>
-        </w:rPr>
         <w:t>. «</w:t>
       </w:r>
       <w:r>
@@ -2532,9 +2473,6 @@
         <w:t>Synthetic</w:t>
       </w:r>
       <w:r>
-        <w:rPr>
-          <w:lang w:val="en-US"/>
-        </w:rPr>
         <w:t xml:space="preserve"> </w:t>
       </w:r>
       <w:r>
@@ -2544,9 +2482,6 @@
         <w:t>Data</w:t>
       </w:r>
       <w:r>
-        <w:rPr>
-          <w:lang w:val="en-US"/>
-        </w:rPr>
         <w:t xml:space="preserve"> </w:t>
       </w:r>
       <w:r>
@@ -2556,9 +2491,6 @@
         <w:t>Generation</w:t>
       </w:r>
       <w:r>
-        <w:rPr>
-          <w:lang w:val="en-US"/>
-        </w:rPr>
         <w:t xml:space="preserve"> </w:t>
       </w:r>
       <w:r>
@@ -2568,9 +2500,6 @@
         <w:t>with</w:t>
       </w:r>
       <w:r>
-        <w:rPr>
-          <w:lang w:val="en-US"/>
-        </w:rPr>
         <w:t xml:space="preserve"> </w:t>
       </w:r>
       <w:r>
@@ -2580,9 +2509,6 @@
         <w:t>Large</w:t>
       </w:r>
       <w:r>
-        <w:rPr>
-          <w:lang w:val="en-US"/>
-        </w:rPr>
         <w:t xml:space="preserve"> </w:t>
       </w:r>
       <w:r>
@@ -2592,9 +2518,6 @@
         <w:t>Language</w:t>
       </w:r>
       <w:r>
-        <w:rPr>
-          <w:lang w:val="en-US"/>
-        </w:rPr>
         <w:t xml:space="preserve"> </w:t>
       </w:r>
       <w:r>
@@ -2604,9 +2527,6 @@
         <w:t>Models</w:t>
       </w:r>
       <w:r>
-        <w:rPr>
-          <w:lang w:val="en-US"/>
-        </w:rPr>
         <w:t xml:space="preserve"> </w:t>
       </w:r>
       <w:r>
@@ -2616,9 +2536,6 @@
         <w:t>for</w:t>
       </w:r>
       <w:r>
-        <w:rPr>
-          <w:lang w:val="en-US"/>
-        </w:rPr>
         <w:t xml:space="preserve"> </w:t>
       </w:r>
       <w:r>
@@ -2628,9 +2545,6 @@
         <w:t>Text</w:t>
       </w:r>
       <w:r>
-        <w:rPr>
-          <w:lang w:val="en-US"/>
-        </w:rPr>
         <w:t xml:space="preserve"> </w:t>
       </w:r>
       <w:r>
@@ -2640,9 +2554,6 @@
         <w:t>Classification</w:t>
       </w:r>
       <w:r>
-        <w:rPr>
-          <w:lang w:val="en-US"/>
-        </w:rPr>
         <w:t xml:space="preserve">: </w:t>
       </w:r>
       <w:r>
@@ -2652,9 +2563,6 @@
         <w:t>Potential</w:t>
       </w:r>
       <w:r>
-        <w:rPr>
-          <w:lang w:val="en-US"/>
-        </w:rPr>
         <w:t xml:space="preserve"> </w:t>
       </w:r>
       <w:r>
@@ -2664,9 +2572,6 @@
         <w:t>and</w:t>
       </w:r>
       <w:r>
-        <w:rPr>
-          <w:lang w:val="en-US"/>
-        </w:rPr>
         <w:t xml:space="preserve"> </w:t>
       </w:r>
       <w:r>
@@ -2676,58 +2581,43 @@
         <w:t>Limitations</w:t>
       </w:r>
       <w:r>
-        <w:rPr>
-          <w:lang w:val="en-US"/>
-        </w:rPr>
         <w:t>»)</w:t>
       </w:r>
       <w:r>
-        <w:rPr>
-          <w:lang w:val="en-US"/>
-        </w:rPr>
         <w:t xml:space="preserve"> </w:t>
       </w:r>
       <w:r>
         <w:t>подразумевает</w:t>
       </w:r>
       <w:r>
-        <w:rPr>
-          <w:lang w:val="en-US"/>
-        </w:rPr>
         <w:t xml:space="preserve"> </w:t>
       </w:r>
       <w:r>
         <w:t>генерацию</w:t>
       </w:r>
       <w:r>
-        <w:rPr>
-          <w:lang w:val="en-US"/>
-        </w:rPr>
         <w:t xml:space="preserve"> </w:t>
       </w:r>
       <w:r>
         <w:t>данных</w:t>
       </w:r>
       <w:r>
-        <w:rPr>
-          <w:lang w:val="en-US"/>
-        </w:rPr>
         <w:t xml:space="preserve"> с</w:t>
       </w:r>
       <w:r>
-        <w:rPr>
-          <w:lang w:val="en-US"/>
-        </w:rPr>
         <w:t xml:space="preserve"> </w:t>
       </w:r>
       <w:r>
         <w:t>помощью</w:t>
       </w:r>
       <w:r>
-        <w:rPr>
-          <w:lang w:val="en-US"/>
-        </w:rPr>
-        <w:t xml:space="preserve"> LLM</w:t>
+        <w:t xml:space="preserve"> </w:t>
+      </w:r>
+      <w:r>
+        <w:rPr>
+          <w:lang w:val="en-US"/>
+        </w:rPr>
+        <w:t>LLM</w:t>
       </w:r>
       <w:r>
         <w:t xml:space="preserve">, </w:t>
@@ -2842,33 +2732,33 @@
         <w:rPr>
           <w:lang w:val="en-US"/>
         </w:rPr>
+        <w:t>LLM</w:t>
+      </w:r>
+      <w:r>
+        <w:t xml:space="preserve"> </w:t>
+      </w:r>
+      <w:r>
+        <w:t xml:space="preserve">генерация реализуема </w:t>
+      </w:r>
+      <w:r>
+        <w:t xml:space="preserve">как с помощью </w:t>
+      </w:r>
+      <w:r>
+        <w:rPr>
+          <w:lang w:val="en-US"/>
+        </w:rPr>
+        <w:t>API</w:t>
+      </w:r>
+      <w:r>
+        <w:t xml:space="preserve"> различных моделей, так и локально, что в рамках задачи ВКР предпочтительней.</w:t>
+      </w:r>
+    </w:p>
+    <w:p>
+      <w:pPr>
+        <w:ind w:firstLine="708"/>
+      </w:pPr>
+      <w:r>
         <w:lastRenderedPageBreak/>
-        <w:t>LLM</w:t>
-      </w:r>
-      <w:r>
-        <w:t xml:space="preserve"> </w:t>
-      </w:r>
-      <w:r>
-        <w:t xml:space="preserve">генерация реализуема </w:t>
-      </w:r>
-      <w:r>
-        <w:t xml:space="preserve">как с помощью </w:t>
-      </w:r>
-      <w:r>
-        <w:rPr>
-          <w:lang w:val="en-US"/>
-        </w:rPr>
-        <w:t>API</w:t>
-      </w:r>
-      <w:r>
-        <w:t xml:space="preserve"> различных моделей, так и локально, что в рамках задачи ВКР предпочтительней.</w:t>
-      </w:r>
-    </w:p>
-    <w:p>
-      <w:pPr>
-        <w:ind w:firstLine="708"/>
-      </w:pPr>
-      <w:r>
         <w:t xml:space="preserve">Генерация данных с помощью </w:t>
       </w:r>
       <w:r>
@@ -2978,6 +2868,7 @@
         <w:ind w:firstLine="708"/>
         <w:rPr>
           <w:color w:val="000000"/>
+          <w:lang w:val="en-US"/>
         </w:rPr>
       </w:pPr>
       <w:r>
@@ -3085,6 +2976,7 @@
       <w:r>
         <w:rPr>
           <w:color w:val="000000"/>
+          <w:lang w:val="en-US"/>
         </w:rPr>
         <w:t xml:space="preserve"> </w:t>
       </w:r>
@@ -3111,7 +3003,21 @@
         <w:rPr>
           <w:color w:val="000000"/>
         </w:rPr>
-        <w:t xml:space="preserve">с архитектурой энкодер-декодер </w:t>
+        <w:t xml:space="preserve">с архитектурой </w:t>
+      </w:r>
+      <w:proofErr w:type="spellStart"/>
+      <w:r>
+        <w:rPr>
+          <w:color w:val="000000"/>
+        </w:rPr>
+        <w:t>энкодер</w:t>
+      </w:r>
+      <w:proofErr w:type="spellEnd"/>
+      <w:r>
+        <w:rPr>
+          <w:color w:val="000000"/>
+        </w:rPr>
+        <w:t xml:space="preserve">-декодер </w:t>
       </w:r>
       <w:proofErr w:type="spellStart"/>
       <w:r>
@@ -3284,7 +3190,21 @@
         <w:rPr>
           <w:color w:val="000000"/>
         </w:rPr>
-        <w:t xml:space="preserve"> использовано несколько больших датасетов, а </w:t>
+        <w:t xml:space="preserve"> использовано несколько больших </w:t>
+      </w:r>
+      <w:proofErr w:type="spellStart"/>
+      <w:r>
+        <w:rPr>
+          <w:color w:val="000000"/>
+        </w:rPr>
+        <w:t>датасетов</w:t>
+      </w:r>
+      <w:proofErr w:type="spellEnd"/>
+      <w:r>
+        <w:rPr>
+          <w:color w:val="000000"/>
+        </w:rPr>
+        <w:t xml:space="preserve">, а </w:t>
       </w:r>
       <w:proofErr w:type="gramStart"/>
       <w:r>
@@ -3306,104 +3226,205 @@
         </w:rPr>
         <w:t xml:space="preserve"> вариантов маскирования для каждого </w:t>
       </w:r>
+      <w:proofErr w:type="spellStart"/>
+      <w:r>
+        <w:rPr>
+          <w:color w:val="000000"/>
+        </w:rPr>
+        <w:t>датасета</w:t>
+      </w:r>
+      <w:proofErr w:type="spellEnd"/>
+      <w:r>
+        <w:rPr>
+          <w:color w:val="000000"/>
+        </w:rPr>
+        <w:t xml:space="preserve"> </w:t>
+      </w:r>
+      <w:r>
+        <w:rPr>
+          <w:color w:val="000000"/>
+        </w:rPr>
+        <w:t xml:space="preserve">: 15% для </w:t>
+      </w:r>
+      <w:r>
+        <w:rPr>
+          <w:color w:val="000000"/>
+          <w:lang w:val="en-US"/>
+        </w:rPr>
+        <w:t>CNN</w:t>
+      </w:r>
+      <w:r>
+        <w:rPr>
+          <w:color w:val="000000"/>
+        </w:rPr>
+        <w:t>/</w:t>
+      </w:r>
+      <w:proofErr w:type="spellStart"/>
+      <w:r>
+        <w:rPr>
+          <w:color w:val="000000"/>
+          <w:lang w:val="en-US"/>
+        </w:rPr>
+        <w:t>DailyMail</w:t>
+      </w:r>
+      <w:proofErr w:type="spellEnd"/>
+      <w:r>
+        <w:rPr>
+          <w:color w:val="000000"/>
+        </w:rPr>
+        <w:t xml:space="preserve">, 30% для </w:t>
+      </w:r>
+      <w:proofErr w:type="spellStart"/>
+      <w:r>
+        <w:rPr>
+          <w:color w:val="000000"/>
+          <w:lang w:val="en-US"/>
+        </w:rPr>
+        <w:t>XSum</w:t>
+      </w:r>
+      <w:proofErr w:type="spellEnd"/>
+      <w:r>
+        <w:rPr>
+          <w:color w:val="000000"/>
+        </w:rPr>
+        <w:t>/</w:t>
+      </w:r>
+      <w:r>
+        <w:rPr>
+          <w:color w:val="000000"/>
+          <w:lang w:val="en-US"/>
+        </w:rPr>
+        <w:t>Reddit</w:t>
+      </w:r>
+      <w:r>
+        <w:rPr>
+          <w:color w:val="000000"/>
+        </w:rPr>
+        <w:t xml:space="preserve"> </w:t>
+      </w:r>
+      <w:r>
+        <w:rPr>
+          <w:color w:val="000000"/>
+          <w:lang w:val="en-US"/>
+        </w:rPr>
+        <w:t>TIFU</w:t>
+      </w:r>
+      <w:r>
+        <w:rPr>
+          <w:color w:val="000000"/>
+        </w:rPr>
+        <w:t xml:space="preserve">, 45% для </w:t>
+      </w:r>
+      <w:proofErr w:type="spellStart"/>
+      <w:r>
+        <w:rPr>
+          <w:color w:val="000000"/>
+          <w:lang w:val="en-US"/>
+        </w:rPr>
+        <w:t>WikiHow</w:t>
+      </w:r>
+      <w:proofErr w:type="spellEnd"/>
+      <w:r>
+        <w:rPr>
+          <w:color w:val="000000"/>
+        </w:rPr>
+        <w:t>.</w:t>
+      </w:r>
+    </w:p>
+    <w:p>
+      <w:pPr>
+        <w:ind w:firstLine="708"/>
+        <w:rPr>
+          <w:color w:val="000000"/>
+        </w:rPr>
+      </w:pPr>
+      <w:r>
+        <w:rPr>
+          <w:color w:val="000000"/>
+        </w:rPr>
+        <w:t>Хотя данные модели хорошо себя зарекомендовали в контексте задач генерации текста, применительно к задаче русскоязычной классификации они малоприменимы, поскольку весь корпус обучающих данных был преимущественно на английском языке.</w:t>
+      </w:r>
+      <w:r>
+        <w:rPr>
+          <w:color w:val="000000"/>
+        </w:rPr>
+        <w:t xml:space="preserve"> Поэтому при выборе данных методов стоит рассмотреть аналоги </w:t>
+      </w:r>
+      <w:proofErr w:type="spellStart"/>
+      <w:r>
+        <w:rPr>
+          <w:color w:val="000000"/>
+        </w:rPr>
+        <w:t>предобученные</w:t>
+      </w:r>
+      <w:proofErr w:type="spellEnd"/>
+      <w:r>
+        <w:rPr>
+          <w:color w:val="000000"/>
+        </w:rPr>
+        <w:t xml:space="preserve"> на русских </w:t>
+      </w:r>
       <w:proofErr w:type="gramStart"/>
       <w:r>
         <w:rPr>
           <w:color w:val="000000"/>
         </w:rPr>
-        <w:t xml:space="preserve">датасета </w:t>
-      </w:r>
-      <w:r>
-        <w:rPr>
-          <w:color w:val="000000"/>
-        </w:rPr>
-        <w:t>:</w:t>
+        <w:t>текстах  такие</w:t>
       </w:r>
       <w:proofErr w:type="gramEnd"/>
       <w:r>
         <w:rPr>
           <w:color w:val="000000"/>
         </w:rPr>
-        <w:t xml:space="preserve"> 15% для </w:t>
-      </w:r>
-      <w:r>
-        <w:rPr>
-          <w:color w:val="000000"/>
-          <w:lang w:val="en-US"/>
-        </w:rPr>
-        <w:t>CNN</w:t>
-      </w:r>
-      <w:r>
-        <w:rPr>
-          <w:color w:val="000000"/>
-        </w:rPr>
-        <w:t>/</w:t>
-      </w:r>
-      <w:proofErr w:type="spellStart"/>
-      <w:r>
-        <w:rPr>
-          <w:color w:val="000000"/>
-          <w:lang w:val="en-US"/>
-        </w:rPr>
-        <w:t>DailyMail</w:t>
-      </w:r>
-      <w:proofErr w:type="spellEnd"/>
-      <w:r>
-        <w:rPr>
-          <w:color w:val="000000"/>
-        </w:rPr>
-        <w:t xml:space="preserve">, 30% для </w:t>
-      </w:r>
-      <w:proofErr w:type="spellStart"/>
-      <w:r>
-        <w:rPr>
-          <w:color w:val="000000"/>
-          <w:lang w:val="en-US"/>
-        </w:rPr>
-        <w:t>XSum</w:t>
-      </w:r>
-      <w:proofErr w:type="spellEnd"/>
-      <w:r>
-        <w:rPr>
-          <w:color w:val="000000"/>
-        </w:rPr>
-        <w:t>/</w:t>
-      </w:r>
-      <w:r>
-        <w:rPr>
-          <w:color w:val="000000"/>
-          <w:lang w:val="en-US"/>
-        </w:rPr>
-        <w:t>Reddit</w:t>
-      </w:r>
-      <w:r>
-        <w:rPr>
-          <w:color w:val="000000"/>
-        </w:rPr>
-        <w:t xml:space="preserve"> </w:t>
-      </w:r>
-      <w:r>
-        <w:rPr>
-          <w:color w:val="000000"/>
-          <w:lang w:val="en-US"/>
-        </w:rPr>
-        <w:t>TIFU</w:t>
-      </w:r>
-      <w:r>
-        <w:rPr>
-          <w:color w:val="000000"/>
-        </w:rPr>
-        <w:t xml:space="preserve">, 45% для </w:t>
-      </w:r>
-      <w:proofErr w:type="spellStart"/>
-      <w:r>
-        <w:rPr>
-          <w:color w:val="000000"/>
-          <w:lang w:val="en-US"/>
-        </w:rPr>
-        <w:t>WikiHow</w:t>
-      </w:r>
-      <w:proofErr w:type="spellEnd"/>
+        <w:t xml:space="preserve"> как </w:t>
+      </w:r>
+      <w:proofErr w:type="spellStart"/>
+      <w:r>
+        <w:rPr>
+          <w:color w:val="000000"/>
+          <w:lang w:val="en-US"/>
+        </w:rPr>
+        <w:t>ruT</w:t>
+      </w:r>
+      <w:proofErr w:type="spellEnd"/>
+      <w:r>
+        <w:rPr>
+          <w:color w:val="000000"/>
+        </w:rPr>
+        <w:t xml:space="preserve">5 </w:t>
+      </w:r>
+      <w:r>
+        <w:rPr>
+          <w:color w:val="000000"/>
+        </w:rPr>
+        <w:t xml:space="preserve">или </w:t>
+      </w:r>
+      <w:r>
+        <w:rPr>
+          <w:color w:val="000000"/>
+          <w:lang w:val="en-US"/>
+        </w:rPr>
+        <w:t>FRED</w:t>
+      </w:r>
+      <w:r>
+        <w:rPr>
+          <w:color w:val="000000"/>
+        </w:rPr>
+        <w:t>-</w:t>
+      </w:r>
+      <w:r>
+        <w:rPr>
+          <w:color w:val="000000"/>
+          <w:lang w:val="en-US"/>
+        </w:rPr>
+        <w:t>T</w:t>
+      </w:r>
+      <w:r>
+        <w:rPr>
+          <w:color w:val="000000"/>
+        </w:rPr>
+        <w:t>5</w:t>
+      </w:r>
       <w:r>
         <w:rPr>
           <w:color w:val="000000"/>
@@ -3414,103 +3435,7 @@
     <w:p>
       <w:pPr>
         <w:ind w:firstLine="708"/>
-        <w:rPr>
-          <w:color w:val="000000"/>
-        </w:rPr>
-      </w:pPr>
-      <w:r>
-        <w:rPr>
-          <w:color w:val="000000"/>
-        </w:rPr>
-        <w:t>Хотя данные модели хорошо себя зарекомендовали в контексте задач генерации текста, применительно к задаче русскоязычной классификации они малоприменимы, поскольку весь корпус обучающих данных был преимущественно на английском языке.</w:t>
-      </w:r>
-      <w:r>
-        <w:rPr>
-          <w:color w:val="000000"/>
-        </w:rPr>
-        <w:t xml:space="preserve"> Поэтому при выборе данных методов стоит рассмотреть аналоги </w:t>
-      </w:r>
-      <w:proofErr w:type="spellStart"/>
-      <w:r>
-        <w:rPr>
-          <w:color w:val="000000"/>
-        </w:rPr>
-        <w:t>предобученные</w:t>
-      </w:r>
-      <w:proofErr w:type="spellEnd"/>
-      <w:r>
-        <w:rPr>
-          <w:color w:val="000000"/>
-        </w:rPr>
-        <w:t xml:space="preserve"> на русских </w:t>
-      </w:r>
-      <w:proofErr w:type="gramStart"/>
-      <w:r>
-        <w:rPr>
-          <w:color w:val="000000"/>
-        </w:rPr>
-        <w:t>текстах  такие</w:t>
-      </w:r>
-      <w:proofErr w:type="gramEnd"/>
-      <w:r>
-        <w:rPr>
-          <w:color w:val="000000"/>
-        </w:rPr>
-        <w:t xml:space="preserve"> как </w:t>
-      </w:r>
-      <w:proofErr w:type="spellStart"/>
-      <w:r>
-        <w:rPr>
-          <w:color w:val="000000"/>
-          <w:lang w:val="en-US"/>
-        </w:rPr>
-        <w:t>ruT</w:t>
-      </w:r>
-      <w:proofErr w:type="spellEnd"/>
-      <w:r>
-        <w:rPr>
-          <w:color w:val="000000"/>
-        </w:rPr>
-        <w:t xml:space="preserve">5 </w:t>
-      </w:r>
-      <w:r>
-        <w:rPr>
-          <w:color w:val="000000"/>
-        </w:rPr>
-        <w:t xml:space="preserve">или </w:t>
-      </w:r>
-      <w:r>
-        <w:rPr>
-          <w:color w:val="000000"/>
-          <w:lang w:val="en-US"/>
-        </w:rPr>
-        <w:t>FRED</w:t>
-      </w:r>
-      <w:r>
-        <w:rPr>
-          <w:color w:val="000000"/>
-        </w:rPr>
-        <w:t>-</w:t>
-      </w:r>
-      <w:r>
-        <w:rPr>
-          <w:color w:val="000000"/>
-          <w:lang w:val="en-US"/>
-        </w:rPr>
-        <w:t>T</w:t>
-      </w:r>
-      <w:r>
-        <w:rPr>
-          <w:color w:val="000000"/>
-        </w:rPr>
-        <w:t>5</w:t>
-      </w:r>
-      <w:r>
-        <w:rPr>
-          <w:color w:val="000000"/>
-        </w:rPr>
-        <w:t>.</w:t>
-      </w:r>
+      </w:pPr>
     </w:p>
     <w:p>
       <w:pPr>
@@ -3519,8 +3444,255 @@
     </w:p>
     <w:p>
       <w:pPr>
+        <w:rPr>
+          <w:b/>
+        </w:rPr>
+      </w:pPr>
+      <w:r>
+        <w:rPr>
+          <w:b/>
+        </w:rPr>
+        <w:t xml:space="preserve">1.2.6 </w:t>
+      </w:r>
+      <w:proofErr w:type="spellStart"/>
+      <w:r>
+        <w:rPr>
+          <w:b/>
+        </w:rPr>
+        <w:t>Mixup</w:t>
+      </w:r>
+      <w:proofErr w:type="spellEnd"/>
+      <w:r>
+        <w:rPr>
+          <w:b/>
+        </w:rPr>
+        <w:t xml:space="preserve"> — аугментация на уровне </w:t>
+      </w:r>
+      <w:proofErr w:type="spellStart"/>
+      <w:r>
+        <w:rPr>
+          <w:b/>
+        </w:rPr>
+        <w:t>эмбеддингов</w:t>
+      </w:r>
+      <w:proofErr w:type="spellEnd"/>
+    </w:p>
+    <w:p>
+      <w:pPr>
         <w:ind w:firstLine="708"/>
       </w:pPr>
+      <w:r>
+        <w:lastRenderedPageBreak/>
+        <w:t xml:space="preserve">Метод </w:t>
+      </w:r>
+      <w:proofErr w:type="spellStart"/>
+      <w:r>
+        <w:t>Mixup</w:t>
+      </w:r>
+      <w:proofErr w:type="spellEnd"/>
+      <w:r>
+        <w:t>, предложенный для компьютерного зрения (</w:t>
+      </w:r>
+      <w:proofErr w:type="spellStart"/>
+      <w:r>
+        <w:t>Zhang</w:t>
+      </w:r>
+      <w:proofErr w:type="spellEnd"/>
+      <w:r>
+        <w:t xml:space="preserve"> H. </w:t>
+      </w:r>
+      <w:proofErr w:type="spellStart"/>
+      <w:r>
+        <w:t>et</w:t>
+      </w:r>
+      <w:proofErr w:type="spellEnd"/>
+      <w:r>
+        <w:t xml:space="preserve"> </w:t>
+      </w:r>
+      <w:proofErr w:type="spellStart"/>
+      <w:r>
+        <w:t>al</w:t>
+      </w:r>
+      <w:proofErr w:type="spellEnd"/>
+      <w:r>
+        <w:t>. «</w:t>
+      </w:r>
+      <w:proofErr w:type="spellStart"/>
+      <w:r>
+        <w:t>mixup</w:t>
+      </w:r>
+      <w:proofErr w:type="spellEnd"/>
+      <w:r>
+        <w:t xml:space="preserve">: </w:t>
+      </w:r>
+      <w:proofErr w:type="spellStart"/>
+      <w:r>
+        <w:t>Beyond</w:t>
+      </w:r>
+      <w:proofErr w:type="spellEnd"/>
+      <w:r>
+        <w:t xml:space="preserve"> </w:t>
+      </w:r>
+      <w:proofErr w:type="spellStart"/>
+      <w:r>
+        <w:t>Empirical</w:t>
+      </w:r>
+      <w:proofErr w:type="spellEnd"/>
+      <w:r>
+        <w:t xml:space="preserve"> Risk </w:t>
+      </w:r>
+      <w:proofErr w:type="spellStart"/>
+      <w:r>
+        <w:t>Minimization</w:t>
+      </w:r>
+      <w:proofErr w:type="spellEnd"/>
+      <w:r>
+        <w:t>») и адаптированный для текстовой классификации (</w:t>
+      </w:r>
+      <w:proofErr w:type="spellStart"/>
+      <w:r>
+        <w:t>Guo</w:t>
+      </w:r>
+      <w:proofErr w:type="spellEnd"/>
+      <w:r>
+        <w:t xml:space="preserve"> H., </w:t>
+      </w:r>
+      <w:proofErr w:type="spellStart"/>
+      <w:r>
+        <w:t>Mao</w:t>
+      </w:r>
+      <w:proofErr w:type="spellEnd"/>
+      <w:r>
+        <w:t xml:space="preserve"> Y., </w:t>
+      </w:r>
+      <w:proofErr w:type="spellStart"/>
+      <w:r>
+        <w:t>Zhang</w:t>
+      </w:r>
+      <w:proofErr w:type="spellEnd"/>
+      <w:r>
+        <w:t xml:space="preserve"> R. «</w:t>
+      </w:r>
+      <w:proofErr w:type="spellStart"/>
+      <w:r>
+        <w:t>Augmenting</w:t>
+      </w:r>
+      <w:proofErr w:type="spellEnd"/>
+      <w:r>
+        <w:t xml:space="preserve"> Data </w:t>
+      </w:r>
+      <w:proofErr w:type="spellStart"/>
+      <w:r>
+        <w:t>with</w:t>
+      </w:r>
+      <w:proofErr w:type="spellEnd"/>
+      <w:r>
+        <w:t xml:space="preserve"> </w:t>
+      </w:r>
+      <w:proofErr w:type="spellStart"/>
+      <w:r>
+        <w:t>Mixup</w:t>
+      </w:r>
+      <w:proofErr w:type="spellEnd"/>
+      <w:r>
+        <w:t xml:space="preserve"> </w:t>
+      </w:r>
+      <w:proofErr w:type="spellStart"/>
+      <w:r>
+        <w:t>for</w:t>
+      </w:r>
+      <w:proofErr w:type="spellEnd"/>
+      <w:r>
+        <w:t xml:space="preserve"> </w:t>
+      </w:r>
+      <w:proofErr w:type="spellStart"/>
+      <w:r>
+        <w:t>Sentence</w:t>
+      </w:r>
+      <w:proofErr w:type="spellEnd"/>
+      <w:r>
+        <w:t xml:space="preserve"> </w:t>
+      </w:r>
+      <w:proofErr w:type="spellStart"/>
+      <w:r>
+        <w:t>Classification</w:t>
+      </w:r>
+      <w:proofErr w:type="spellEnd"/>
+      <w:r>
+        <w:t xml:space="preserve">: </w:t>
+      </w:r>
+      <w:proofErr w:type="spellStart"/>
+      <w:r>
+        <w:t>An</w:t>
+      </w:r>
+      <w:proofErr w:type="spellEnd"/>
+      <w:r>
+        <w:t xml:space="preserve"> </w:t>
+      </w:r>
+      <w:proofErr w:type="spellStart"/>
+      <w:r>
+        <w:t>Empirical</w:t>
+      </w:r>
+      <w:proofErr w:type="spellEnd"/>
+      <w:r>
+        <w:t xml:space="preserve"> Study»), работает с </w:t>
+      </w:r>
+      <w:proofErr w:type="spellStart"/>
+      <w:r>
+        <w:t>эмбеддингами</w:t>
+      </w:r>
+      <w:proofErr w:type="spellEnd"/>
+      <w:r>
+        <w:t xml:space="preserve"> текста. Суть метода заключается в том, что берутся два примера из обучающей выборки, их </w:t>
+      </w:r>
+      <w:proofErr w:type="spellStart"/>
+      <w:r>
+        <w:t>эмбеддинги</w:t>
+      </w:r>
+      <w:proofErr w:type="spellEnd"/>
+      <w:r>
+        <w:t xml:space="preserve"> смешиваются в заданной пропорции, и получившийся вектор используется как новый виртуальный обучающий пример. Метка класса для него также смешивается в той же пропорции.</w:t>
+      </w:r>
+    </w:p>
+    <w:p>
+      <w:pPr>
+        <w:ind w:firstLine="708"/>
+      </w:pPr>
+      <w:r>
+        <w:t>Метод не требует генерации новых</w:t>
+      </w:r>
+      <w:r>
+        <w:t xml:space="preserve"> текстов</w:t>
+      </w:r>
+      <w:r>
+        <w:t xml:space="preserve">. Однако он применим исключительно </w:t>
+      </w:r>
+      <w:r>
+        <w:t>в архитектурах, где базовая модель сначала преобразует текст в векторное представление</w:t>
+      </w:r>
+      <w:r>
+        <w:t xml:space="preserve">. Виртуальные примеры существуют только в числовом пространстве и не имеют текстового представления, что </w:t>
+      </w:r>
+      <w:r>
+        <w:t xml:space="preserve">так же </w:t>
+      </w:r>
+      <w:r>
+        <w:t>исключает ручную валидацию. При</w:t>
+      </w:r>
+      <w:r>
+        <w:t xml:space="preserve"> небольшом количестве экземпляров</w:t>
+      </w:r>
+      <w:r>
+        <w:t xml:space="preserve"> на класс смешивание между ними не обеспечивает достаточного разнообразия.</w:t>
+      </w:r>
+    </w:p>
+    <w:p>
+      <w:pPr>
+        <w:ind w:firstLine="708"/>
+      </w:pPr>
+      <w:r>
+        <w:t>В рамках текущей задачи метод неприменим, поскольку выбранный подход предполагает дообучение LLM, а не обучение классификатора с отдельной головой.</w:t>
+      </w:r>
     </w:p>
     <w:p>
       <w:pPr>
@@ -3532,487 +3704,214 @@
         <w:rPr>
           <w:b/>
         </w:rPr>
+        <w:t>1.2.7 Итеративная аугментация LLM2LLM</w:t>
+      </w:r>
+    </w:p>
+    <w:p>
+      <w:pPr>
+        <w:ind w:firstLine="708"/>
+        <w:rPr>
+          <w:lang w:val="en-US"/>
+        </w:rPr>
+      </w:pPr>
+      <w:r>
+        <w:t>Метод</w:t>
+      </w:r>
+      <w:r>
+        <w:t xml:space="preserve"> </w:t>
+      </w:r>
+      <w:r>
+        <w:rPr>
+          <w:bCs/>
+        </w:rPr>
+        <w:t>LLM2LLM</w:t>
+      </w:r>
+      <w:r>
+        <w:rPr>
+          <w:bCs/>
+        </w:rPr>
+        <w:t xml:space="preserve"> </w:t>
+      </w:r>
+      <w:r>
+        <w:t>предложен</w:t>
+      </w:r>
+      <w:r>
+        <w:t>ный</w:t>
+      </w:r>
+      <w:r>
+        <w:t xml:space="preserve"> в </w:t>
+      </w:r>
+      <w:r>
+        <w:t>статье</w:t>
+      </w:r>
+      <w:r>
+        <w:t xml:space="preserve"> (Lee N. </w:t>
+      </w:r>
+      <w:proofErr w:type="spellStart"/>
+      <w:r>
+        <w:t>et</w:t>
+      </w:r>
+      <w:proofErr w:type="spellEnd"/>
+      <w:r>
+        <w:t xml:space="preserve"> </w:t>
+      </w:r>
+      <w:proofErr w:type="spellStart"/>
+      <w:r>
+        <w:t>al</w:t>
+      </w:r>
+      <w:proofErr w:type="spellEnd"/>
+      <w:r>
+        <w:t xml:space="preserve">. </w:t>
+      </w:r>
+      <w:r>
+        <w:rPr>
+          <w:lang w:val="en-US"/>
+        </w:rPr>
+        <w:t xml:space="preserve">«LLM2LLM: Boosting LLMs with Novel Iterative Data Enhancement», ACL 2024) </w:t>
+      </w:r>
+      <w:r>
+        <w:t>использует</w:t>
+      </w:r>
+      <w:r>
+        <w:rPr>
+          <w:lang w:val="en-US"/>
+        </w:rPr>
+        <w:t xml:space="preserve"> </w:t>
+      </w:r>
+      <w:r>
+        <w:t>две</w:t>
+      </w:r>
+      <w:r>
+        <w:rPr>
+          <w:lang w:val="en-US"/>
+        </w:rPr>
+        <w:t xml:space="preserve"> </w:t>
+      </w:r>
+      <w:r>
+        <w:t>модели</w:t>
+      </w:r>
+      <w:r>
+        <w:rPr>
+          <w:lang w:val="en-US"/>
+        </w:rPr>
+        <w:t xml:space="preserve">: </w:t>
+      </w:r>
+      <w:r>
+        <w:rPr>
+          <w:lang w:val="en-US"/>
+        </w:rPr>
+        <w:t>«</w:t>
+      </w:r>
+      <w:r>
+        <w:t>учитель</w:t>
+      </w:r>
+      <w:r>
+        <w:rPr>
+          <w:lang w:val="en-US"/>
+        </w:rPr>
+        <w:t>»</w:t>
+      </w:r>
+      <w:r>
+        <w:rPr>
+          <w:lang w:val="en-US"/>
+        </w:rPr>
+        <w:t xml:space="preserve"> </w:t>
+      </w:r>
+      <w:r>
+        <w:t>и</w:t>
+      </w:r>
+      <w:r>
+        <w:rPr>
+          <w:lang w:val="en-US"/>
+        </w:rPr>
+        <w:t xml:space="preserve"> </w:t>
+      </w:r>
+      <w:r>
+        <w:rPr>
+          <w:lang w:val="en-US"/>
+        </w:rPr>
+        <w:t>«</w:t>
+      </w:r>
+      <w:r>
+        <w:t>студент</w:t>
+      </w:r>
+      <w:r>
+        <w:rPr>
+          <w:lang w:val="en-US"/>
+        </w:rPr>
+        <w:t>»</w:t>
+      </w:r>
+      <w:r>
+        <w:rPr>
+          <w:lang w:val="en-US"/>
+        </w:rPr>
+        <w:t xml:space="preserve">. </w:t>
+      </w:r>
+    </w:p>
+    <w:p>
+      <w:pPr>
+        <w:ind w:firstLine="708"/>
+      </w:pPr>
+      <w:r>
+        <w:t>«Студент»</w:t>
+      </w:r>
+      <w:r>
+        <w:t xml:space="preserve"> </w:t>
+      </w:r>
+      <w:proofErr w:type="spellStart"/>
+      <w:r>
+        <w:t>дообучается</w:t>
+      </w:r>
+      <w:proofErr w:type="spellEnd"/>
+      <w:r>
+        <w:t xml:space="preserve"> на </w:t>
+      </w:r>
+      <w:r>
+        <w:t xml:space="preserve">предложенных данных, затем прогоняется по обучающей выборке с выявлением ошибок. Ошибки подаются на вход к модели «Учителю», которая генерирует новые экземпляры </w:t>
+      </w:r>
+      <w:r>
+        <w:t>похожие на ошибочные, что расширяет пространство проблемных экземпляров, давая модели «студенту» лучше понять его.</w:t>
+      </w:r>
+    </w:p>
+    <w:p>
+      <w:pPr>
+        <w:ind w:firstLine="708"/>
+      </w:pPr>
+      <w:r>
+        <w:t>Каждую итераци</w:t>
+      </w:r>
+      <w:r>
+        <w:t>ю</w:t>
+      </w:r>
+      <w:r>
+        <w:t xml:space="preserve"> модель обучается с нуля во избежание переобучения.</w:t>
+      </w:r>
+    </w:p>
+    <w:p>
+      <w:pPr>
+        <w:ind w:firstLine="708"/>
+      </w:pPr>
+      <w:r>
+        <w:t xml:space="preserve">Для задачи классификации данный метод может стать одним из основных методов аугментации, но существуют </w:t>
+      </w:r>
+      <w:r>
+        <w:t>некоторые</w:t>
+      </w:r>
+      <w:r>
+        <w:t xml:space="preserve"> и ограничения. Для модели «учителя» лучшие </w:t>
+      </w:r>
+      <w:r>
+        <w:t>метрики</w:t>
+      </w:r>
+      <w:r>
+        <w:t xml:space="preserve"> были у моделей, которые нельзя </w:t>
+      </w:r>
+      <w:r>
         <w:lastRenderedPageBreak/>
-        <w:t xml:space="preserve">1.2.6 </w:t>
-      </w:r>
-      <w:proofErr w:type="spellStart"/>
-      <w:r>
-        <w:rPr>
-          <w:b/>
-        </w:rPr>
-        <w:t>Mixup</w:t>
-      </w:r>
-      <w:proofErr w:type="spellEnd"/>
-      <w:r>
-        <w:rPr>
-          <w:b/>
-        </w:rPr>
-        <w:t xml:space="preserve"> — аугментация на уровне </w:t>
-      </w:r>
-      <w:proofErr w:type="spellStart"/>
-      <w:r>
-        <w:rPr>
-          <w:b/>
-        </w:rPr>
-        <w:t>эмбеддингов</w:t>
-      </w:r>
-      <w:proofErr w:type="spellEnd"/>
-    </w:p>
-    <w:p>
-      <w:pPr>
-        <w:ind w:firstLine="708"/>
-      </w:pPr>
-      <w:r>
-        <w:t xml:space="preserve">Метод </w:t>
-      </w:r>
-      <w:proofErr w:type="spellStart"/>
-      <w:r>
-        <w:t>Mixup</w:t>
-      </w:r>
-      <w:proofErr w:type="spellEnd"/>
-      <w:r>
-        <w:t>, предложенный для компьютерного зрения (</w:t>
-      </w:r>
-      <w:proofErr w:type="spellStart"/>
-      <w:r>
-        <w:t>Zhang</w:t>
-      </w:r>
-      <w:proofErr w:type="spellEnd"/>
-      <w:r>
-        <w:t xml:space="preserve"> H. </w:t>
-      </w:r>
-      <w:proofErr w:type="spellStart"/>
-      <w:r>
-        <w:t>et</w:t>
-      </w:r>
-      <w:proofErr w:type="spellEnd"/>
-      <w:r>
-        <w:t xml:space="preserve"> </w:t>
-      </w:r>
-      <w:proofErr w:type="spellStart"/>
-      <w:r>
-        <w:t>al</w:t>
-      </w:r>
-      <w:proofErr w:type="spellEnd"/>
-      <w:r>
-        <w:t>. «</w:t>
-      </w:r>
-      <w:proofErr w:type="spellStart"/>
-      <w:r>
-        <w:t>mixup</w:t>
-      </w:r>
-      <w:proofErr w:type="spellEnd"/>
-      <w:r>
-        <w:t xml:space="preserve">: </w:t>
-      </w:r>
-      <w:proofErr w:type="spellStart"/>
-      <w:r>
-        <w:t>Beyond</w:t>
-      </w:r>
-      <w:proofErr w:type="spellEnd"/>
-      <w:r>
-        <w:t xml:space="preserve"> </w:t>
-      </w:r>
-      <w:proofErr w:type="spellStart"/>
-      <w:r>
-        <w:t>Empirical</w:t>
-      </w:r>
-      <w:proofErr w:type="spellEnd"/>
-      <w:r>
-        <w:t xml:space="preserve"> Risk </w:t>
-      </w:r>
-      <w:proofErr w:type="spellStart"/>
-      <w:r>
-        <w:t>Minimization</w:t>
-      </w:r>
-      <w:proofErr w:type="spellEnd"/>
-      <w:r>
-        <w:t>») и адаптированный для текстовой классификации (</w:t>
-      </w:r>
-      <w:proofErr w:type="spellStart"/>
-      <w:r>
-        <w:t>Guo</w:t>
-      </w:r>
-      <w:proofErr w:type="spellEnd"/>
-      <w:r>
-        <w:t xml:space="preserve"> H., </w:t>
-      </w:r>
-      <w:proofErr w:type="spellStart"/>
-      <w:r>
-        <w:t>Mao</w:t>
-      </w:r>
-      <w:proofErr w:type="spellEnd"/>
-      <w:r>
-        <w:t xml:space="preserve"> Y., </w:t>
-      </w:r>
-      <w:proofErr w:type="spellStart"/>
-      <w:r>
-        <w:t>Zhang</w:t>
-      </w:r>
-      <w:proofErr w:type="spellEnd"/>
-      <w:r>
-        <w:t xml:space="preserve"> R. «</w:t>
-      </w:r>
-      <w:proofErr w:type="spellStart"/>
-      <w:r>
-        <w:t>Augmenting</w:t>
-      </w:r>
-      <w:proofErr w:type="spellEnd"/>
-      <w:r>
-        <w:t xml:space="preserve"> Data </w:t>
-      </w:r>
-      <w:proofErr w:type="spellStart"/>
-      <w:r>
-        <w:t>with</w:t>
-      </w:r>
-      <w:proofErr w:type="spellEnd"/>
-      <w:r>
-        <w:t xml:space="preserve"> </w:t>
-      </w:r>
-      <w:proofErr w:type="spellStart"/>
-      <w:r>
-        <w:t>Mixup</w:t>
-      </w:r>
-      <w:proofErr w:type="spellEnd"/>
-      <w:r>
-        <w:t xml:space="preserve"> </w:t>
-      </w:r>
-      <w:proofErr w:type="spellStart"/>
-      <w:r>
-        <w:t>for</w:t>
-      </w:r>
-      <w:proofErr w:type="spellEnd"/>
-      <w:r>
-        <w:t xml:space="preserve"> </w:t>
-      </w:r>
-      <w:proofErr w:type="spellStart"/>
-      <w:r>
-        <w:t>Sentence</w:t>
-      </w:r>
-      <w:proofErr w:type="spellEnd"/>
-      <w:r>
-        <w:t xml:space="preserve"> </w:t>
-      </w:r>
-      <w:proofErr w:type="spellStart"/>
-      <w:r>
-        <w:t>Classification</w:t>
-      </w:r>
-      <w:proofErr w:type="spellEnd"/>
-      <w:r>
-        <w:t xml:space="preserve">: </w:t>
-      </w:r>
-      <w:proofErr w:type="spellStart"/>
-      <w:r>
-        <w:t>An</w:t>
-      </w:r>
-      <w:proofErr w:type="spellEnd"/>
-      <w:r>
-        <w:t xml:space="preserve"> </w:t>
-      </w:r>
-      <w:proofErr w:type="spellStart"/>
-      <w:r>
-        <w:t>Empirical</w:t>
-      </w:r>
-      <w:proofErr w:type="spellEnd"/>
-      <w:r>
-        <w:t xml:space="preserve"> Study»), работает </w:t>
-      </w:r>
-      <w:r>
-        <w:t xml:space="preserve">с </w:t>
-      </w:r>
-      <w:proofErr w:type="spellStart"/>
-      <w:r>
-        <w:t>эмбеддинг</w:t>
-      </w:r>
-      <w:r>
-        <w:t>ами</w:t>
-      </w:r>
-      <w:proofErr w:type="spellEnd"/>
-      <w:r>
-        <w:t xml:space="preserve"> текста</w:t>
-      </w:r>
-      <w:r>
-        <w:t xml:space="preserve">. Суть метода заключается в том, что берутся два примера из обучающей выборки, их </w:t>
-      </w:r>
-      <w:proofErr w:type="spellStart"/>
-      <w:r>
-        <w:t>эмбеддинги</w:t>
-      </w:r>
-      <w:proofErr w:type="spellEnd"/>
-      <w:r>
-        <w:t xml:space="preserve"> смешиваются в </w:t>
-      </w:r>
-      <w:r>
-        <w:t xml:space="preserve">заданной </w:t>
-      </w:r>
-      <w:r>
-        <w:t>пропорции, и получившийся вектор используется как новый виртуальный обучающий пример. Метка класса для него также смешивается в той же пропорции.</w:t>
-      </w:r>
-    </w:p>
-    <w:p>
-      <w:pPr>
-        <w:ind w:firstLine="708"/>
-      </w:pPr>
-      <w:r>
-        <w:t>Метод не требует генерации новых</w:t>
-      </w:r>
-      <w:r>
-        <w:t xml:space="preserve"> текстов</w:t>
-      </w:r>
-      <w:r>
-        <w:t xml:space="preserve">. </w:t>
-      </w:r>
-      <w:r>
-        <w:t xml:space="preserve">Однако он применим исключительно </w:t>
-      </w:r>
-      <w:r>
-        <w:t>в архитектурах, где базовая модель сначала преобразует текст в векторное представление</w:t>
-      </w:r>
-      <w:r>
-        <w:t xml:space="preserve">. Виртуальные примеры существуют только в числовом пространстве и не имеют текстового представления, что </w:t>
-      </w:r>
-      <w:r>
-        <w:t xml:space="preserve">так же </w:t>
-      </w:r>
-      <w:r>
-        <w:t>исключает ручную валидацию. При</w:t>
-      </w:r>
-      <w:r>
-        <w:t xml:space="preserve"> небольшом количестве экземпляров</w:t>
-      </w:r>
-      <w:r>
-        <w:t xml:space="preserve"> на класс смешивание между ними не обеспечивает достаточного разнообразия.</w:t>
-      </w:r>
-    </w:p>
-    <w:p>
-      <w:pPr>
-        <w:ind w:firstLine="708"/>
-      </w:pPr>
-      <w:r>
-        <w:t>В рамках текущей задачи метод неприменим, поскольку выбранный подход предполагает дообучение LLM, а не обучение классификатора с отдельной головой.</w:t>
-      </w:r>
-    </w:p>
-    <w:p>
-      <w:pPr>
-        <w:rPr>
-          <w:b/>
-        </w:rPr>
-      </w:pPr>
-      <w:r>
-        <w:rPr>
-          <w:b/>
-        </w:rPr>
-        <w:t>1.2.7 Итеративная аугментация LLM2LLM</w:t>
-      </w:r>
-    </w:p>
-    <w:p>
-      <w:pPr>
-        <w:ind w:firstLine="708"/>
-        <w:rPr>
-          <w:lang w:val="en-US"/>
-        </w:rPr>
-      </w:pPr>
-      <w:r>
-        <w:t>Метод</w:t>
-      </w:r>
-      <w:r>
-        <w:t xml:space="preserve"> </w:t>
-      </w:r>
-      <w:r>
-        <w:rPr>
-          <w:bCs/>
-        </w:rPr>
-        <w:t>LLM2LLM</w:t>
-      </w:r>
-      <w:r>
-        <w:rPr>
-          <w:bCs/>
-        </w:rPr>
-        <w:t xml:space="preserve"> </w:t>
-      </w:r>
-      <w:r>
-        <w:t>предложен</w:t>
-      </w:r>
-      <w:r>
-        <w:t>ный</w:t>
-      </w:r>
-      <w:r>
-        <w:t xml:space="preserve"> в </w:t>
-      </w:r>
-      <w:r>
-        <w:t>статье</w:t>
-      </w:r>
-      <w:r>
-        <w:t xml:space="preserve"> (Lee N. </w:t>
-      </w:r>
-      <w:proofErr w:type="spellStart"/>
-      <w:r>
-        <w:t>et</w:t>
-      </w:r>
-      <w:proofErr w:type="spellEnd"/>
-      <w:r>
-        <w:t xml:space="preserve"> </w:t>
-      </w:r>
-      <w:proofErr w:type="spellStart"/>
-      <w:r>
-        <w:t>al</w:t>
-      </w:r>
-      <w:proofErr w:type="spellEnd"/>
-      <w:r>
-        <w:t xml:space="preserve">. </w:t>
-      </w:r>
-      <w:r>
-        <w:rPr>
-          <w:lang w:val="en-US"/>
-        </w:rPr>
-        <w:t xml:space="preserve">«LLM2LLM: Boosting LLMs with Novel Iterative Data Enhancement», ACL 2024) </w:t>
-      </w:r>
-      <w:r>
-        <w:t>использует</w:t>
-      </w:r>
-      <w:r>
-        <w:rPr>
-          <w:lang w:val="en-US"/>
-        </w:rPr>
-        <w:t xml:space="preserve"> </w:t>
-      </w:r>
-      <w:r>
-        <w:t>две</w:t>
-      </w:r>
-      <w:r>
-        <w:rPr>
-          <w:lang w:val="en-US"/>
-        </w:rPr>
-        <w:t xml:space="preserve"> </w:t>
-      </w:r>
-      <w:r>
-        <w:t>модели</w:t>
-      </w:r>
-      <w:r>
-        <w:rPr>
-          <w:lang w:val="en-US"/>
-        </w:rPr>
-        <w:t xml:space="preserve">: </w:t>
-      </w:r>
-      <w:r>
-        <w:rPr>
-          <w:lang w:val="en-US"/>
-        </w:rPr>
-        <w:t>«</w:t>
-      </w:r>
-      <w:r>
-        <w:t>учитель</w:t>
-      </w:r>
-      <w:r>
-        <w:rPr>
-          <w:lang w:val="en-US"/>
-        </w:rPr>
-        <w:t>»</w:t>
-      </w:r>
-      <w:r>
-        <w:rPr>
-          <w:lang w:val="en-US"/>
-        </w:rPr>
-        <w:t xml:space="preserve"> </w:t>
-      </w:r>
-      <w:r>
-        <w:t>и</w:t>
-      </w:r>
-      <w:r>
-        <w:rPr>
-          <w:lang w:val="en-US"/>
-        </w:rPr>
-        <w:t xml:space="preserve"> </w:t>
-      </w:r>
-      <w:r>
-        <w:rPr>
-          <w:lang w:val="en-US"/>
-        </w:rPr>
-        <w:t>«</w:t>
-      </w:r>
-      <w:r>
-        <w:t>студент</w:t>
-      </w:r>
-      <w:r>
-        <w:rPr>
-          <w:lang w:val="en-US"/>
-        </w:rPr>
-        <w:t>»</w:t>
-      </w:r>
-      <w:r>
-        <w:rPr>
-          <w:lang w:val="en-US"/>
-        </w:rPr>
-        <w:t xml:space="preserve">. </w:t>
-      </w:r>
-    </w:p>
-    <w:p>
-      <w:pPr>
-        <w:ind w:firstLine="708"/>
-      </w:pPr>
-      <w:r>
-        <w:t>«Студент»</w:t>
-      </w:r>
-      <w:r>
-        <w:t xml:space="preserve"> </w:t>
-      </w:r>
-      <w:proofErr w:type="spellStart"/>
-      <w:r>
-        <w:t>дообучается</w:t>
-      </w:r>
-      <w:proofErr w:type="spellEnd"/>
-      <w:r>
-        <w:t xml:space="preserve"> на </w:t>
-      </w:r>
-      <w:r>
-        <w:t xml:space="preserve">предложенных данных, затем прогоняется по обучающей выборке с выявлением ошибок. Ошибки подаются на вход к модели «Учителю», которая генерирует новые экземпляры </w:t>
-      </w:r>
-      <w:r>
-        <w:t>похожие на ошибочные, что расширяет пространство проблемных экземпляров, давая модели «студенту» лучше понять его.</w:t>
-      </w:r>
-    </w:p>
-    <w:p>
-      <w:pPr>
-        <w:ind w:firstLine="708"/>
-      </w:pPr>
-      <w:r>
-        <w:t>Каждую итераци</w:t>
-      </w:r>
-      <w:r>
-        <w:t>ю</w:t>
-      </w:r>
-      <w:r>
-        <w:t xml:space="preserve"> модель обучается с нуля во избежание переобучения.</w:t>
-      </w:r>
-    </w:p>
-    <w:p>
-      <w:pPr>
-        <w:ind w:firstLine="708"/>
-      </w:pPr>
-      <w:r>
-        <w:t xml:space="preserve">Для задачи классификации данный метод может стать одним из основных методов аугментации, но существуют </w:t>
-      </w:r>
-      <w:r>
-        <w:t>некоторые</w:t>
-      </w:r>
-      <w:r>
-        <w:t xml:space="preserve"> и ограничения. </w:t>
-      </w:r>
-      <w:r>
-        <w:lastRenderedPageBreak/>
-        <w:t xml:space="preserve">Для модели «учителя» лучшие </w:t>
-      </w:r>
-      <w:r>
-        <w:t>метрики</w:t>
-      </w:r>
-      <w:r>
-        <w:t xml:space="preserve"> были у моделей, которые нельзя применять локально (</w:t>
-      </w:r>
-      <w:r>
-        <w:t>GPT-3.5 и GPT-</w:t>
-      </w:r>
-      <w:r>
-        <w:t>4)</w:t>
+        <w:t>применять локально (</w:t>
+      </w:r>
+      <w:r>
+        <w:t>GPT-3.5 и GPT-4)</w:t>
       </w:r>
       <w:r>
         <w:t xml:space="preserve">. </w:t>
@@ -4071,18 +3970,12 @@
     <w:p>
       <w:pPr>
         <w:ind w:firstLine="708"/>
-        <w:rPr>
-          <w:lang w:val="en-US"/>
-        </w:rPr>
       </w:pPr>
       <w:r>
         <w:t xml:space="preserve">Метод </w:t>
       </w:r>
       <w:r>
-        <w:t>DAGAM</w:t>
-      </w:r>
-      <w:r>
-        <w:t xml:space="preserve"> </w:t>
+        <w:t xml:space="preserve">DAGAM </w:t>
       </w:r>
       <w:r>
         <w:t xml:space="preserve">предложен в работе (Jo B.-C. </w:t>
@@ -4341,16 +4234,48 @@
       </w:r>
       <w:proofErr w:type="spellEnd"/>
       <w:r>
-        <w:rPr>
-          <w:lang w:val="en-US"/>
-        </w:rPr>
-        <w:t xml:space="preserve"> </w:t>
-      </w:r>
-      <w:r>
-        <w:rPr>
-          <w:lang w:val="en-US"/>
-        </w:rPr>
-        <w:t>(Sahu G. et al. «</w:t>
+        <w:t xml:space="preserve"> </w:t>
+      </w:r>
+      <w:r>
+        <w:t>(</w:t>
+      </w:r>
+      <w:proofErr w:type="spellStart"/>
+      <w:r>
+        <w:rPr>
+          <w:lang w:val="en-US"/>
+        </w:rPr>
+        <w:t>Sahu</w:t>
+      </w:r>
+      <w:proofErr w:type="spellEnd"/>
+      <w:r>
+        <w:t xml:space="preserve"> </w:t>
+      </w:r>
+      <w:r>
+        <w:rPr>
+          <w:lang w:val="en-US"/>
+        </w:rPr>
+        <w:t>G</w:t>
+      </w:r>
+      <w:r>
+        <w:t xml:space="preserve">. </w:t>
+      </w:r>
+      <w:r>
+        <w:rPr>
+          <w:lang w:val="en-US"/>
+        </w:rPr>
+        <w:t>et</w:t>
+      </w:r>
+      <w:r>
+        <w:t xml:space="preserve"> </w:t>
+      </w:r>
+      <w:r>
+        <w:rPr>
+          <w:lang w:val="en-US"/>
+        </w:rPr>
+        <w:t>al</w:t>
+      </w:r>
+      <w:r>
+        <w:t>. «</w:t>
       </w:r>
       <w:proofErr w:type="spellStart"/>
       <w:r>
@@ -4361,123 +4286,180 @@
       </w:r>
       <w:proofErr w:type="spellEnd"/>
       <w:r>
-        <w:rPr>
-          <w:lang w:val="en-US"/>
-        </w:rPr>
-        <w:t xml:space="preserve">: A Class Boundary Augmentation Method for Large Language Model Distillation», EMNLP 2023) </w:t>
+        <w:t xml:space="preserve">: </w:t>
+      </w:r>
+      <w:r>
+        <w:rPr>
+          <w:lang w:val="en-US"/>
+        </w:rPr>
+        <w:t>A</w:t>
+      </w:r>
+      <w:r>
+        <w:t xml:space="preserve"> </w:t>
+      </w:r>
+      <w:r>
+        <w:rPr>
+          <w:lang w:val="en-US"/>
+        </w:rPr>
+        <w:t>Class</w:t>
+      </w:r>
+      <w:r>
+        <w:t xml:space="preserve"> </w:t>
+      </w:r>
+      <w:r>
+        <w:rPr>
+          <w:lang w:val="en-US"/>
+        </w:rPr>
+        <w:t>Boundary</w:t>
+      </w:r>
+      <w:r>
+        <w:t xml:space="preserve"> </w:t>
+      </w:r>
+      <w:r>
+        <w:rPr>
+          <w:lang w:val="en-US"/>
+        </w:rPr>
+        <w:t>Augmentation</w:t>
+      </w:r>
+      <w:r>
+        <w:t xml:space="preserve"> </w:t>
+      </w:r>
+      <w:r>
+        <w:rPr>
+          <w:lang w:val="en-US"/>
+        </w:rPr>
+        <w:t>Method</w:t>
+      </w:r>
+      <w:r>
+        <w:t xml:space="preserve"> </w:t>
+      </w:r>
+      <w:r>
+        <w:rPr>
+          <w:lang w:val="en-US"/>
+        </w:rPr>
+        <w:t>for</w:t>
+      </w:r>
+      <w:r>
+        <w:t xml:space="preserve"> </w:t>
+      </w:r>
+      <w:r>
+        <w:rPr>
+          <w:lang w:val="en-US"/>
+        </w:rPr>
+        <w:t>Large</w:t>
+      </w:r>
+      <w:r>
+        <w:t xml:space="preserve"> </w:t>
+      </w:r>
+      <w:r>
+        <w:rPr>
+          <w:lang w:val="en-US"/>
+        </w:rPr>
+        <w:t>Language</w:t>
+      </w:r>
+      <w:r>
+        <w:t xml:space="preserve"> </w:t>
+      </w:r>
+      <w:r>
+        <w:rPr>
+          <w:lang w:val="en-US"/>
+        </w:rPr>
+        <w:t>Model</w:t>
+      </w:r>
+      <w:r>
+        <w:t xml:space="preserve"> </w:t>
+      </w:r>
+      <w:r>
+        <w:rPr>
+          <w:lang w:val="en-US"/>
+        </w:rPr>
+        <w:t>Distillation</w:t>
+      </w:r>
+      <w:r>
+        <w:t xml:space="preserve">», </w:t>
+      </w:r>
+      <w:r>
+        <w:rPr>
+          <w:lang w:val="en-US"/>
+        </w:rPr>
+        <w:t>EMNLP</w:t>
+      </w:r>
+      <w:r>
+        <w:t xml:space="preserve"> 2023) </w:t>
       </w:r>
       <w:r>
         <w:t>метод</w:t>
       </w:r>
       <w:r>
-        <w:rPr>
-          <w:lang w:val="en-US"/>
-        </w:rPr>
         <w:t xml:space="preserve"> </w:t>
       </w:r>
       <w:r>
         <w:t>аугментации</w:t>
       </w:r>
       <w:r>
-        <w:rPr>
-          <w:lang w:val="en-US"/>
-        </w:rPr>
         <w:t xml:space="preserve"> </w:t>
       </w:r>
       <w:r>
         <w:t>данных</w:t>
       </w:r>
       <w:r>
-        <w:rPr>
-          <w:lang w:val="en-US"/>
-        </w:rPr>
         <w:t xml:space="preserve"> </w:t>
       </w:r>
       <w:r>
         <w:t>для</w:t>
       </w:r>
       <w:r>
-        <w:rPr>
-          <w:lang w:val="en-US"/>
-        </w:rPr>
         <w:t xml:space="preserve"> </w:t>
       </w:r>
       <w:r>
         <w:t>задач</w:t>
       </w:r>
       <w:r>
-        <w:rPr>
-          <w:lang w:val="en-US"/>
-        </w:rPr>
         <w:t xml:space="preserve"> </w:t>
       </w:r>
       <w:r>
         <w:t>классификации</w:t>
       </w:r>
       <w:r>
-        <w:rPr>
-          <w:lang w:val="en-US"/>
-        </w:rPr>
         <w:t xml:space="preserve"> </w:t>
       </w:r>
       <w:r>
         <w:t>в</w:t>
       </w:r>
       <w:r>
-        <w:rPr>
-          <w:lang w:val="en-US"/>
-        </w:rPr>
         <w:t xml:space="preserve"> </w:t>
       </w:r>
       <w:r>
         <w:t>условиях</w:t>
       </w:r>
       <w:r>
-        <w:rPr>
-          <w:lang w:val="en-US"/>
-        </w:rPr>
         <w:t xml:space="preserve"> </w:t>
       </w:r>
       <w:r>
         <w:t>малого</w:t>
       </w:r>
       <w:r>
-        <w:rPr>
-          <w:lang w:val="en-US"/>
-        </w:rPr>
         <w:t xml:space="preserve"> </w:t>
       </w:r>
       <w:r>
         <w:t>количества</w:t>
       </w:r>
       <w:r>
-        <w:rPr>
-          <w:lang w:val="en-US"/>
-        </w:rPr>
         <w:t xml:space="preserve"> </w:t>
       </w:r>
       <w:r>
         <w:t>обучающих</w:t>
       </w:r>
       <w:r>
-        <w:rPr>
-          <w:lang w:val="en-US"/>
-        </w:rPr>
         <w:t xml:space="preserve"> </w:t>
       </w:r>
       <w:r>
         <w:t>примеров</w:t>
       </w:r>
       <w:r>
-        <w:rPr>
-          <w:lang w:val="en-US"/>
-        </w:rPr>
         <w:t>.</w:t>
       </w:r>
       <w:r>
-        <w:rPr>
-          <w:lang w:val="en-US"/>
-        </w:rPr>
         <w:t xml:space="preserve"> </w:t>
       </w:r>
       <w:r>
@@ -4644,7 +4626,7 @@
 </file>
 
 <file path=word/numbering.xml><?xml version="1.0" encoding="utf-8"?>
-<w:numbering xmlns:wpc="http://schemas.microsoft.com/office/word/2010/wordprocessingCanvas" xmlns:cx="http://schemas.microsoft.com/office/drawing/2014/chartex" xmlns:cx1="http://schemas.microsoft.com/office/drawing/2015/9/8/chartex" xmlns:cx2="http://schemas.microsoft.com/office/drawing/2015/10/21/chartex" xmlns:cx3="http://schemas.microsoft.com/office/drawing/2016/5/9/chartex" xmlns:cx4="http://schemas.microsoft.com/office/drawing/2016/5/10/chartex" xmlns:cx5="http://schemas.microsoft.com/office/drawing/2016/5/11/chartex" xmlns:cx6="http://schemas.microsoft.com/office/drawing/2016/5/12/chartex" xmlns:cx7="http://schemas.microsoft.com/office/drawing/2016/5/13/chartex" xmlns:cx8="http://schemas.microsoft.com/office/drawing/2016/5/14/chartex" xmlns:mc="http://schemas.openxmlformats.org/markup-compatibility/2006" xmlns:aink="http://schemas.microsoft.com/office/drawing/2016/ink" xmlns:am3d="http://schemas.microsoft.com/office/drawing/2017/model3d" xmlns:o="urn:schemas-microsoft-com:office:office" xmlns:oel="http://schemas.microsoft.com/office/2019/extlst" xmlns:r="http://schemas.openxmlformats.org/officeDocument/2006/relationships" xmlns:m="http://schemas.openxmlformats.org/officeDocument/2006/math" xmlns:v="urn:schemas-microsoft-com:vml" xmlns:wp14="http://schemas.microsoft.com/office/word/2010/wordprocessingDrawing" xmlns:wp="http://schemas.openxmlformats.org/drawingml/2006/wordprocessingDrawing" xmlns:w10="urn:schemas-microsoft-com:office:word" xmlns:w="http://schemas.openxmlformats.org/wordprocessingml/2006/main" xmlns:w14="http://schemas.microsoft.com/office/word/2010/wordml" xmlns:w15="http://schemas.microsoft.com/office/word/2012/wordml" xmlns:w16cex="http://schemas.microsoft.com/office/word/2018/wordml/cex" xmlns:w16cid="http://schemas.microsoft.com/office/word/2016/wordml/cid" xmlns:w16="http://schemas.microsoft.com/office/word/2018/wordml" xmlns:w16du="http://schemas.microsoft.com/office/word/2023/wordml/word16du" xmlns:w16sdtdh="http://schemas.microsoft.com/office/word/2020/wordml/sdtdatahash" xmlns:w16sdtfl="http://schemas.microsoft.com/office/word/2024/wordml/sdtformatlock" xmlns:w16se="http://schemas.microsoft.com/office/word/2015/wordml/symex" xmlns:wpg="http://schemas.microsoft.com/office/word/2010/wordprocessingGroup" xmlns:wpi="http://schemas.microsoft.com/office/word/2010/wordprocessingInk" xmlns:wne="http://schemas.microsoft.com/office/word/2006/wordml" xmlns:wps="http://schemas.microsoft.com/office/word/2010/wordprocessingShape" mc:Ignorable="w14 w15 w16se w16cid w16 w16cex w16sdtdh w16sdtfl w16du wp14">
+<w:numbering xmlns:wpc="http://schemas.microsoft.com/office/word/2010/wordprocessingCanvas" xmlns:cx="http://schemas.microsoft.com/office/drawing/2014/chartex" xmlns:cx1="http://schemas.microsoft.com/office/drawing/2015/9/8/chartex" xmlns:cx2="http://schemas.microsoft.com/office/drawing/2015/10/21/chartex" xmlns:cx3="http://schemas.microsoft.com/office/drawing/2016/5/9/chartex" xmlns:cx4="http://schemas.microsoft.com/office/drawing/2016/5/10/chartex" xmlns:cx5="http://schemas.microsoft.com/office/drawing/2016/5/11/chartex" xmlns:cx6="http://schemas.microsoft.com/office/drawing/2016/5/12/chartex" xmlns:cx7="http://schemas.microsoft.com/office/drawing/2016/5/13/chartex" xmlns:cx8="http://schemas.microsoft.com/office/drawing/2016/5/14/chartex" xmlns:mc="http://schemas.openxmlformats.org/markup-compatibility/2006" xmlns:aink="http://schemas.microsoft.com/office/drawing/2016/ink" xmlns:am3d="http://schemas.microsoft.com/office/drawing/2017/model3d" xmlns:o="urn:schemas-microsoft-com:office:office" xmlns:r="http://schemas.openxmlformats.org/officeDocument/2006/relationships" xmlns:m="http://schemas.openxmlformats.org/officeDocument/2006/math" xmlns:v="urn:schemas-microsoft-com:vml" xmlns:wp14="http://schemas.microsoft.com/office/word/2010/wordprocessingDrawing" xmlns:wp="http://schemas.openxmlformats.org/drawingml/2006/wordprocessingDrawing" xmlns:w10="urn:schemas-microsoft-com:office:word" xmlns:w="http://schemas.openxmlformats.org/wordprocessingml/2006/main" xmlns:w14="http://schemas.microsoft.com/office/word/2010/wordml" xmlns:w15="http://schemas.microsoft.com/office/word/2012/wordml" xmlns:w16cex="http://schemas.microsoft.com/office/word/2018/wordml/cex" xmlns:w16cid="http://schemas.microsoft.com/office/word/2016/wordml/cid" xmlns:w16="http://schemas.microsoft.com/office/word/2018/wordml" xmlns:w16sdtdh="http://schemas.microsoft.com/office/word/2020/wordml/sdtdatahash" xmlns:w16se="http://schemas.microsoft.com/office/word/2015/wordml/symex" xmlns:wpg="http://schemas.microsoft.com/office/word/2010/wordprocessingGroup" xmlns:wpi="http://schemas.microsoft.com/office/word/2010/wordprocessingInk" xmlns:wne="http://schemas.microsoft.com/office/word/2006/wordml" xmlns:wps="http://schemas.microsoft.com/office/word/2010/wordprocessingShape" mc:Ignorable="w14 w15 w16se w16cid w16 w16cex w16sdtdh wp14">
   <w:abstractNum w:abstractNumId="0" w15:restartNumberingAfterBreak="0">
     <w:nsid w:val="1CC31D8A"/>
     <w:multiLevelType w:val="hybridMultilevel"/>
@@ -5114,26 +5096,26 @@
       </w:pPr>
     </w:lvl>
   </w:abstractNum>
-  <w:num w:numId="1" w16cid:durableId="1771047747">
+  <w:num w:numId="1">
     <w:abstractNumId w:val="0"/>
   </w:num>
-  <w:num w:numId="2" w16cid:durableId="22218982">
+  <w:num w:numId="2">
     <w:abstractNumId w:val="3"/>
   </w:num>
-  <w:num w:numId="3" w16cid:durableId="872155624">
+  <w:num w:numId="3">
     <w:abstractNumId w:val="1"/>
   </w:num>
-  <w:num w:numId="4" w16cid:durableId="936213699">
+  <w:num w:numId="4">
     <w:abstractNumId w:val="4"/>
   </w:num>
-  <w:num w:numId="5" w16cid:durableId="1819883625">
+  <w:num w:numId="5">
     <w:abstractNumId w:val="2"/>
   </w:num>
 </w:numbering>
 </file>
 
 <file path=word/styles.xml><?xml version="1.0" encoding="utf-8"?>
-<w:styles xmlns:mc="http://schemas.openxmlformats.org/markup-compatibility/2006" xmlns:r="http://schemas.openxmlformats.org/officeDocument/2006/relationships" xmlns:w="http://schemas.openxmlformats.org/wordprocessingml/2006/main" xmlns:w14="http://schemas.microsoft.com/office/word/2010/wordml" xmlns:w15="http://schemas.microsoft.com/office/word/2012/wordml" xmlns:w16cex="http://schemas.microsoft.com/office/word/2018/wordml/cex" xmlns:w16cid="http://schemas.microsoft.com/office/word/2016/wordml/cid" xmlns:w16="http://schemas.microsoft.com/office/word/2018/wordml" xmlns:w16du="http://schemas.microsoft.com/office/word/2023/wordml/word16du" xmlns:w16sdtdh="http://schemas.microsoft.com/office/word/2020/wordml/sdtdatahash" xmlns:w16sdtfl="http://schemas.microsoft.com/office/word/2024/wordml/sdtformatlock" xmlns:w16se="http://schemas.microsoft.com/office/word/2015/wordml/symex" mc:Ignorable="w14 w15 w16se w16cid w16 w16cex w16sdtdh w16sdtfl w16du">
+<w:styles xmlns:mc="http://schemas.openxmlformats.org/markup-compatibility/2006" xmlns:r="http://schemas.openxmlformats.org/officeDocument/2006/relationships" xmlns:w="http://schemas.openxmlformats.org/wordprocessingml/2006/main" xmlns:w14="http://schemas.microsoft.com/office/word/2010/wordml" xmlns:w15="http://schemas.microsoft.com/office/word/2012/wordml" xmlns:w16cex="http://schemas.microsoft.com/office/word/2018/wordml/cex" xmlns:w16cid="http://schemas.microsoft.com/office/word/2016/wordml/cid" xmlns:w16="http://schemas.microsoft.com/office/word/2018/wordml" xmlns:w16sdtdh="http://schemas.microsoft.com/office/word/2020/wordml/sdtdatahash" xmlns:w16se="http://schemas.microsoft.com/office/word/2015/wordml/symex" mc:Ignorable="w14 w15 w16se w16cid w16 w16cex w16sdtdh">
   <w:docDefaults>
     <w:rPrDefault>
       <w:rPr>
